--- a/output/発表原稿_10分版.docx
+++ b/output/発表原稿_10分版.docx
@@ -27,7 +27,7 @@
           <w:color w:val="1F4E79"/>
           <w:sz w:val="36"/>
         </w:rPr>
-        <w:t>指導講評 発表原稿（10分版）</w:t>
+        <w:t>指導講評 発表原稿（10分版・改訂）</w:t>
       </w:r>
     </w:p>
     <w:p>
@@ -55,7 +55,21 @@
           <w:color w:val="595959"/>
           <w:sz w:val="20"/>
         </w:rPr>
-        <w:t>合計目安：約10分（300字＝1分換算）</w:t>
+        <w:t>合計目安：10分00秒（先生方の講評に6分20秒／全体の63%）</w:t>
+      </w:r>
+    </w:p>
+    <w:p>
+      <w:pPr>
+        <w:jc w:val="center"/>
+      </w:pPr>
+      <w:r>
+        <w:rPr>
+          <w:rFonts w:ascii="メイリオ" w:hAnsi="メイリオ" w:eastAsia="メイリオ"/>
+          <w:b w:val="0"/>
+          <w:color w:val="595959"/>
+          <w:sz w:val="20"/>
+        </w:rPr>
+        <w:t>方針：複数学級合同の単元は、写真で違いを見せて口頭はまとめる</w:t>
       </w:r>
     </w:p>
     <w:p>
@@ -76,7 +90,7 @@
           <w:color w:val="1F4E79"/>
           <w:sz w:val="26"/>
         </w:rPr>
-        <w:t>■ スライド１　タイトル　〜30秒〜</w:t>
+        <w:t>■ スライド１　タイトル　〜25秒〜</w:t>
       </w:r>
     </w:p>
     <w:p>
@@ -93,572 +107,7 @@
           <w:b w:val="0"/>
           <w:sz w:val="22"/>
         </w:rPr>
-        <w:t>皆さま、本日はお時間をいただきありがとうございます。練馬区教育委員会 指導主事の紺多章一郎と申します。</w:t>
-      </w:r>
-      <w:r>
-        <w:rPr>
-          <w:rFonts w:ascii="メイリオ" w:hAnsi="メイリオ" w:eastAsia="メイリオ"/>
-          <w:b w:val="0"/>
-          <w:sz w:val="22"/>
-        </w:rPr>
-        <w:br/>
-      </w:r>
-      <w:r>
-        <w:rPr>
-          <w:rFonts w:ascii="メイリオ" w:hAnsi="メイリオ" w:eastAsia="メイリオ"/>
-          <w:b/>
-          <w:color w:val="C0504D"/>
-          <w:sz w:val="22"/>
-        </w:rPr>
-        <w:t>〔笑い①〕実は私、「指導主事」と名乗ると、皆さんがちょっと身構えてしまうのを感じることがあります。私自身、教員時代は「指導主事が来る」と聞くと、朝から胃が痛くなっていたタイプですので、よくわかります（笑）。</w:t>
-      </w:r>
-      <w:r>
-        <w:rPr>
-          <w:rFonts w:ascii="メイリオ" w:hAnsi="メイリオ" w:eastAsia="メイリオ"/>
-          <w:b w:val="0"/>
-          <w:sz w:val="22"/>
-        </w:rPr>
-        <w:br/>
-      </w:r>
-      <w:r>
-        <w:rPr>
-          <w:rFonts w:ascii="メイリオ" w:hAnsi="メイリオ" w:eastAsia="メイリオ"/>
-          <w:b w:val="0"/>
-          <w:sz w:val="22"/>
-        </w:rPr>
-        <w:t>ですので、今日は「指導」というより、向山小学校の素晴らしい授業を、皆さんと一緒に味わわせていただく時間にしたいと思っています。どうぞよろしくお願いいたします。</w:t>
-      </w:r>
-    </w:p>
-    <w:p>
-      <w:pPr>
-        <w:spacing w:before="200" w:after="80"/>
-      </w:pPr>
-      <w:r>
-        <w:rPr>
-          <w:rFonts w:ascii="メイリオ" w:hAnsi="メイリオ" w:eastAsia="メイリオ"/>
-          <w:b/>
-          <w:color w:val="1F4E79"/>
-          <w:sz w:val="26"/>
-        </w:rPr>
-        <w:t>■ スライド２・３　全国学調 児童質問用紙より　〜45秒〜</w:t>
-      </w:r>
-    </w:p>
-    <w:p>
-      <w:pPr>
-        <w:spacing w:before="40" w:after="120"/>
-        <w:ind w:left="283"/>
-        <w:pBdr>
-          <w:left w:val="single" w:sz="18" w:space="8" w:color="5B9BD5"/>
-        </w:pBdr>
-      </w:pPr>
-      <w:r>
-        <w:rPr>
-          <w:rFonts w:ascii="メイリオ" w:hAnsi="メイリオ" w:eastAsia="メイリオ"/>
-          <w:b w:val="0"/>
-          <w:sz w:val="22"/>
-        </w:rPr>
-        <w:t>まず、令和7年度の全国学力・学習状況調査の児童質問用紙から、向山小学校の子供たちの姿をお示しします。</w:t>
-      </w:r>
-      <w:r>
-        <w:rPr>
-          <w:rFonts w:ascii="メイリオ" w:hAnsi="メイリオ" w:eastAsia="メイリオ"/>
-          <w:b w:val="0"/>
-          <w:sz w:val="22"/>
-        </w:rPr>
-        <w:br/>
-      </w:r>
-      <w:r>
-        <w:rPr>
-          <w:rFonts w:ascii="メイリオ" w:hAnsi="メイリオ" w:eastAsia="メイリオ"/>
-          <w:b w:val="0"/>
-          <w:sz w:val="22"/>
-        </w:rPr>
-        <w:t>〔該当データを口頭で補足〕特に注目したいのは、「自分の考えを発表する」「学んだことを生活に生かす」という項目です。子供たちが学びの主体として育っている、その芽がここに見えます。</w:t>
-      </w:r>
-      <w:r>
-        <w:rPr>
-          <w:rFonts w:ascii="メイリオ" w:hAnsi="メイリオ" w:eastAsia="メイリオ"/>
-          <w:b w:val="0"/>
-          <w:sz w:val="22"/>
-        </w:rPr>
-        <w:br/>
-      </w:r>
-      <w:r>
-        <w:rPr>
-          <w:rFonts w:ascii="メイリオ" w:hAnsi="メイリオ" w:eastAsia="メイリオ"/>
-          <w:b w:val="0"/>
-          <w:sz w:val="22"/>
-        </w:rPr>
-        <w:t>本日、この芽をさらに伸ばすためのヒントを、3・4校時の授業からたくさんいただきました。</w:t>
-      </w:r>
-    </w:p>
-    <w:p>
-      <w:pPr>
-        <w:spacing w:before="200" w:after="80"/>
-      </w:pPr>
-      <w:r>
-        <w:rPr>
-          <w:rFonts w:ascii="メイリオ" w:hAnsi="メイリオ" w:eastAsia="メイリオ"/>
-          <w:b/>
-          <w:color w:val="1F4E79"/>
-          <w:sz w:val="26"/>
-        </w:rPr>
-        <w:t>■ スライド４　本日の視点　〜30秒〜</w:t>
-      </w:r>
-    </w:p>
-    <w:p>
-      <w:pPr>
-        <w:spacing w:before="40" w:after="120"/>
-        <w:ind w:left="283"/>
-        <w:pBdr>
-          <w:left w:val="single" w:sz="18" w:space="8" w:color="5B9BD5"/>
-        </w:pBdr>
-      </w:pPr>
-      <w:r>
-        <w:rPr>
-          <w:rFonts w:ascii="メイリオ" w:hAnsi="メイリオ" w:eastAsia="メイリオ"/>
-          <w:b w:val="0"/>
-          <w:sz w:val="22"/>
-        </w:rPr>
-        <w:t>本日の指導講評の視点は、ひとつだけです。</w:t>
-      </w:r>
-      <w:r>
-        <w:rPr>
-          <w:rFonts w:ascii="メイリオ" w:hAnsi="メイリオ" w:eastAsia="メイリオ"/>
-          <w:b w:val="0"/>
-          <w:sz w:val="22"/>
-        </w:rPr>
-        <w:br/>
-      </w:r>
-      <w:r>
-        <w:rPr>
-          <w:rFonts w:ascii="メイリオ" w:hAnsi="メイリオ" w:eastAsia="メイリオ"/>
-          <w:b w:val="0"/>
-          <w:sz w:val="22"/>
-        </w:rPr>
-        <w:t>「主体的・対話的で深い学び」のうち、特に「主体的な学び」に焦点を当てて、授業の事実から学びを語らせていただきます。</w:t>
-      </w:r>
-    </w:p>
-    <w:p>
-      <w:pPr>
-        <w:spacing w:before="200" w:after="80"/>
-      </w:pPr>
-      <w:r>
-        <w:rPr>
-          <w:rFonts w:ascii="メイリオ" w:hAnsi="メイリオ" w:eastAsia="メイリオ"/>
-          <w:b/>
-          <w:color w:val="1F4E79"/>
-          <w:sz w:val="26"/>
-        </w:rPr>
-        <w:t>■ スライド５　「主体的な学び」のイメージ　〜45秒〜</w:t>
-      </w:r>
-    </w:p>
-    <w:p>
-      <w:pPr>
-        <w:spacing w:before="40" w:after="120"/>
-        <w:ind w:left="283"/>
-        <w:pBdr>
-          <w:left w:val="single" w:sz="18" w:space="8" w:color="5B9BD5"/>
-        </w:pBdr>
-      </w:pPr>
-      <w:r>
-        <w:rPr>
-          <w:rFonts w:ascii="メイリオ" w:hAnsi="メイリオ" w:eastAsia="メイリオ"/>
-          <w:b w:val="0"/>
-          <w:sz w:val="22"/>
-        </w:rPr>
-        <w:t>文部科学省は「主体的な学び」を、このように定義しています。</w:t>
-      </w:r>
-      <w:r>
-        <w:rPr>
-          <w:rFonts w:ascii="メイリオ" w:hAnsi="メイリオ" w:eastAsia="メイリオ"/>
-          <w:b w:val="0"/>
-          <w:sz w:val="22"/>
-        </w:rPr>
-        <w:br/>
-      </w:r>
-      <w:r>
-        <w:rPr>
-          <w:rFonts w:ascii="メイリオ" w:hAnsi="メイリオ" w:eastAsia="メイリオ"/>
-          <w:b w:val="0"/>
-          <w:sz w:val="22"/>
-        </w:rPr>
-        <w:t>「学ぶことに興味や関心を持ち、自己のキャリア形成や日々の生活、社会の課題と関連付けながら、見通しを持って粘り強く取り組み、自己の学習活動を振り返って次につなげること」</w:t>
-      </w:r>
-      <w:r>
-        <w:rPr>
-          <w:rFonts w:ascii="メイリオ" w:hAnsi="メイリオ" w:eastAsia="メイリオ"/>
-          <w:b w:val="0"/>
-          <w:sz w:val="22"/>
-        </w:rPr>
-        <w:br/>
-      </w:r>
-      <w:r>
-        <w:rPr>
-          <w:rFonts w:ascii="メイリオ" w:hAnsi="メイリオ" w:eastAsia="メイリオ"/>
-          <w:b w:val="0"/>
-          <w:sz w:val="22"/>
-        </w:rPr>
-        <w:t>キーワードは、この5つです。興味・関心／見通し／粘り強さ／自分と結び付ける／振り返り。これらが積み重なって、「学んだ手応え」になっていく――そんなイメージです。</w:t>
-      </w:r>
-    </w:p>
-    <w:p>
-      <w:pPr>
-        <w:spacing w:before="200" w:after="80"/>
-      </w:pPr>
-      <w:r>
-        <w:rPr>
-          <w:rFonts w:ascii="メイリオ" w:hAnsi="メイリオ" w:eastAsia="メイリオ"/>
-          <w:b/>
-          <w:color w:val="1F4E79"/>
-          <w:sz w:val="26"/>
-        </w:rPr>
-        <w:t>■ スライド６　３つの視点　〜45秒〜</w:t>
-      </w:r>
-    </w:p>
-    <w:p>
-      <w:pPr>
-        <w:spacing w:before="40" w:after="120"/>
-        <w:ind w:left="283"/>
-        <w:pBdr>
-          <w:left w:val="single" w:sz="18" w:space="8" w:color="5B9BD5"/>
-        </w:pBdr>
-      </w:pPr>
-      <w:r>
-        <w:rPr>
-          <w:rFonts w:ascii="メイリオ" w:hAnsi="メイリオ" w:eastAsia="メイリオ"/>
-          <w:b w:val="0"/>
-          <w:sz w:val="22"/>
-        </w:rPr>
-        <w:t>本日は、この「主体的な学び」を具現化する視点として、3つに整理しました。</w:t>
-      </w:r>
-      <w:r>
-        <w:rPr>
-          <w:rFonts w:ascii="メイリオ" w:hAnsi="メイリオ" w:eastAsia="メイリオ"/>
-          <w:b w:val="0"/>
-          <w:sz w:val="22"/>
-        </w:rPr>
-        <w:br/>
-      </w:r>
-      <w:r>
-        <w:rPr>
-          <w:rFonts w:ascii="メイリオ" w:hAnsi="メイリオ" w:eastAsia="メイリオ"/>
-          <w:b w:val="0"/>
-          <w:sz w:val="22"/>
-        </w:rPr>
-        <w:t>① 自ら関心をもち、見通しをもつ工夫 ── 教材との出会い、課題の設定です。</w:t>
-      </w:r>
-      <w:r>
-        <w:rPr>
-          <w:rFonts w:ascii="メイリオ" w:hAnsi="メイリオ" w:eastAsia="メイリオ"/>
-          <w:b w:val="0"/>
-          <w:sz w:val="22"/>
-        </w:rPr>
-        <w:br/>
-      </w:r>
-      <w:r>
-        <w:rPr>
-          <w:rFonts w:ascii="メイリオ" w:hAnsi="メイリオ" w:eastAsia="メイリオ"/>
-          <w:b w:val="0"/>
-          <w:sz w:val="22"/>
-        </w:rPr>
-        <w:t>② 考えを深め、自己調整する工夫 ── 委ねる時間と、協働的な問い直しです。</w:t>
-      </w:r>
-      <w:r>
-        <w:rPr>
-          <w:rFonts w:ascii="メイリオ" w:hAnsi="メイリオ" w:eastAsia="メイリオ"/>
-          <w:b w:val="0"/>
-          <w:sz w:val="22"/>
-        </w:rPr>
-        <w:br/>
-      </w:r>
-      <w:r>
-        <w:rPr>
-          <w:rFonts w:ascii="メイリオ" w:hAnsi="メイリオ" w:eastAsia="メイリオ"/>
-          <w:b w:val="0"/>
-          <w:sz w:val="22"/>
-        </w:rPr>
-        <w:t>③ 学びを振り返り、次への行動へつなげる工夫 ── 変容の自覚と実践化です。</w:t>
-      </w:r>
-      <w:r>
-        <w:rPr>
-          <w:rFonts w:ascii="メイリオ" w:hAnsi="メイリオ" w:eastAsia="メイリオ"/>
-          <w:b w:val="0"/>
-          <w:sz w:val="22"/>
-        </w:rPr>
-        <w:br/>
-      </w:r>
-      <w:r>
-        <w:rPr>
-          <w:rFonts w:ascii="メイリオ" w:hAnsi="メイリオ" w:eastAsia="メイリオ"/>
-          <w:b w:val="0"/>
-          <w:sz w:val="22"/>
-        </w:rPr>
-        <w:t>16名の先生方の授業を、この3つの視点で整理してお話しいたします。</w:t>
-      </w:r>
-    </w:p>
-    <w:p>
-      <w:pPr>
-        <w:spacing w:before="200" w:after="80"/>
-      </w:pPr>
-      <w:r>
-        <w:rPr>
-          <w:rFonts w:ascii="メイリオ" w:hAnsi="メイリオ" w:eastAsia="メイリオ"/>
-          <w:b/>
-          <w:color w:val="1F4E79"/>
-          <w:sz w:val="26"/>
-        </w:rPr>
-        <w:t>■ スライド７　① 関心　〜1分30秒〜</w:t>
-      </w:r>
-    </w:p>
-    <w:p>
-      <w:pPr>
-        <w:spacing w:before="40" w:after="120"/>
-        <w:ind w:left="283"/>
-        <w:pBdr>
-          <w:left w:val="single" w:sz="18" w:space="8" w:color="5B9BD5"/>
-        </w:pBdr>
-      </w:pPr>
-      <w:r>
-        <w:rPr>
-          <w:rFonts w:ascii="メイリオ" w:hAnsi="メイリオ" w:eastAsia="メイリオ"/>
-          <w:b w:val="0"/>
-          <w:sz w:val="22"/>
-        </w:rPr>
-        <w:t>まず視点①、【関心と見通し】です。</w:t>
-      </w:r>
-    </w:p>
-    <w:p>
-      <w:pPr>
-        <w:spacing w:before="120" w:after="40"/>
-      </w:pPr>
-      <w:r>
-        <w:rPr>
-          <w:rFonts w:ascii="メイリオ" w:hAnsi="メイリオ" w:eastAsia="メイリオ"/>
-          <w:b/>
-          <w:color w:val="5B9BD5"/>
-          <w:sz w:val="23"/>
-        </w:rPr>
-        <w:t>▼ 1年全クラス 体育（髙井・菅野・鈴木先生）「ボールをなげるのだ！あてるのだ！たおすのだ！」</w:t>
-      </w:r>
-    </w:p>
-    <w:p>
-      <w:pPr>
-        <w:spacing w:before="40" w:after="120"/>
-        <w:ind w:left="283"/>
-        <w:pBdr>
-          <w:left w:val="single" w:sz="18" w:space="8" w:color="5B9BD5"/>
-        </w:pBdr>
-      </w:pPr>
-      <w:r>
-        <w:rPr>
-          <w:rFonts w:ascii="メイリオ" w:hAnsi="メイリオ" w:eastAsia="メイリオ"/>
-          <w:b w:val="0"/>
-          <w:sz w:val="22"/>
-        </w:rPr>
-        <w:t>単元名がもう、つかみとして100点ですね。「のだ！のだ！のだ！」――1年生が思わずやってみたくなる、教材との出会いを大切にされていました。</w:t>
-      </w:r>
-    </w:p>
-    <w:p>
-      <w:pPr>
-        <w:spacing w:before="120" w:after="40"/>
-      </w:pPr>
-      <w:r>
-        <w:rPr>
-          <w:rFonts w:ascii="メイリオ" w:hAnsi="メイリオ" w:eastAsia="メイリオ"/>
-          <w:b/>
-          <w:color w:val="5B9BD5"/>
-          <w:sz w:val="23"/>
-        </w:rPr>
-        <w:t>▼ 5年1組 図工（鈴木 寛明先生）「オナマエアート」</w:t>
-      </w:r>
-    </w:p>
-    <w:p>
-      <w:pPr>
-        <w:spacing w:before="40" w:after="120"/>
-        <w:ind w:left="283"/>
-        <w:pBdr>
-          <w:left w:val="single" w:sz="18" w:space="8" w:color="5B9BD5"/>
-        </w:pBdr>
-      </w:pPr>
-      <w:r>
-        <w:rPr>
-          <w:rFonts w:ascii="メイリオ" w:hAnsi="メイリオ" w:eastAsia="メイリオ"/>
-          <w:b w:val="0"/>
-          <w:sz w:val="22"/>
-        </w:rPr>
-        <w:t>自分の名前を素材にする。「自分ごと」になる究極の入口です。これ以上に当事者性のあるテーマはなかなかありません。</w:t>
-      </w:r>
-    </w:p>
-    <w:p>
-      <w:pPr>
-        <w:spacing w:before="120" w:after="40"/>
-      </w:pPr>
-      <w:r>
-        <w:rPr>
-          <w:rFonts w:ascii="メイリオ" w:hAnsi="メイリオ" w:eastAsia="メイリオ"/>
-          <w:b/>
-          <w:color w:val="5B9BD5"/>
-          <w:sz w:val="23"/>
-        </w:rPr>
-        <w:t>▼ 5年1組 外国語（三宅 真行先生）Unit2「When is your birthday?」</w:t>
-      </w:r>
-    </w:p>
-    <w:p>
-      <w:pPr>
-        <w:spacing w:before="40" w:after="120"/>
-        <w:ind w:left="283"/>
-        <w:pBdr>
-          <w:left w:val="single" w:sz="18" w:space="8" w:color="5B9BD5"/>
-        </w:pBdr>
-      </w:pPr>
-      <w:r>
-        <w:rPr>
-          <w:rFonts w:ascii="メイリオ" w:hAnsi="メイリオ" w:eastAsia="メイリオ"/>
-          <w:b w:val="0"/>
-          <w:sz w:val="22"/>
-        </w:rPr>
-        <w:t>誕生月という、子供にとって最高に身近な情報を扱う。「英語を話したい」気持ちを、課題設定そのものが引き出していました。</w:t>
-      </w:r>
-    </w:p>
-    <w:p>
-      <w:pPr>
-        <w:spacing w:before="200" w:after="80"/>
-      </w:pPr>
-      <w:r>
-        <w:rPr>
-          <w:rFonts w:ascii="メイリオ" w:hAnsi="メイリオ" w:eastAsia="メイリオ"/>
-          <w:b/>
-          <w:color w:val="1F4E79"/>
-          <w:sz w:val="26"/>
-        </w:rPr>
-        <w:t>■ スライド８　② 考え　〜1分〜</w:t>
-      </w:r>
-    </w:p>
-    <w:p>
-      <w:pPr>
-        <w:spacing w:before="40" w:after="120"/>
-        <w:ind w:left="283"/>
-        <w:pBdr>
-          <w:left w:val="single" w:sz="18" w:space="8" w:color="5B9BD5"/>
-        </w:pBdr>
-      </w:pPr>
-      <w:r>
-        <w:rPr>
-          <w:rFonts w:ascii="メイリオ" w:hAnsi="メイリオ" w:eastAsia="メイリオ"/>
-          <w:b w:val="0"/>
-          <w:sz w:val="22"/>
-        </w:rPr>
-        <w:t>続いて視点②、【考えを深め、自己調整する工夫】。</w:t>
-      </w:r>
-      <w:r>
-        <w:rPr>
-          <w:rFonts w:ascii="メイリオ" w:hAnsi="メイリオ" w:eastAsia="メイリオ"/>
-          <w:b w:val="0"/>
-          <w:sz w:val="22"/>
-        </w:rPr>
-        <w:br/>
-      </w:r>
-      <w:r>
-        <w:rPr>
-          <w:rFonts w:ascii="メイリオ" w:hAnsi="メイリオ" w:eastAsia="メイリオ"/>
-          <w:b w:val="0"/>
-          <w:sz w:val="22"/>
-        </w:rPr>
-        <w:t>・2年1組 算数（岩佐 沙恵子先生）「長さのたんい」 ── 体感から普遍単位へ橋を渡す。</w:t>
-      </w:r>
-      <w:r>
-        <w:rPr>
-          <w:rFonts w:ascii="メイリオ" w:hAnsi="メイリオ" w:eastAsia="メイリオ"/>
-          <w:b w:val="0"/>
-          <w:sz w:val="22"/>
-        </w:rPr>
-        <w:br/>
-      </w:r>
-      <w:r>
-        <w:rPr>
-          <w:rFonts w:ascii="メイリオ" w:hAnsi="メイリオ" w:eastAsia="メイリオ"/>
-          <w:b w:val="0"/>
-          <w:sz w:val="22"/>
-        </w:rPr>
-        <w:t>・5年3組 社会（小松 沙織先生）「日本の国土とわたしたちのくらし」 ── 地図と自分の生活をつなぐ問い直し。</w:t>
-      </w:r>
-      <w:r>
-        <w:rPr>
-          <w:rFonts w:ascii="メイリオ" w:hAnsi="メイリオ" w:eastAsia="メイリオ"/>
-          <w:b w:val="0"/>
-          <w:sz w:val="22"/>
-        </w:rPr>
-        <w:br/>
-      </w:r>
-      <w:r>
-        <w:rPr>
-          <w:rFonts w:ascii="メイリオ" w:hAnsi="メイリオ" w:eastAsia="メイリオ"/>
-          <w:b w:val="0"/>
-          <w:sz w:val="22"/>
-        </w:rPr>
-        <w:t>・4年2組 国語（工藤 由利先生）「筆者の考えをとらえて自分の考えを発表しよう」 ── 読みから自分の言葉への変換。</w:t>
-      </w:r>
-      <w:r>
-        <w:rPr>
-          <w:rFonts w:ascii="メイリオ" w:hAnsi="メイリオ" w:eastAsia="メイリオ"/>
-          <w:b w:val="0"/>
-          <w:sz w:val="22"/>
-        </w:rPr>
-        <w:br/>
-      </w:r>
-      <w:r>
-        <w:rPr>
-          <w:rFonts w:ascii="メイリオ" w:hAnsi="メイリオ" w:eastAsia="メイリオ"/>
-          <w:b w:val="0"/>
-          <w:sz w:val="22"/>
-        </w:rPr>
-        <w:t>・6年3組 道徳（松田 容子先生）「子ども会のキャンプ」 ── 6年生に響く葛藤教材で、本気の対話を引き出していました。</w:t>
-      </w:r>
-    </w:p>
-    <w:p>
-      <w:pPr>
-        <w:spacing w:before="200" w:after="80"/>
-      </w:pPr>
-      <w:r>
-        <w:rPr>
-          <w:rFonts w:ascii="メイリオ" w:hAnsi="メイリオ" w:eastAsia="メイリオ"/>
-          <w:b/>
-          <w:color w:val="1F4E79"/>
-          <w:sz w:val="26"/>
-        </w:rPr>
-        <w:t>■ スライド９　② 考え（続き）　〜1分〜</w:t>
-      </w:r>
-    </w:p>
-    <w:p>
-      <w:pPr>
-        <w:spacing w:before="40" w:after="120"/>
-        <w:ind w:left="283"/>
-        <w:pBdr>
-          <w:left w:val="single" w:sz="18" w:space="8" w:color="5B9BD5"/>
-        </w:pBdr>
-      </w:pPr>
-      <w:r>
-        <w:rPr>
-          <w:rFonts w:ascii="メイリオ" w:hAnsi="メイリオ" w:eastAsia="メイリオ"/>
-          <w:b w:val="0"/>
-          <w:sz w:val="22"/>
-        </w:rPr>
-        <w:t>同じく視点②から、もうひとつご紹介します。</w:t>
-      </w:r>
-    </w:p>
-    <w:p>
-      <w:pPr>
-        <w:spacing w:before="120" w:after="40"/>
-      </w:pPr>
-      <w:r>
-        <w:rPr>
-          <w:rFonts w:ascii="メイリオ" w:hAnsi="メイリオ" w:eastAsia="メイリオ"/>
-          <w:b/>
-          <w:color w:val="5B9BD5"/>
-          <w:sz w:val="23"/>
-        </w:rPr>
-        <w:t>▼ 3年生 算数「たし算とひき算の筆算」 ── 4学級展開（間・岡﨑・伊藤・鈴木先生）</w:t>
+        <w:t>皆さま、本日はお時間をいただきありがとうございます。練馬区教育委員会 指導主事の紺多章一郎です。</w:t>
       </w:r>
     </w:p>
     <w:p>
@@ -676,7 +125,7 @@
           <w:color w:val="C0504D"/>
           <w:sz w:val="22"/>
         </w:rPr>
-        <w:t>〔笑い②〕同じ単元を3年生4学級で同時展開。これ、ある意味、研究授業より緊張する場面ですよね。隣のクラスから「あ、向こうもう答え出てる」と聞こえてきたら…（笑）。</w:t>
+        <w:t>〔笑い①〕実は私、「指導主事」と名乗ると、皆さんが少し身構えるのを感じます。私自身、教員時代は「指導主事が来る」と聞くと、朝から胃が痛くなるタイプでした（笑）。</w:t>
       </w:r>
       <w:r>
         <w:rPr>
@@ -684,29 +133,21 @@
           <w:b w:val="0"/>
           <w:sz w:val="22"/>
         </w:rPr>
-        <w:br/>
-      </w:r>
-      <w:r>
-        <w:rPr>
-          <w:rFonts w:ascii="メイリオ" w:hAnsi="メイリオ" w:eastAsia="メイリオ"/>
-          <w:b w:val="0"/>
-          <w:sz w:val="22"/>
-        </w:rPr>
-        <w:t>しかし、見せていただくと、それぞれの先生の個性とアプローチが全く違っていて、「同じ単元だからこそ見える指導の幅」を感じました。</w:t>
+        <w:t>今日は「指導」というより、向山小学校の素晴らしい授業を、皆さんと一緒に味わう時間にしたいと思います。</w:t>
       </w:r>
     </w:p>
     <w:p>
       <w:pPr>
-        <w:spacing w:before="120" w:after="40"/>
+        <w:spacing w:before="200" w:after="80"/>
       </w:pPr>
       <w:r>
         <w:rPr>
           <w:rFonts w:ascii="メイリオ" w:hAnsi="メイリオ" w:eastAsia="メイリオ"/>
           <w:b/>
-          <w:color w:val="5B9BD5"/>
-          <w:sz w:val="23"/>
+          <w:color w:val="1F4E79"/>
+          <w:sz w:val="26"/>
         </w:rPr>
-        <w:t>▼ 6年生 音楽（見城 麻美先生）「パートの役割を活かして合奏しよう」</w:t>
+        <w:t>■ スライド２・３　全国学調 児童質問用紙より　〜30秒〜</w:t>
       </w:r>
     </w:p>
     <w:p>
@@ -723,7 +164,24 @@
           <w:b w:val="0"/>
           <w:sz w:val="22"/>
         </w:rPr>
-        <w:t>「役割を活かす」というキーワードが、まさに協働的な学びそのものです。</w:t>
+        <w:t>令和7年度の全国学力・学習状況調査、児童質問用紙の結果からは、向山小の子供たちが「自分の考えを発表する」「学んだことを生活に生かす」という項目で力をつけてきている様子が見えます。本日はこの</w:t>
+      </w:r>
+      <w:r>
+        <w:rPr>
+          <w:rFonts w:ascii="メイリオ" w:hAnsi="メイリオ" w:eastAsia="メイリオ"/>
+          <w:b/>
+          <w:color w:val="C00000"/>
+          <w:sz w:val="22"/>
+        </w:rPr>
+        <w:t>「主体性の芽」をさらに伸ばすヒント</w:t>
+      </w:r>
+      <w:r>
+        <w:rPr>
+          <w:rFonts w:ascii="メイリオ" w:hAnsi="メイリオ" w:eastAsia="メイリオ"/>
+          <w:b w:val="0"/>
+          <w:sz w:val="22"/>
+        </w:rPr>
+        <w:t>を、3・4校時の授業から拾わせていただきます。</w:t>
       </w:r>
     </w:p>
     <w:p>
@@ -737,7 +195,7 @@
           <w:color w:val="1F4E79"/>
           <w:sz w:val="26"/>
         </w:rPr>
-        <w:t>■ スライド１０　③ 行動　〜1分〜</w:t>
+        <w:t>■ スライド４　本日の視点　〜20秒〜</w:t>
       </w:r>
     </w:p>
     <w:p>
@@ -754,7 +212,16 @@
           <w:b w:val="0"/>
           <w:sz w:val="22"/>
         </w:rPr>
-        <w:t>視点③、【振り返り、次への行動】につなげる工夫です。</w:t>
+        <w:t>本日の視点はひとつ。「主体的・対話的で深い学び」のうち、特に</w:t>
+      </w:r>
+      <w:r>
+        <w:rPr>
+          <w:rFonts w:ascii="メイリオ" w:hAnsi="メイリオ" w:eastAsia="メイリオ"/>
+          <w:b/>
+          <w:color w:val="C00000"/>
+          <w:sz w:val="22"/>
+        </w:rPr>
+        <w:t>「主体的な学び」</w:t>
       </w:r>
       <w:r>
         <w:rPr>
@@ -762,79 +229,7 @@
           <w:b w:val="0"/>
           <w:sz w:val="22"/>
         </w:rPr>
-        <w:br/>
-      </w:r>
-      <w:r>
-        <w:rPr>
-          <w:rFonts w:ascii="メイリオ" w:hAnsi="メイリオ" w:eastAsia="メイリオ"/>
-          <w:b w:val="0"/>
-          <w:sz w:val="22"/>
-        </w:rPr>
-        <w:t>・4年1組 社会（三井 新先生）「健康なくらし」 ── 学びを自分の生活に持ち帰る。</w:t>
-      </w:r>
-      <w:r>
-        <w:rPr>
-          <w:rFonts w:ascii="メイリオ" w:hAnsi="メイリオ" w:eastAsia="メイリオ"/>
-          <w:b w:val="0"/>
-          <w:sz w:val="22"/>
-        </w:rPr>
-        <w:br/>
-      </w:r>
-      <w:r>
-        <w:rPr>
-          <w:rFonts w:ascii="メイリオ" w:hAnsi="メイリオ" w:eastAsia="メイリオ"/>
-          <w:b w:val="0"/>
-          <w:sz w:val="22"/>
-        </w:rPr>
-        <w:t>・5年2組 体育（古江 渓那先生）「ハンドボール」 ── チームで振り返り、次の作戦へ。</w:t>
-      </w:r>
-      <w:r>
-        <w:rPr>
-          <w:rFonts w:ascii="メイリオ" w:hAnsi="メイリオ" w:eastAsia="メイリオ"/>
-          <w:b w:val="0"/>
-          <w:sz w:val="22"/>
-        </w:rPr>
-        <w:br/>
-      </w:r>
-      <w:r>
-        <w:rPr>
-          <w:rFonts w:ascii="メイリオ" w:hAnsi="メイリオ" w:eastAsia="メイリオ"/>
-          <w:b w:val="0"/>
-          <w:sz w:val="22"/>
-        </w:rPr>
-        <w:t>・6年2組 外国語（木下先生）「Welcome to Japan.」 ── 相手意識を持って発信する経験。</w:t>
-      </w:r>
-      <w:r>
-        <w:rPr>
-          <w:rFonts w:ascii="メイリオ" w:hAnsi="メイリオ" w:eastAsia="メイリオ"/>
-          <w:b w:val="0"/>
-          <w:sz w:val="22"/>
-        </w:rPr>
-        <w:br/>
-      </w:r>
-      <w:r>
-        <w:rPr>
-          <w:rFonts w:ascii="メイリオ" w:hAnsi="メイリオ" w:eastAsia="メイリオ"/>
-          <w:b w:val="0"/>
-          <w:sz w:val="22"/>
-        </w:rPr>
-        <w:t>・2年2組 道徳（中牧 万優先生）「けんかをしたけど」 ── 自分の体験と重ねて、明日からの行動へ。</w:t>
-      </w:r>
-      <w:r>
-        <w:rPr>
-          <w:rFonts w:ascii="メイリオ" w:hAnsi="メイリオ" w:eastAsia="メイリオ"/>
-          <w:b w:val="0"/>
-          <w:sz w:val="22"/>
-        </w:rPr>
-        <w:br/>
-      </w:r>
-      <w:r>
-        <w:rPr>
-          <w:rFonts w:ascii="メイリオ" w:hAnsi="メイリオ" w:eastAsia="メイリオ"/>
-          <w:b w:val="0"/>
-          <w:sz w:val="22"/>
-        </w:rPr>
-        <w:t>どの授業も、「やって終わり」ではなく、「次へつなぐ」設計がなされていました。</w:t>
+        <w:t>に絞って、授業の事実から学びを語ります。</w:t>
       </w:r>
     </w:p>
     <w:p>
@@ -848,7 +243,7 @@
           <w:color w:val="1F4E79"/>
           <w:sz w:val="26"/>
         </w:rPr>
-        <w:t>■ スライド１１　３つの視点（再掲）　〜20秒〜</w:t>
+        <w:t>■ スライド５　「主体的な学び」のイメージ　〜30秒〜</w:t>
       </w:r>
     </w:p>
     <w:p>
@@ -865,7 +260,24 @@
           <w:b w:val="0"/>
           <w:sz w:val="22"/>
         </w:rPr>
-        <w:t>改めて、3つの視点で整理します。関心・考え・行動。この3つが一本の線でつながったとき、子供たちの「主体的な学び」が立ち上がります。</w:t>
+        <w:t>文部科学省の定義のキーワードは5つ。</w:t>
+      </w:r>
+      <w:r>
+        <w:rPr>
+          <w:rFonts w:ascii="メイリオ" w:hAnsi="メイリオ" w:eastAsia="メイリオ"/>
+          <w:b/>
+          <w:color w:val="C00000"/>
+          <w:sz w:val="22"/>
+        </w:rPr>
+        <w:t>興味・関心／見通し／粘り強さ／自分と結び付ける／振り返り</w:t>
+      </w:r>
+      <w:r>
+        <w:rPr>
+          <w:rFonts w:ascii="メイリオ" w:hAnsi="メイリオ" w:eastAsia="メイリオ"/>
+          <w:b w:val="0"/>
+          <w:sz w:val="22"/>
+        </w:rPr>
+        <w:t>。これらが積み重なって「学んだ手応え」になっていきます。本日はこれを3つの視点に整理して見ていきます。</w:t>
       </w:r>
     </w:p>
     <w:p>
@@ -879,7 +291,1056 @@
           <w:color w:val="1F4E79"/>
           <w:sz w:val="26"/>
         </w:rPr>
-        <w:t>■ スライド１２　今後に向けて　〜45秒〜</w:t>
+        <w:t>■ スライド６　３つの視点　〜25秒〜</w:t>
+      </w:r>
+    </w:p>
+    <w:p>
+      <w:pPr>
+        <w:spacing w:before="40" w:after="120"/>
+        <w:ind w:left="283"/>
+        <w:pBdr>
+          <w:left w:val="single" w:sz="18" w:space="8" w:color="5B9BD5"/>
+        </w:pBdr>
+      </w:pPr>
+      <w:r>
+        <w:rPr>
+          <w:rFonts w:ascii="メイリオ" w:hAnsi="メイリオ" w:eastAsia="メイリオ"/>
+          <w:b w:val="0"/>
+          <w:sz w:val="22"/>
+        </w:rPr>
+        <w:t>視点①【関心と見通し】、視点②【考えを深め、自己調整】、視点③【振り返り、次への行動】。16名の先生方の授業を、この3つに分けてご紹介します。</w:t>
+      </w:r>
+    </w:p>
+    <w:p>
+      <w:pPr>
+        <w:spacing w:before="200" w:after="80"/>
+      </w:pPr>
+      <w:r>
+        <w:rPr>
+          <w:rFonts w:ascii="メイリオ" w:hAnsi="メイリオ" w:eastAsia="メイリオ"/>
+          <w:b/>
+          <w:color w:val="1F4E79"/>
+          <w:sz w:val="26"/>
+        </w:rPr>
+        <w:t>■ スライド７　① 関心　〜1分45秒〜</w:t>
+      </w:r>
+    </w:p>
+    <w:p>
+      <w:pPr>
+        <w:spacing w:before="40" w:after="120"/>
+        <w:ind w:left="283"/>
+        <w:pBdr>
+          <w:left w:val="single" w:sz="18" w:space="8" w:color="5B9BD5"/>
+        </w:pBdr>
+      </w:pPr>
+      <w:r>
+        <w:rPr>
+          <w:rFonts w:ascii="メイリオ" w:hAnsi="メイリオ" w:eastAsia="メイリオ"/>
+          <w:b w:val="0"/>
+          <w:sz w:val="22"/>
+        </w:rPr>
+        <w:t>まず視点①、子供たちが</w:t>
+      </w:r>
+      <w:r>
+        <w:rPr>
+          <w:rFonts w:ascii="メイリオ" w:hAnsi="メイリオ" w:eastAsia="メイリオ"/>
+          <w:b/>
+          <w:color w:val="C00000"/>
+          <w:sz w:val="22"/>
+        </w:rPr>
+        <w:t>自ら関心を持ち、見通しを立てる工夫</w:t>
+      </w:r>
+      <w:r>
+        <w:rPr>
+          <w:rFonts w:ascii="メイリオ" w:hAnsi="メイリオ" w:eastAsia="メイリオ"/>
+          <w:b w:val="0"/>
+          <w:sz w:val="22"/>
+        </w:rPr>
+        <w:t>です。</w:t>
+      </w:r>
+    </w:p>
+    <w:p>
+      <w:pPr>
+        <w:spacing w:before="120" w:after="40"/>
+      </w:pPr>
+      <w:r>
+        <w:rPr>
+          <w:rFonts w:ascii="メイリオ" w:hAnsi="メイリオ" w:eastAsia="メイリオ"/>
+          <w:b/>
+          <w:color w:val="5B9BD5"/>
+          <w:sz w:val="23"/>
+        </w:rPr>
+        <w:t>▼ 1年全クラス 体育（髙井・菅野・鈴木先生）「ボールをなげるのだ！あてるのだ！たおすのだ！」　〜45秒〜</w:t>
+      </w:r>
+    </w:p>
+    <w:p>
+      <w:pPr>
+        <w:spacing w:before="40" w:after="120"/>
+        <w:ind w:left="283"/>
+        <w:pBdr>
+          <w:left w:val="single" w:sz="18" w:space="8" w:color="5B9BD5"/>
+        </w:pBdr>
+      </w:pPr>
+      <w:r>
+        <w:rPr>
+          <w:rFonts w:ascii="メイリオ" w:hAnsi="メイリオ" w:eastAsia="メイリオ"/>
+          <w:b w:val="0"/>
+          <w:sz w:val="22"/>
+        </w:rPr>
+        <w:t>単元名がもう、ちょっとした事件です。「のだ！のだ！のだ！」――1年生にとって、このリズムが、もう体が動き出す魔法のフレーズなんですね。</w:t>
+      </w:r>
+    </w:p>
+    <w:p>
+      <w:pPr>
+        <w:spacing w:before="40" w:after="120"/>
+        <w:ind w:left="283"/>
+        <w:pBdr>
+          <w:left w:val="single" w:sz="18" w:space="8" w:color="5B9BD5"/>
+        </w:pBdr>
+      </w:pPr>
+      <w:r>
+        <w:rPr>
+          <w:rFonts w:ascii="メイリオ" w:hAnsi="メイリオ" w:eastAsia="メイリオ"/>
+          <w:b w:val="0"/>
+          <w:sz w:val="22"/>
+        </w:rPr>
+        <w:t>3クラス同時進行という難しい運営を、髙井先生・菅野先生・鈴木先生のチームワークで乗り越えていらっしゃいました。</w:t>
+      </w:r>
+      <w:r>
+        <w:rPr>
+          <w:rFonts w:ascii="メイリオ" w:hAnsi="メイリオ" w:eastAsia="メイリオ"/>
+          <w:b/>
+          <w:color w:val="C00000"/>
+          <w:sz w:val="22"/>
+        </w:rPr>
+        <w:t>安全をしっかり確保した土台の上に、思いきり挑戦できる自由度</w:t>
+      </w:r>
+      <w:r>
+        <w:rPr>
+          <w:rFonts w:ascii="メイリオ" w:hAnsi="メイリオ" w:eastAsia="メイリオ"/>
+          <w:b w:val="0"/>
+          <w:sz w:val="22"/>
+        </w:rPr>
+        <w:t>が用意されていて、子供たちの「もう一回やりたい！」という声が、まさに主体性の声です。お写真でご覧ください、3クラスそれぞれに先生方の個性が出た</w:t>
+      </w:r>
+      <w:r>
+        <w:rPr>
+          <w:rFonts w:ascii="メイリオ" w:hAnsi="メイリオ" w:eastAsia="メイリオ"/>
+          <w:b/>
+          <w:color w:val="C00000"/>
+          <w:sz w:val="22"/>
+        </w:rPr>
+        <w:t>的の配置や声かけの違い</w:t>
+      </w:r>
+      <w:r>
+        <w:rPr>
+          <w:rFonts w:ascii="メイリオ" w:hAnsi="メイリオ" w:eastAsia="メイリオ"/>
+          <w:b w:val="0"/>
+          <w:sz w:val="22"/>
+        </w:rPr>
+        <w:t>があります。</w:t>
+      </w:r>
+    </w:p>
+    <w:p>
+      <w:pPr>
+        <w:spacing w:before="120" w:after="40"/>
+      </w:pPr>
+      <w:r>
+        <w:rPr>
+          <w:rFonts w:ascii="メイリオ" w:hAnsi="メイリオ" w:eastAsia="メイリオ"/>
+          <w:b/>
+          <w:color w:val="5B9BD5"/>
+          <w:sz w:val="23"/>
+        </w:rPr>
+        <w:t>▼ 5-1 図工（鈴木 寛明先生）「オナマエアート」　〜30秒〜</w:t>
+      </w:r>
+    </w:p>
+    <w:p>
+      <w:pPr>
+        <w:spacing w:before="40" w:after="120"/>
+        <w:ind w:left="283"/>
+        <w:pBdr>
+          <w:left w:val="single" w:sz="18" w:space="8" w:color="5B9BD5"/>
+        </w:pBdr>
+      </w:pPr>
+      <w:r>
+        <w:rPr>
+          <w:rFonts w:ascii="メイリオ" w:hAnsi="メイリオ" w:eastAsia="メイリオ"/>
+          <w:b w:val="0"/>
+          <w:sz w:val="22"/>
+        </w:rPr>
+        <w:t>自分の名前を素材にする。</w:t>
+      </w:r>
+      <w:r>
+        <w:rPr>
+          <w:rFonts w:ascii="メイリオ" w:hAnsi="メイリオ" w:eastAsia="メイリオ"/>
+          <w:b/>
+          <w:color w:val="C00000"/>
+          <w:sz w:val="22"/>
+        </w:rPr>
+        <w:t>これ以上に「自分ごと」になる素材はありません</w:t>
+      </w:r>
+      <w:r>
+        <w:rPr>
+          <w:rFonts w:ascii="メイリオ" w:hAnsi="メイリオ" w:eastAsia="メイリオ"/>
+          <w:b w:val="0"/>
+          <w:sz w:val="22"/>
+        </w:rPr>
+        <w:t>。誰のものでもない、自分だけの「お」「な」「ま」「え」。これを色や形と出会わせていく時間そのものが、深い関心の入り口でした。鈴木先生は、子供の小さなつぶやきを拾い、それを学級全体の問いに変える価値付けが見事でした。</w:t>
+      </w:r>
+    </w:p>
+    <w:p>
+      <w:pPr>
+        <w:spacing w:before="120" w:after="40"/>
+      </w:pPr>
+      <w:r>
+        <w:rPr>
+          <w:rFonts w:ascii="メイリオ" w:hAnsi="メイリオ" w:eastAsia="メイリオ"/>
+          <w:b/>
+          <w:color w:val="5B9BD5"/>
+          <w:sz w:val="23"/>
+        </w:rPr>
+        <w:t>▼ 5-1 外国語（三宅 真行先生）Unit2「When is your birthday?」　〜30秒〜</w:t>
+      </w:r>
+    </w:p>
+    <w:p>
+      <w:pPr>
+        <w:spacing w:before="40" w:after="120"/>
+        <w:ind w:left="283"/>
+        <w:pBdr>
+          <w:left w:val="single" w:sz="18" w:space="8" w:color="5B9BD5"/>
+        </w:pBdr>
+      </w:pPr>
+      <w:r>
+        <w:rPr>
+          <w:rFonts w:ascii="メイリオ" w:hAnsi="メイリオ" w:eastAsia="メイリオ"/>
+          <w:b w:val="0"/>
+          <w:sz w:val="22"/>
+        </w:rPr>
+        <w:t>同じ5年1組、教科を変えて外国語。</w:t>
+      </w:r>
+      <w:r>
+        <w:rPr>
+          <w:rFonts w:ascii="メイリオ" w:hAnsi="メイリオ" w:eastAsia="メイリオ"/>
+          <w:b/>
+          <w:color w:val="C00000"/>
+          <w:sz w:val="22"/>
+        </w:rPr>
+        <w:t>誕生月という、最も身近で、しかも一人ひとり違う情報</w:t>
+      </w:r>
+      <w:r>
+        <w:rPr>
+          <w:rFonts w:ascii="メイリオ" w:hAnsi="メイリオ" w:eastAsia="メイリオ"/>
+          <w:b w:val="0"/>
+          <w:sz w:val="22"/>
+        </w:rPr>
+        <w:t>を扱うことで、「英語で伝えたい」気持ちを自然に引き出していました。Small Talkからの導入で、既習語彙を生かしながら新しい表現に出会わせる流れが、無理なく整理されていました。</w:t>
+      </w:r>
+    </w:p>
+    <w:p>
+      <w:pPr>
+        <w:spacing w:before="200" w:after="80"/>
+      </w:pPr>
+      <w:r>
+        <w:rPr>
+          <w:rFonts w:ascii="メイリオ" w:hAnsi="メイリオ" w:eastAsia="メイリオ"/>
+          <w:b/>
+          <w:color w:val="1F4E79"/>
+          <w:sz w:val="26"/>
+        </w:rPr>
+        <w:t>■ スライド８　② 考え　〜1分35秒〜</w:t>
+      </w:r>
+    </w:p>
+    <w:p>
+      <w:pPr>
+        <w:spacing w:before="40" w:after="120"/>
+        <w:ind w:left="283"/>
+        <w:pBdr>
+          <w:left w:val="single" w:sz="18" w:space="8" w:color="5B9BD5"/>
+        </w:pBdr>
+      </w:pPr>
+      <w:r>
+        <w:rPr>
+          <w:rFonts w:ascii="メイリオ" w:hAnsi="メイリオ" w:eastAsia="メイリオ"/>
+          <w:b w:val="0"/>
+          <w:sz w:val="22"/>
+        </w:rPr>
+        <w:t>続いて視点②、</w:t>
+      </w:r>
+      <w:r>
+        <w:rPr>
+          <w:rFonts w:ascii="メイリオ" w:hAnsi="メイリオ" w:eastAsia="メイリオ"/>
+          <w:b/>
+          <w:color w:val="C00000"/>
+          <w:sz w:val="22"/>
+        </w:rPr>
+        <w:t>考えを深め、自己調整する工夫</w:t>
+      </w:r>
+      <w:r>
+        <w:rPr>
+          <w:rFonts w:ascii="メイリオ" w:hAnsi="メイリオ" w:eastAsia="メイリオ"/>
+          <w:b w:val="0"/>
+          <w:sz w:val="22"/>
+        </w:rPr>
+        <w:t>です。4学級をご紹介します。</w:t>
+      </w:r>
+    </w:p>
+    <w:p>
+      <w:pPr>
+        <w:spacing w:before="120" w:after="40"/>
+      </w:pPr>
+      <w:r>
+        <w:rPr>
+          <w:rFonts w:ascii="メイリオ" w:hAnsi="メイリオ" w:eastAsia="メイリオ"/>
+          <w:b/>
+          <w:color w:val="5B9BD5"/>
+          <w:sz w:val="23"/>
+        </w:rPr>
+        <w:t>▼ 2-1 算数（岩佐 沙恵子先生）「長さのたんい」　〜23秒〜</w:t>
+      </w:r>
+    </w:p>
+    <w:p>
+      <w:pPr>
+        <w:spacing w:before="40" w:after="120"/>
+        <w:ind w:left="283"/>
+        <w:pBdr>
+          <w:left w:val="single" w:sz="18" w:space="8" w:color="5B9BD5"/>
+        </w:pBdr>
+      </w:pPr>
+      <w:r>
+        <w:rPr>
+          <w:rFonts w:ascii="メイリオ" w:hAnsi="メイリオ" w:eastAsia="メイリオ"/>
+          <w:b w:val="0"/>
+          <w:sz w:val="22"/>
+        </w:rPr>
+        <w:t>手のひら、鉛筆、いろんなもので測ってみた経験から「これじゃ揃わないね」という子供のつぶやきを引き出し、</w:t>
+      </w:r>
+      <w:r>
+        <w:rPr>
+          <w:rFonts w:ascii="メイリオ" w:hAnsi="メイリオ" w:eastAsia="メイリオ"/>
+          <w:b/>
+          <w:color w:val="C00000"/>
+          <w:sz w:val="22"/>
+        </w:rPr>
+        <w:t>共通の単位の必要感</w:t>
+      </w:r>
+      <w:r>
+        <w:rPr>
+          <w:rFonts w:ascii="メイリオ" w:hAnsi="メイリオ" w:eastAsia="メイリオ"/>
+          <w:b w:val="0"/>
+          <w:sz w:val="22"/>
+        </w:rPr>
+        <w:t>へとつなぐ。算数の系統の入口を、子供の言葉で開いていらっしゃいました。</w:t>
+      </w:r>
+    </w:p>
+    <w:p>
+      <w:pPr>
+        <w:spacing w:before="120" w:after="40"/>
+      </w:pPr>
+      <w:r>
+        <w:rPr>
+          <w:rFonts w:ascii="メイリオ" w:hAnsi="メイリオ" w:eastAsia="メイリオ"/>
+          <w:b/>
+          <w:color w:val="5B9BD5"/>
+          <w:sz w:val="23"/>
+        </w:rPr>
+        <w:t>▼ 5-3 社会（小松 沙織先生）「日本の国土とわたしたちのくらし」　〜23秒〜</w:t>
+      </w:r>
+    </w:p>
+    <w:p>
+      <w:pPr>
+        <w:spacing w:before="40" w:after="120"/>
+        <w:ind w:left="283"/>
+        <w:pBdr>
+          <w:left w:val="single" w:sz="18" w:space="8" w:color="5B9BD5"/>
+        </w:pBdr>
+      </w:pPr>
+      <w:r>
+        <w:rPr>
+          <w:rFonts w:ascii="メイリオ" w:hAnsi="メイリオ" w:eastAsia="メイリオ"/>
+          <w:b w:val="0"/>
+          <w:sz w:val="22"/>
+        </w:rPr>
+        <w:t>地図を「見る」のではなく「読み解く」活動。</w:t>
+      </w:r>
+      <w:r>
+        <w:rPr>
+          <w:rFonts w:ascii="メイリオ" w:hAnsi="メイリオ" w:eastAsia="メイリオ"/>
+          <w:b/>
+          <w:color w:val="C00000"/>
+          <w:sz w:val="22"/>
+        </w:rPr>
+        <w:t>自分の住む練馬と他地域を比較する</w:t>
+      </w:r>
+      <w:r>
+        <w:rPr>
+          <w:rFonts w:ascii="メイリオ" w:hAnsi="メイリオ" w:eastAsia="メイリオ"/>
+          <w:b w:val="0"/>
+          <w:sz w:val="22"/>
+        </w:rPr>
+        <w:t>ことから、国土の特色へと視野を広げていく。子供の発言を構造化する板書設計が秀逸でした。</w:t>
+      </w:r>
+    </w:p>
+    <w:p>
+      <w:pPr>
+        <w:spacing w:before="120" w:after="40"/>
+      </w:pPr>
+      <w:r>
+        <w:rPr>
+          <w:rFonts w:ascii="メイリオ" w:hAnsi="メイリオ" w:eastAsia="メイリオ"/>
+          <w:b/>
+          <w:color w:val="5B9BD5"/>
+          <w:sz w:val="23"/>
+        </w:rPr>
+        <w:t>▼ 4-2 国語（工藤 由利先生）「筆者の考えをとらえて自分の考えを発表しよう」　〜23秒〜</w:t>
+      </w:r>
+    </w:p>
+    <w:p>
+      <w:pPr>
+        <w:spacing w:before="40" w:after="120"/>
+        <w:ind w:left="283"/>
+        <w:pBdr>
+          <w:left w:val="single" w:sz="18" w:space="8" w:color="5B9BD5"/>
+        </w:pBdr>
+      </w:pPr>
+      <w:r>
+        <w:rPr>
+          <w:rFonts w:ascii="メイリオ" w:hAnsi="メイリオ" w:eastAsia="メイリオ"/>
+          <w:b w:val="0"/>
+          <w:sz w:val="22"/>
+        </w:rPr>
+        <w:t>筆者の主張を</w:t>
+      </w:r>
+      <w:r>
+        <w:rPr>
+          <w:rFonts w:ascii="メイリオ" w:hAnsi="メイリオ" w:eastAsia="メイリオ"/>
+          <w:b/>
+          <w:color w:val="C00000"/>
+          <w:sz w:val="22"/>
+        </w:rPr>
+        <w:t>構造的に読み取り、それと自分の考えを対比</w:t>
+      </w:r>
+      <w:r>
+        <w:rPr>
+          <w:rFonts w:ascii="メイリオ" w:hAnsi="メイリオ" w:eastAsia="メイリオ"/>
+          <w:b w:val="0"/>
+          <w:sz w:val="22"/>
+        </w:rPr>
+        <w:t>させる。「読む」と「書く」「話す」を往復させる設計が光っていました。ペア交流のときの聞き手の真剣な表情が印象的です。</w:t>
+      </w:r>
+    </w:p>
+    <w:p>
+      <w:pPr>
+        <w:spacing w:before="120" w:after="40"/>
+      </w:pPr>
+      <w:r>
+        <w:rPr>
+          <w:rFonts w:ascii="メイリオ" w:hAnsi="メイリオ" w:eastAsia="メイリオ"/>
+          <w:b/>
+          <w:color w:val="5B9BD5"/>
+          <w:sz w:val="23"/>
+        </w:rPr>
+        <w:t>▼ 6-3 道徳（松田 容子先生）「子ども会のキャンプ」　〜23秒〜</w:t>
+      </w:r>
+    </w:p>
+    <w:p>
+      <w:pPr>
+        <w:spacing w:before="40" w:after="120"/>
+        <w:ind w:left="283"/>
+        <w:pBdr>
+          <w:left w:val="single" w:sz="18" w:space="8" w:color="5B9BD5"/>
+        </w:pBdr>
+      </w:pPr>
+      <w:r>
+        <w:rPr>
+          <w:rFonts w:ascii="メイリオ" w:hAnsi="メイリオ" w:eastAsia="メイリオ"/>
+          <w:b w:val="0"/>
+          <w:sz w:val="22"/>
+        </w:rPr>
+        <w:t>6年生の人間関係にズバリ響く葛藤教材。</w:t>
+      </w:r>
+      <w:r>
+        <w:rPr>
+          <w:rFonts w:ascii="メイリオ" w:hAnsi="メイリオ" w:eastAsia="メイリオ"/>
+          <w:b/>
+          <w:color w:val="C00000"/>
+          <w:sz w:val="22"/>
+        </w:rPr>
+        <w:t>安易に「正解」を出さず、価値の多面性を子供たち自身に問わせる</w:t>
+      </w:r>
+      <w:r>
+        <w:rPr>
+          <w:rFonts w:ascii="メイリオ" w:hAnsi="メイリオ" w:eastAsia="メイリオ"/>
+          <w:b w:val="0"/>
+          <w:sz w:val="22"/>
+        </w:rPr>
+        <w:t>。本気の対話と、自分の言葉での意思表明が生まれていました。</w:t>
+      </w:r>
+    </w:p>
+    <w:p>
+      <w:pPr>
+        <w:spacing w:before="200" w:after="80"/>
+      </w:pPr>
+      <w:r>
+        <w:rPr>
+          <w:rFonts w:ascii="メイリオ" w:hAnsi="メイリオ" w:eastAsia="メイリオ"/>
+          <w:b/>
+          <w:color w:val="1F4E79"/>
+          <w:sz w:val="26"/>
+        </w:rPr>
+        <w:t>■ スライド９　② 考え（続き）　〜1分25秒〜</w:t>
+      </w:r>
+    </w:p>
+    <w:p>
+      <w:pPr>
+        <w:spacing w:before="40" w:after="120"/>
+        <w:ind w:left="283"/>
+        <w:pBdr>
+          <w:left w:val="single" w:sz="18" w:space="8" w:color="5B9BD5"/>
+        </w:pBdr>
+      </w:pPr>
+      <w:r>
+        <w:rPr>
+          <w:rFonts w:ascii="メイリオ" w:hAnsi="メイリオ" w:eastAsia="メイリオ"/>
+          <w:b w:val="0"/>
+          <w:sz w:val="22"/>
+        </w:rPr>
+        <w:t>引き続き視点②から、3年生算数の</w:t>
+      </w:r>
+      <w:r>
+        <w:rPr>
+          <w:rFonts w:ascii="メイリオ" w:hAnsi="メイリオ" w:eastAsia="メイリオ"/>
+          <w:b/>
+          <w:color w:val="C00000"/>
+          <w:sz w:val="22"/>
+        </w:rPr>
+        <w:t>4学級同時展開</w:t>
+      </w:r>
+      <w:r>
+        <w:rPr>
+          <w:rFonts w:ascii="メイリオ" w:hAnsi="メイリオ" w:eastAsia="メイリオ"/>
+          <w:b w:val="0"/>
+          <w:sz w:val="22"/>
+        </w:rPr>
+        <w:t>と、6年生の音楽です。</w:t>
+      </w:r>
+    </w:p>
+    <w:p>
+      <w:pPr>
+        <w:spacing w:before="120" w:after="40"/>
+      </w:pPr>
+      <w:r>
+        <w:rPr>
+          <w:rFonts w:ascii="メイリオ" w:hAnsi="メイリオ" w:eastAsia="メイリオ"/>
+          <w:b/>
+          <w:color w:val="5B9BD5"/>
+          <w:sz w:val="23"/>
+        </w:rPr>
+        <w:t>▼ 3年生 算数「たし算とひき算の筆算」 ── 4学級展開（間・岡﨑・伊藤・鈴木先生）　〜1分〜</w:t>
+      </w:r>
+    </w:p>
+    <w:p>
+      <w:pPr>
+        <w:spacing w:before="40" w:after="120"/>
+        <w:ind w:left="283"/>
+        <w:pBdr>
+          <w:left w:val="single" w:sz="18" w:space="8" w:color="5B9BD5"/>
+        </w:pBdr>
+      </w:pPr>
+      <w:r>
+        <w:rPr>
+          <w:rFonts w:ascii="メイリオ" w:hAnsi="メイリオ" w:eastAsia="メイリオ"/>
+          <w:b/>
+          <w:color w:val="C0504D"/>
+          <w:sz w:val="22"/>
+        </w:rPr>
+        <w:t>〔笑い②〕同じ単元を3年生4学級で同時展開――これ、ある意味、研究授業より緊張する場面ですよね。隣のクラスから「あ、向こうもう答え出てる！」なんて聞こえてきたら…（笑）。</w:t>
+      </w:r>
+    </w:p>
+    <w:p>
+      <w:pPr>
+        <w:spacing w:before="40" w:after="120"/>
+        <w:ind w:left="283"/>
+        <w:pBdr>
+          <w:left w:val="single" w:sz="18" w:space="8" w:color="5B9BD5"/>
+        </w:pBdr>
+      </w:pPr>
+      <w:r>
+        <w:rPr>
+          <w:rFonts w:ascii="メイリオ" w:hAnsi="メイリオ" w:eastAsia="メイリオ"/>
+          <w:b w:val="0"/>
+          <w:sz w:val="22"/>
+        </w:rPr>
+        <w:t>しかし、見せていただくと、</w:t>
+      </w:r>
+      <w:r>
+        <w:rPr>
+          <w:rFonts w:ascii="メイリオ" w:hAnsi="メイリオ" w:eastAsia="メイリオ"/>
+          <w:b/>
+          <w:color w:val="C00000"/>
+          <w:sz w:val="22"/>
+        </w:rPr>
+        <w:t>4学級それぞれに導入の入り方、誤答の扱い方、ペアの組ませ方が全く違う</w:t>
+      </w:r>
+      <w:r>
+        <w:rPr>
+          <w:rFonts w:ascii="メイリオ" w:hAnsi="メイリオ" w:eastAsia="メイリオ"/>
+          <w:b w:val="0"/>
+          <w:sz w:val="22"/>
+        </w:rPr>
+        <w:t>。お写真で4枚の板書を並べていますが、これがそのまま「指導の幅」です。</w:t>
+      </w:r>
+    </w:p>
+    <w:p>
+      <w:pPr>
+        <w:spacing w:before="40" w:after="120"/>
+        <w:ind w:left="283"/>
+        <w:pBdr>
+          <w:left w:val="single" w:sz="18" w:space="8" w:color="5B9BD5"/>
+        </w:pBdr>
+      </w:pPr>
+      <w:r>
+        <w:rPr>
+          <w:rFonts w:ascii="メイリオ" w:hAnsi="メイリオ" w:eastAsia="メイリオ"/>
+          <w:b w:val="0"/>
+          <w:sz w:val="22"/>
+        </w:rPr>
+        <w:t xml:space="preserve">間 勇人先生は </w:t>
+      </w:r>
+      <w:r>
+        <w:rPr>
+          <w:rFonts w:ascii="メイリオ" w:hAnsi="メイリオ" w:eastAsia="メイリオ"/>
+          <w:b/>
+          <w:color w:val="C00000"/>
+          <w:sz w:val="22"/>
+        </w:rPr>
+        <w:t>導入の生活場面の見せ方</w:t>
+      </w:r>
+      <w:r>
+        <w:rPr>
+          <w:rFonts w:ascii="メイリオ" w:hAnsi="メイリオ" w:eastAsia="メイリオ"/>
+          <w:b w:val="0"/>
+          <w:sz w:val="22"/>
+        </w:rPr>
+        <w:t xml:space="preserve"> に、岡﨑 智子先生は </w:t>
+      </w:r>
+      <w:r>
+        <w:rPr>
+          <w:rFonts w:ascii="メイリオ" w:hAnsi="メイリオ" w:eastAsia="メイリオ"/>
+          <w:b/>
+          <w:color w:val="C00000"/>
+          <w:sz w:val="22"/>
+        </w:rPr>
+        <w:t>全体共有での価値付け</w:t>
+      </w:r>
+      <w:r>
+        <w:rPr>
+          <w:rFonts w:ascii="メイリオ" w:hAnsi="メイリオ" w:eastAsia="メイリオ"/>
+          <w:b w:val="0"/>
+          <w:sz w:val="22"/>
+        </w:rPr>
+        <w:t xml:space="preserve"> に、伊藤 蘭先生は </w:t>
+      </w:r>
+      <w:r>
+        <w:rPr>
+          <w:rFonts w:ascii="メイリオ" w:hAnsi="メイリオ" w:eastAsia="メイリオ"/>
+          <w:b/>
+          <w:color w:val="C00000"/>
+          <w:sz w:val="22"/>
+        </w:rPr>
+        <w:t>子供の説明を引き出す問い返し</w:t>
+      </w:r>
+      <w:r>
+        <w:rPr>
+          <w:rFonts w:ascii="メイリオ" w:hAnsi="メイリオ" w:eastAsia="メイリオ"/>
+          <w:b w:val="0"/>
+          <w:sz w:val="22"/>
+        </w:rPr>
+        <w:t xml:space="preserve"> に、それぞれ持ち味が表れていました。</w:t>
+      </w:r>
+    </w:p>
+    <w:p>
+      <w:pPr>
+        <w:spacing w:before="40" w:after="120"/>
+        <w:ind w:left="283"/>
+        <w:pBdr>
+          <w:left w:val="single" w:sz="18" w:space="8" w:color="5B9BD5"/>
+        </w:pBdr>
+      </w:pPr>
+      <w:r>
+        <w:rPr>
+          <w:rFonts w:ascii="メイリオ" w:hAnsi="メイリオ" w:eastAsia="メイリオ"/>
+          <w:b w:val="0"/>
+          <w:sz w:val="22"/>
+        </w:rPr>
+        <w:t>そして少人数の鈴木 寛先生は、</w:t>
+      </w:r>
+      <w:r>
+        <w:rPr>
+          <w:rFonts w:ascii="メイリオ" w:hAnsi="メイリオ" w:eastAsia="メイリオ"/>
+          <w:b/>
+          <w:color w:val="C00000"/>
+          <w:sz w:val="22"/>
+        </w:rPr>
+        <w:t>つまずきが起きるその瞬間に寄り添う距離感</w:t>
+      </w:r>
+      <w:r>
+        <w:rPr>
+          <w:rFonts w:ascii="メイリオ" w:hAnsi="メイリオ" w:eastAsia="メイリオ"/>
+          <w:b w:val="0"/>
+          <w:sz w:val="22"/>
+        </w:rPr>
+        <w:t>が際立っていました。「分からなさ」を安心して出せる場が、少人数指導の真価です。</w:t>
+      </w:r>
+    </w:p>
+    <w:p>
+      <w:pPr>
+        <w:spacing w:before="120" w:after="40"/>
+      </w:pPr>
+      <w:r>
+        <w:rPr>
+          <w:rFonts w:ascii="メイリオ" w:hAnsi="メイリオ" w:eastAsia="メイリオ"/>
+          <w:b/>
+          <w:color w:val="5B9BD5"/>
+          <w:sz w:val="23"/>
+        </w:rPr>
+        <w:t>▼ 6年生 音楽（見城 麻美先生）「パートの役割を活かして合奏しよう」　〜25秒〜</w:t>
+      </w:r>
+    </w:p>
+    <w:p>
+      <w:pPr>
+        <w:spacing w:before="40" w:after="120"/>
+        <w:ind w:left="283"/>
+        <w:pBdr>
+          <w:left w:val="single" w:sz="18" w:space="8" w:color="5B9BD5"/>
+        </w:pBdr>
+      </w:pPr>
+      <w:r>
+        <w:rPr>
+          <w:rFonts w:ascii="メイリオ" w:hAnsi="メイリオ" w:eastAsia="メイリオ"/>
+          <w:b w:val="0"/>
+          <w:sz w:val="22"/>
+        </w:rPr>
+        <w:t>「役割を活かす」というキーワードが、まさに</w:t>
+      </w:r>
+      <w:r>
+        <w:rPr>
+          <w:rFonts w:ascii="メイリオ" w:hAnsi="メイリオ" w:eastAsia="メイリオ"/>
+          <w:b/>
+          <w:color w:val="C00000"/>
+          <w:sz w:val="22"/>
+        </w:rPr>
+        <w:t>協働的な学びそのもの</w:t>
+      </w:r>
+      <w:r>
+        <w:rPr>
+          <w:rFonts w:ascii="メイリオ" w:hAnsi="メイリオ" w:eastAsia="メイリオ"/>
+          <w:b w:val="0"/>
+          <w:sz w:val="22"/>
+        </w:rPr>
+        <w:t>。子供たちが互いの音を聴き合い、自分のパートを調整する姿は、教科の枠を越えて学級経営の質をも映していました。</w:t>
+      </w:r>
+    </w:p>
+    <w:p>
+      <w:pPr>
+        <w:spacing w:before="200" w:after="80"/>
+      </w:pPr>
+      <w:r>
+        <w:rPr>
+          <w:rFonts w:ascii="メイリオ" w:hAnsi="メイリオ" w:eastAsia="メイリオ"/>
+          <w:b/>
+          <w:color w:val="1F4E79"/>
+          <w:sz w:val="26"/>
+        </w:rPr>
+        <w:t>■ スライド１０　③ 行動　〜1分35秒〜</w:t>
+      </w:r>
+    </w:p>
+    <w:p>
+      <w:pPr>
+        <w:spacing w:before="40" w:after="120"/>
+        <w:ind w:left="283"/>
+        <w:pBdr>
+          <w:left w:val="single" w:sz="18" w:space="8" w:color="5B9BD5"/>
+        </w:pBdr>
+      </w:pPr>
+      <w:r>
+        <w:rPr>
+          <w:rFonts w:ascii="メイリオ" w:hAnsi="メイリオ" w:eastAsia="メイリオ"/>
+          <w:b w:val="0"/>
+          <w:sz w:val="22"/>
+        </w:rPr>
+        <w:t>視点③、</w:t>
+      </w:r>
+      <w:r>
+        <w:rPr>
+          <w:rFonts w:ascii="メイリオ" w:hAnsi="メイリオ" w:eastAsia="メイリオ"/>
+          <w:b/>
+          <w:color w:val="C00000"/>
+          <w:sz w:val="22"/>
+        </w:rPr>
+        <w:t>振り返り、次への行動につなげる工夫</w:t>
+      </w:r>
+      <w:r>
+        <w:rPr>
+          <w:rFonts w:ascii="メイリオ" w:hAnsi="メイリオ" w:eastAsia="メイリオ"/>
+          <w:b w:val="0"/>
+          <w:sz w:val="22"/>
+        </w:rPr>
+        <w:t>です。4学級です。</w:t>
+      </w:r>
+    </w:p>
+    <w:p>
+      <w:pPr>
+        <w:spacing w:before="120" w:after="40"/>
+      </w:pPr>
+      <w:r>
+        <w:rPr>
+          <w:rFonts w:ascii="メイリオ" w:hAnsi="メイリオ" w:eastAsia="メイリオ"/>
+          <w:b/>
+          <w:color w:val="5B9BD5"/>
+          <w:sz w:val="23"/>
+        </w:rPr>
+        <w:t>▼ 4-1 社会（三井 新先生）「健康なくらし」　〜23秒〜</w:t>
+      </w:r>
+    </w:p>
+    <w:p>
+      <w:pPr>
+        <w:spacing w:before="40" w:after="120"/>
+        <w:ind w:left="283"/>
+        <w:pBdr>
+          <w:left w:val="single" w:sz="18" w:space="8" w:color="5B9BD5"/>
+        </w:pBdr>
+      </w:pPr>
+      <w:r>
+        <w:rPr>
+          <w:rFonts w:ascii="メイリオ" w:hAnsi="メイリオ" w:eastAsia="メイリオ"/>
+          <w:b w:val="0"/>
+          <w:sz w:val="22"/>
+        </w:rPr>
+        <w:t>学んだことを「家でやってみよう」「家族に話そう」と、</w:t>
+      </w:r>
+      <w:r>
+        <w:rPr>
+          <w:rFonts w:ascii="メイリオ" w:hAnsi="メイリオ" w:eastAsia="メイリオ"/>
+          <w:b/>
+          <w:color w:val="C00000"/>
+          <w:sz w:val="22"/>
+        </w:rPr>
+        <w:t>生活へ持ち帰る設計</w:t>
+      </w:r>
+      <w:r>
+        <w:rPr>
+          <w:rFonts w:ascii="メイリオ" w:hAnsi="メイリオ" w:eastAsia="メイリオ"/>
+          <w:b w:val="0"/>
+          <w:sz w:val="22"/>
+        </w:rPr>
+        <w:t>が随所にありました。学校で完結しない学び――これが行動につながる第一歩です。</w:t>
+      </w:r>
+    </w:p>
+    <w:p>
+      <w:pPr>
+        <w:spacing w:before="120" w:after="40"/>
+      </w:pPr>
+      <w:r>
+        <w:rPr>
+          <w:rFonts w:ascii="メイリオ" w:hAnsi="メイリオ" w:eastAsia="メイリオ"/>
+          <w:b/>
+          <w:color w:val="5B9BD5"/>
+          <w:sz w:val="23"/>
+        </w:rPr>
+        <w:t>▼ 5-2 体育（古江 渓那先生）「ハンドボール」　〜23秒〜</w:t>
+      </w:r>
+    </w:p>
+    <w:p>
+      <w:pPr>
+        <w:spacing w:before="40" w:after="120"/>
+        <w:ind w:left="283"/>
+        <w:pBdr>
+          <w:left w:val="single" w:sz="18" w:space="8" w:color="5B9BD5"/>
+        </w:pBdr>
+      </w:pPr>
+      <w:r>
+        <w:rPr>
+          <w:rFonts w:ascii="メイリオ" w:hAnsi="メイリオ" w:eastAsia="メイリオ"/>
+          <w:b w:val="0"/>
+          <w:sz w:val="22"/>
+        </w:rPr>
+        <w:t>作戦タイムでホワイトボードを囲むチーム、試合後の握手と振り返り。</w:t>
+      </w:r>
+      <w:r>
+        <w:rPr>
+          <w:rFonts w:ascii="メイリオ" w:hAnsi="メイリオ" w:eastAsia="メイリオ"/>
+          <w:b/>
+          <w:color w:val="C00000"/>
+          <w:sz w:val="22"/>
+        </w:rPr>
+        <w:t>勝ち負けを超えた、チームで自己調整する姿</w:t>
+      </w:r>
+      <w:r>
+        <w:rPr>
+          <w:rFonts w:ascii="メイリオ" w:hAnsi="メイリオ" w:eastAsia="メイリオ"/>
+          <w:b w:val="0"/>
+          <w:sz w:val="22"/>
+        </w:rPr>
+        <w:t>が見られました。動きと言葉が往復していました。</w:t>
+      </w:r>
+    </w:p>
+    <w:p>
+      <w:pPr>
+        <w:spacing w:before="120" w:after="40"/>
+      </w:pPr>
+      <w:r>
+        <w:rPr>
+          <w:rFonts w:ascii="メイリオ" w:hAnsi="メイリオ" w:eastAsia="メイリオ"/>
+          <w:b/>
+          <w:color w:val="5B9BD5"/>
+          <w:sz w:val="23"/>
+        </w:rPr>
+        <w:t>▼ 6-2 外国語（木下先生）「Welcome to Japan.」　〜23秒〜</w:t>
+      </w:r>
+    </w:p>
+    <w:p>
+      <w:pPr>
+        <w:spacing w:before="40" w:after="120"/>
+        <w:ind w:left="283"/>
+        <w:pBdr>
+          <w:left w:val="single" w:sz="18" w:space="8" w:color="5B9BD5"/>
+        </w:pBdr>
+      </w:pPr>
+      <w:r>
+        <w:rPr>
+          <w:rFonts w:ascii="メイリオ" w:hAnsi="メイリオ" w:eastAsia="メイリオ"/>
+          <w:b w:val="0"/>
+          <w:sz w:val="22"/>
+        </w:rPr>
+        <w:t>最高学年が日本のことを英語で発信する――</w:t>
+      </w:r>
+      <w:r>
+        <w:rPr>
+          <w:rFonts w:ascii="メイリオ" w:hAnsi="メイリオ" w:eastAsia="メイリオ"/>
+          <w:b/>
+          <w:color w:val="C00000"/>
+          <w:sz w:val="22"/>
+        </w:rPr>
+        <w:t>相手意識と当事者意識の両方</w:t>
+      </w:r>
+      <w:r>
+        <w:rPr>
+          <w:rFonts w:ascii="メイリオ" w:hAnsi="メイリオ" w:eastAsia="メイリオ"/>
+          <w:b w:val="0"/>
+          <w:sz w:val="22"/>
+        </w:rPr>
+        <w:t>が求められる単元。アウトプットの質を支える事前準備の丁寧さが、本番の堂々とした発表につながっていました。</w:t>
+      </w:r>
+    </w:p>
+    <w:p>
+      <w:pPr>
+        <w:spacing w:before="120" w:after="40"/>
+      </w:pPr>
+      <w:r>
+        <w:rPr>
+          <w:rFonts w:ascii="メイリオ" w:hAnsi="メイリオ" w:eastAsia="メイリオ"/>
+          <w:b/>
+          <w:color w:val="5B9BD5"/>
+          <w:sz w:val="23"/>
+        </w:rPr>
+        <w:t>▼ 2-2 道徳(中牧 万優先生)「けんかをしたけど」　〜23秒〜</w:t>
+      </w:r>
+    </w:p>
+    <w:p>
+      <w:pPr>
+        <w:spacing w:before="40" w:after="120"/>
+        <w:ind w:left="283"/>
+        <w:pBdr>
+          <w:left w:val="single" w:sz="18" w:space="8" w:color="5B9BD5"/>
+        </w:pBdr>
+      </w:pPr>
+      <w:r>
+        <w:rPr>
+          <w:rFonts w:ascii="メイリオ" w:hAnsi="メイリオ" w:eastAsia="メイリオ"/>
+          <w:b w:val="0"/>
+          <w:sz w:val="22"/>
+        </w:rPr>
+        <w:t>低学年こそ、</w:t>
+      </w:r>
+      <w:r>
+        <w:rPr>
+          <w:rFonts w:ascii="メイリオ" w:hAnsi="メイリオ" w:eastAsia="メイリオ"/>
+          <w:b/>
+          <w:color w:val="C00000"/>
+          <w:sz w:val="22"/>
+        </w:rPr>
+        <w:t>自分の体験と教材を重ねる力</w:t>
+      </w:r>
+      <w:r>
+        <w:rPr>
+          <w:rFonts w:ascii="メイリオ" w:hAnsi="メイリオ" w:eastAsia="メイリオ"/>
+          <w:b w:val="0"/>
+          <w:sz w:val="22"/>
+        </w:rPr>
+        <w:t>が育つ時期です。「私もそうだった」「次はこうしたい」という子供のつぶやきが、まさに次への行動の芽そのものでした。</w:t>
+      </w:r>
+    </w:p>
+    <w:p>
+      <w:pPr>
+        <w:spacing w:before="200" w:after="80"/>
+      </w:pPr>
+      <w:r>
+        <w:rPr>
+          <w:rFonts w:ascii="メイリオ" w:hAnsi="メイリオ" w:eastAsia="メイリオ"/>
+          <w:b/>
+          <w:color w:val="1F4E79"/>
+          <w:sz w:val="26"/>
+        </w:rPr>
+        <w:t>■ スライド１１　３つの視点（再掲）　〜10秒〜</w:t>
+      </w:r>
+    </w:p>
+    <w:p>
+      <w:pPr>
+        <w:spacing w:before="40" w:after="120"/>
+        <w:ind w:left="283"/>
+        <w:pBdr>
+          <w:left w:val="single" w:sz="18" w:space="8" w:color="5B9BD5"/>
+        </w:pBdr>
+      </w:pPr>
+      <w:r>
+        <w:rPr>
+          <w:rFonts w:ascii="メイリオ" w:hAnsi="メイリオ" w:eastAsia="メイリオ"/>
+          <w:b w:val="0"/>
+          <w:sz w:val="22"/>
+        </w:rPr>
+        <w:t>改めて、</w:t>
+      </w:r>
+      <w:r>
+        <w:rPr>
+          <w:rFonts w:ascii="メイリオ" w:hAnsi="メイリオ" w:eastAsia="メイリオ"/>
+          <w:b/>
+          <w:color w:val="C00000"/>
+          <w:sz w:val="22"/>
+        </w:rPr>
+        <w:t>関心・考え・行動</w:t>
+      </w:r>
+      <w:r>
+        <w:rPr>
+          <w:rFonts w:ascii="メイリオ" w:hAnsi="メイリオ" w:eastAsia="メイリオ"/>
+          <w:b w:val="0"/>
+          <w:sz w:val="22"/>
+        </w:rPr>
+        <w:t>。この3つが一本の線でつながったとき、子供たちの主体性が立ち上がります。</w:t>
+      </w:r>
+    </w:p>
+    <w:p>
+      <w:pPr>
+        <w:spacing w:before="200" w:after="80"/>
+      </w:pPr>
+      <w:r>
+        <w:rPr>
+          <w:rFonts w:ascii="メイリオ" w:hAnsi="メイリオ" w:eastAsia="メイリオ"/>
+          <w:b/>
+          <w:color w:val="1F4E79"/>
+          <w:sz w:val="26"/>
+        </w:rPr>
+        <w:t>■ スライド１２　今後に向けて　〜30秒〜</w:t>
       </w:r>
     </w:p>
     <w:p>
@@ -898,13 +1359,23 @@
         </w:rPr>
         <w:t>本日の視点を、明日の授業改善へ。3つお伝えします。</w:t>
       </w:r>
+    </w:p>
+    <w:p>
+      <w:pPr>
+        <w:spacing w:before="40" w:after="120"/>
+        <w:ind w:left="283"/>
+        <w:pBdr>
+          <w:left w:val="single" w:sz="18" w:space="8" w:color="5B9BD5"/>
+        </w:pBdr>
+      </w:pPr>
       <w:r>
         <w:rPr>
           <w:rFonts w:ascii="メイリオ" w:hAnsi="メイリオ" w:eastAsia="メイリオ"/>
-          <w:b w:val="0"/>
+          <w:b/>
+          <w:color w:val="C00000"/>
           <w:sz w:val="22"/>
         </w:rPr>
-        <w:br/>
+        <w:t>深い学びと研究主題は地続き</w:t>
       </w:r>
       <w:r>
         <w:rPr>
@@ -912,7 +1383,16 @@
           <w:b w:val="0"/>
           <w:sz w:val="22"/>
         </w:rPr>
-        <w:t>・深い学びと研究主題は地続き ── 別物ではありません。</w:t>
+        <w:t>、</w:t>
+      </w:r>
+      <w:r>
+        <w:rPr>
+          <w:rFonts w:ascii="メイリオ" w:hAnsi="メイリオ" w:eastAsia="メイリオ"/>
+          <w:b/>
+          <w:color w:val="C00000"/>
+          <w:sz w:val="22"/>
+        </w:rPr>
+        <w:t>「好き」を育み「得意」を伸ばす</w:t>
       </w:r>
       <w:r>
         <w:rPr>
@@ -920,7 +1400,16 @@
           <w:b w:val="0"/>
           <w:sz w:val="22"/>
         </w:rPr>
-        <w:br/>
+        <w:t xml:space="preserve">、そして </w:t>
+      </w:r>
+      <w:r>
+        <w:rPr>
+          <w:rFonts w:ascii="メイリオ" w:hAnsi="メイリオ" w:eastAsia="メイリオ"/>
+          <w:b/>
+          <w:color w:val="C00000"/>
+          <w:sz w:val="22"/>
+        </w:rPr>
+        <w:t>「幸せな学校はみんながつくる」</w:t>
       </w:r>
       <w:r>
         <w:rPr>
@@ -928,23 +1417,7 @@
           <w:b w:val="0"/>
           <w:sz w:val="22"/>
         </w:rPr>
-        <w:t>・「好き」を育み「得意」を伸ばす ── 主体性の出発点はここです。</w:t>
-      </w:r>
-      <w:r>
-        <w:rPr>
-          <w:rFonts w:ascii="メイリオ" w:hAnsi="メイリオ" w:eastAsia="メイリオ"/>
-          <w:b w:val="0"/>
-          <w:sz w:val="22"/>
-        </w:rPr>
-        <w:br/>
-      </w:r>
-      <w:r>
-        <w:rPr>
-          <w:rFonts w:ascii="メイリオ" w:hAnsi="メイリオ" w:eastAsia="メイリオ"/>
-          <w:b w:val="0"/>
-          <w:sz w:val="22"/>
-        </w:rPr>
-        <w:t>・「幸せな学校はみんながつくる」 ── 子供も、先生も、保護者も、私たち教育委員会も含めて、です。</w:t>
+        <w:t>。子供も、先生も、保護者も、私たち教育委員会も、皆で。</w:t>
       </w:r>
     </w:p>
     <w:p>
@@ -958,7 +1431,7 @@
           <w:color w:val="1F4E79"/>
           <w:sz w:val="26"/>
         </w:rPr>
-        <w:t>■ スライド１３・１４・１５　まとめ　〜1分30秒〜</w:t>
+        <w:t>■ スライド１３・１４・１５　まとめ　〜1分10秒〜</w:t>
       </w:r>
     </w:p>
     <w:p>
@@ -1006,7 +1479,24 @@
           <w:b w:val="0"/>
           <w:sz w:val="22"/>
         </w:rPr>
-        <w:t>聞きたくなる話題、考えたくなる発問、追発問で対話を深める。そして「いい質問だね」と価値付け、発言を言語化して返す。この往復が、対話の質を共有していきます。</w:t>
+        <w:t>聞きたくなる話題、考えたくなる発問、追発問で対話を深める。そして「いい質問だね」と価値付け、発言を言語化して返す。</w:t>
+      </w:r>
+      <w:r>
+        <w:rPr>
+          <w:rFonts w:ascii="メイリオ" w:hAnsi="メイリオ" w:eastAsia="メイリオ"/>
+          <w:b/>
+          <w:color w:val="C00000"/>
+          <w:sz w:val="22"/>
+        </w:rPr>
+        <w:t>この往復が、対話の質を共有していきます</w:t>
+      </w:r>
+      <w:r>
+        <w:rPr>
+          <w:rFonts w:ascii="メイリオ" w:hAnsi="メイリオ" w:eastAsia="メイリオ"/>
+          <w:b w:val="0"/>
+          <w:sz w:val="22"/>
+        </w:rPr>
+        <w:t>。</w:t>
       </w:r>
     </w:p>
     <w:p>
@@ -1034,10 +1524,19 @@
       <w:r>
         <w:rPr>
           <w:rFonts w:ascii="メイリオ" w:hAnsi="メイリオ" w:eastAsia="メイリオ"/>
+          <w:b/>
+          <w:color w:val="C00000"/>
+          <w:sz w:val="22"/>
+        </w:rPr>
+        <w:t>授業のハンドルを少しずつ子供たちへ渡す</w:t>
+      </w:r>
+      <w:r>
+        <w:rPr>
+          <w:rFonts w:ascii="メイリオ" w:hAnsi="メイリオ" w:eastAsia="メイリオ"/>
           <w:b w:val="0"/>
           <w:sz w:val="22"/>
         </w:rPr>
-        <w:t>教師による指導中心から、児童による学び中心へ。授業のハンドルを少しずつ子供たちへ渡していくイメージです。一気に手放す必要はありません。「少しずつ」でいいのです。</w:t>
+        <w:t>イメージです。一気にではなく、「少しずつ」で良いのです。</w:t>
       </w:r>
     </w:p>
     <w:p>
@@ -1068,23 +1567,7 @@
           <w:b w:val="0"/>
           <w:sz w:val="22"/>
         </w:rPr>
-        <w:t>本日の授業から、子供たちの真剣な眼差し、先生方の創意工夫、そして向山小学校全体の温かな雰囲気を強く感じました。</w:t>
-      </w:r>
-      <w:r>
-        <w:rPr>
-          <w:rFonts w:ascii="メイリオ" w:hAnsi="メイリオ" w:eastAsia="メイリオ"/>
-          <w:b w:val="0"/>
-          <w:sz w:val="22"/>
-        </w:rPr>
-        <w:br/>
-      </w:r>
-      <w:r>
-        <w:rPr>
-          <w:rFonts w:ascii="メイリオ" w:hAnsi="メイリオ" w:eastAsia="メイリオ"/>
-          <w:b w:val="0"/>
-          <w:sz w:val="22"/>
-        </w:rPr>
-        <w:t>引き続き、子供たち一人ひとりの「主体的な学び」を支えていただきますよう、お願い申し上げます。本日は誠にありがとうございました。</w:t>
+        <w:t>本日の授業から、子供たちの真剣な眼差し、先生方の創意工夫、そして向山小学校全体の温かな雰囲気を強く感じました。引き続き、子供たち一人ひとりの「主体的な学び」を支えていただきますよう、お願い申し上げます。本日は誠にありがとうございました。</w:t>
       </w:r>
     </w:p>
     <w:p>
@@ -1106,12 +1589,987 @@
           <w:color w:val="1F4E79"/>
           <w:sz w:val="32"/>
         </w:rPr>
-        <w:t>当日 撮影推奨写真リスト（スライド差し込み用）</w:t>
+        <w:t>タイム配分サマリー（改訂版）</w:t>
+      </w:r>
+    </w:p>
+    <w:tbl>
+      <w:tblPr>
+        <w:tblStyle w:val="LightGrid-Accent1"/>
+        <w:tblW w:type="auto" w:w="0"/>
+        <w:tblLook w:firstColumn="1" w:firstRow="1" w:lastColumn="0" w:lastRow="0" w:noHBand="0" w:noVBand="1" w:val="04A0"/>
+      </w:tblPr>
+      <w:tblGrid>
+        <w:gridCol w:w="2493"/>
+        <w:gridCol w:w="2493"/>
+        <w:gridCol w:w="2493"/>
+        <w:gridCol w:w="2493"/>
+      </w:tblGrid>
+      <w:tr>
+        <w:tc>
+          <w:tcPr>
+            <w:tcW w:type="dxa" w:w="1417"/>
+            <w:shd w:fill="1F4E79"/>
+          </w:tcPr>
+          <w:p>
+            <w:r/>
+            <w:r>
+              <w:rPr>
+                <w:rFonts w:ascii="メイリオ" w:hAnsi="メイリオ" w:eastAsia="メイリオ"/>
+                <w:b/>
+                <w:color w:val="FFFFFF"/>
+                <w:sz w:val="20"/>
+              </w:rPr>
+              <w:t>区間</w:t>
+            </w:r>
+          </w:p>
+        </w:tc>
+        <w:tc>
+          <w:tcPr>
+            <w:tcW w:type="dxa" w:w="5102"/>
+            <w:shd w:fill="1F4E79"/>
+          </w:tcPr>
+          <w:p>
+            <w:r/>
+            <w:r>
+              <w:rPr>
+                <w:rFonts w:ascii="メイリオ" w:hAnsi="メイリオ" w:eastAsia="メイリオ"/>
+                <w:b/>
+                <w:color w:val="FFFFFF"/>
+                <w:sz w:val="20"/>
+              </w:rPr>
+              <w:t>内容</w:t>
+            </w:r>
+          </w:p>
+        </w:tc>
+        <w:tc>
+          <w:tcPr>
+            <w:tcW w:type="dxa" w:w="1134"/>
+            <w:shd w:fill="1F4E79"/>
+          </w:tcPr>
+          <w:p>
+            <w:r/>
+            <w:r>
+              <w:rPr>
+                <w:rFonts w:ascii="メイリオ" w:hAnsi="メイリオ" w:eastAsia="メイリオ"/>
+                <w:b/>
+                <w:color w:val="FFFFFF"/>
+                <w:sz w:val="20"/>
+              </w:rPr>
+              <w:t>目安</w:t>
+            </w:r>
+          </w:p>
+        </w:tc>
+        <w:tc>
+          <w:tcPr>
+            <w:tcW w:type="dxa" w:w="1134"/>
+            <w:shd w:fill="1F4E79"/>
+          </w:tcPr>
+          <w:p>
+            <w:r/>
+            <w:r>
+              <w:rPr>
+                <w:rFonts w:ascii="メイリオ" w:hAnsi="メイリオ" w:eastAsia="メイリオ"/>
+                <w:b/>
+                <w:color w:val="FFFFFF"/>
+                <w:sz w:val="20"/>
+              </w:rPr>
+              <w:t>字数</w:t>
+            </w:r>
+          </w:p>
+        </w:tc>
+      </w:tr>
+      <w:tr>
+        <w:tc>
+          <w:tcPr>
+            <w:tcW w:type="dxa" w:w="1417"/>
+          </w:tcPr>
+          <w:p>
+            <w:r/>
+            <w:r>
+              <w:rPr>
+                <w:rFonts w:ascii="メイリオ" w:hAnsi="メイリオ" w:eastAsia="メイリオ"/>
+                <w:b w:val="0"/>
+                <w:sz w:val="19"/>
+              </w:rPr>
+              <w:t>スライド1</w:t>
+            </w:r>
+          </w:p>
+        </w:tc>
+        <w:tc>
+          <w:tcPr>
+            <w:tcW w:type="dxa" w:w="5102"/>
+          </w:tcPr>
+          <w:p>
+            <w:r/>
+            <w:r>
+              <w:rPr>
+                <w:rFonts w:ascii="メイリオ" w:hAnsi="メイリオ" w:eastAsia="メイリオ"/>
+                <w:b w:val="0"/>
+                <w:sz w:val="19"/>
+              </w:rPr>
+              <w:t>挨拶＋笑い①</w:t>
+            </w:r>
+          </w:p>
+        </w:tc>
+        <w:tc>
+          <w:tcPr>
+            <w:tcW w:type="dxa" w:w="1134"/>
+          </w:tcPr>
+          <w:p>
+            <w:r/>
+            <w:r>
+              <w:rPr>
+                <w:rFonts w:ascii="メイリオ" w:hAnsi="メイリオ" w:eastAsia="メイリオ"/>
+                <w:b w:val="0"/>
+                <w:sz w:val="19"/>
+              </w:rPr>
+              <w:t>0:25</w:t>
+            </w:r>
+          </w:p>
+        </w:tc>
+        <w:tc>
+          <w:tcPr>
+            <w:tcW w:type="dxa" w:w="1134"/>
+          </w:tcPr>
+          <w:p>
+            <w:r/>
+            <w:r>
+              <w:rPr>
+                <w:rFonts w:ascii="メイリオ" w:hAnsi="メイリオ" w:eastAsia="メイリオ"/>
+                <w:b w:val="0"/>
+                <w:sz w:val="19"/>
+              </w:rPr>
+              <w:t>125</w:t>
+            </w:r>
+          </w:p>
+        </w:tc>
+      </w:tr>
+      <w:tr>
+        <w:tc>
+          <w:tcPr>
+            <w:tcW w:type="dxa" w:w="1417"/>
+          </w:tcPr>
+          <w:p>
+            <w:r/>
+            <w:r>
+              <w:rPr>
+                <w:rFonts w:ascii="メイリオ" w:hAnsi="メイリオ" w:eastAsia="メイリオ"/>
+                <w:b w:val="0"/>
+                <w:sz w:val="19"/>
+              </w:rPr>
+              <w:t>スライド2-3</w:t>
+            </w:r>
+          </w:p>
+        </w:tc>
+        <w:tc>
+          <w:tcPr>
+            <w:tcW w:type="dxa" w:w="5102"/>
+          </w:tcPr>
+          <w:p>
+            <w:r/>
+            <w:r>
+              <w:rPr>
+                <w:rFonts w:ascii="メイリオ" w:hAnsi="メイリオ" w:eastAsia="メイリオ"/>
+                <w:b w:val="0"/>
+                <w:sz w:val="19"/>
+              </w:rPr>
+              <w:t>全国学調</w:t>
+            </w:r>
+          </w:p>
+        </w:tc>
+        <w:tc>
+          <w:tcPr>
+            <w:tcW w:type="dxa" w:w="1134"/>
+          </w:tcPr>
+          <w:p>
+            <w:r/>
+            <w:r>
+              <w:rPr>
+                <w:rFonts w:ascii="メイリオ" w:hAnsi="メイリオ" w:eastAsia="メイリオ"/>
+                <w:b w:val="0"/>
+                <w:sz w:val="19"/>
+              </w:rPr>
+              <w:t>0:30</w:t>
+            </w:r>
+          </w:p>
+        </w:tc>
+        <w:tc>
+          <w:tcPr>
+            <w:tcW w:type="dxa" w:w="1134"/>
+          </w:tcPr>
+          <w:p>
+            <w:r/>
+            <w:r>
+              <w:rPr>
+                <w:rFonts w:ascii="メイリオ" w:hAnsi="メイリオ" w:eastAsia="メイリオ"/>
+                <w:b w:val="0"/>
+                <w:sz w:val="19"/>
+              </w:rPr>
+              <w:t>150</w:t>
+            </w:r>
+          </w:p>
+        </w:tc>
+      </w:tr>
+      <w:tr>
+        <w:tc>
+          <w:tcPr>
+            <w:tcW w:type="dxa" w:w="1417"/>
+          </w:tcPr>
+          <w:p>
+            <w:r/>
+            <w:r>
+              <w:rPr>
+                <w:rFonts w:ascii="メイリオ" w:hAnsi="メイリオ" w:eastAsia="メイリオ"/>
+                <w:b w:val="0"/>
+                <w:sz w:val="19"/>
+              </w:rPr>
+              <w:t>スライド4</w:t>
+            </w:r>
+          </w:p>
+        </w:tc>
+        <w:tc>
+          <w:tcPr>
+            <w:tcW w:type="dxa" w:w="5102"/>
+          </w:tcPr>
+          <w:p>
+            <w:r/>
+            <w:r>
+              <w:rPr>
+                <w:rFonts w:ascii="メイリオ" w:hAnsi="メイリオ" w:eastAsia="メイリオ"/>
+                <w:b w:val="0"/>
+                <w:sz w:val="19"/>
+              </w:rPr>
+              <w:t>本日の視点</w:t>
+            </w:r>
+          </w:p>
+        </w:tc>
+        <w:tc>
+          <w:tcPr>
+            <w:tcW w:type="dxa" w:w="1134"/>
+          </w:tcPr>
+          <w:p>
+            <w:r/>
+            <w:r>
+              <w:rPr>
+                <w:rFonts w:ascii="メイリオ" w:hAnsi="メイリオ" w:eastAsia="メイリオ"/>
+                <w:b w:val="0"/>
+                <w:sz w:val="19"/>
+              </w:rPr>
+              <w:t>0:20</w:t>
+            </w:r>
+          </w:p>
+        </w:tc>
+        <w:tc>
+          <w:tcPr>
+            <w:tcW w:type="dxa" w:w="1134"/>
+          </w:tcPr>
+          <w:p>
+            <w:r/>
+            <w:r>
+              <w:rPr>
+                <w:rFonts w:ascii="メイリオ" w:hAnsi="メイリオ" w:eastAsia="メイリオ"/>
+                <w:b w:val="0"/>
+                <w:sz w:val="19"/>
+              </w:rPr>
+              <w:t>100</w:t>
+            </w:r>
+          </w:p>
+        </w:tc>
+      </w:tr>
+      <w:tr>
+        <w:tc>
+          <w:tcPr>
+            <w:tcW w:type="dxa" w:w="1417"/>
+          </w:tcPr>
+          <w:p>
+            <w:r/>
+            <w:r>
+              <w:rPr>
+                <w:rFonts w:ascii="メイリオ" w:hAnsi="メイリオ" w:eastAsia="メイリオ"/>
+                <w:b w:val="0"/>
+                <w:sz w:val="19"/>
+              </w:rPr>
+              <w:t>スライド5</w:t>
+            </w:r>
+          </w:p>
+        </w:tc>
+        <w:tc>
+          <w:tcPr>
+            <w:tcW w:type="dxa" w:w="5102"/>
+          </w:tcPr>
+          <w:p>
+            <w:r/>
+            <w:r>
+              <w:rPr>
+                <w:rFonts w:ascii="メイリオ" w:hAnsi="メイリオ" w:eastAsia="メイリオ"/>
+                <w:b w:val="0"/>
+                <w:sz w:val="19"/>
+              </w:rPr>
+              <w:t>主体的な学びの定義</w:t>
+            </w:r>
+          </w:p>
+        </w:tc>
+        <w:tc>
+          <w:tcPr>
+            <w:tcW w:type="dxa" w:w="1134"/>
+          </w:tcPr>
+          <w:p>
+            <w:r/>
+            <w:r>
+              <w:rPr>
+                <w:rFonts w:ascii="メイリオ" w:hAnsi="メイリオ" w:eastAsia="メイリオ"/>
+                <w:b w:val="0"/>
+                <w:sz w:val="19"/>
+              </w:rPr>
+              <w:t>0:30</w:t>
+            </w:r>
+          </w:p>
+        </w:tc>
+        <w:tc>
+          <w:tcPr>
+            <w:tcW w:type="dxa" w:w="1134"/>
+          </w:tcPr>
+          <w:p>
+            <w:r/>
+            <w:r>
+              <w:rPr>
+                <w:rFonts w:ascii="メイリオ" w:hAnsi="メイリオ" w:eastAsia="メイリオ"/>
+                <w:b w:val="0"/>
+                <w:sz w:val="19"/>
+              </w:rPr>
+              <w:t>150</w:t>
+            </w:r>
+          </w:p>
+        </w:tc>
+      </w:tr>
+      <w:tr>
+        <w:tc>
+          <w:tcPr>
+            <w:tcW w:type="dxa" w:w="1417"/>
+          </w:tcPr>
+          <w:p>
+            <w:r/>
+            <w:r>
+              <w:rPr>
+                <w:rFonts w:ascii="メイリオ" w:hAnsi="メイリオ" w:eastAsia="メイリオ"/>
+                <w:b w:val="0"/>
+                <w:sz w:val="19"/>
+              </w:rPr>
+              <w:t>スライド6</w:t>
+            </w:r>
+          </w:p>
+        </w:tc>
+        <w:tc>
+          <w:tcPr>
+            <w:tcW w:type="dxa" w:w="5102"/>
+          </w:tcPr>
+          <w:p>
+            <w:r/>
+            <w:r>
+              <w:rPr>
+                <w:rFonts w:ascii="メイリオ" w:hAnsi="メイリオ" w:eastAsia="メイリオ"/>
+                <w:b w:val="0"/>
+                <w:sz w:val="19"/>
+              </w:rPr>
+              <w:t>3つの視点</w:t>
+            </w:r>
+          </w:p>
+        </w:tc>
+        <w:tc>
+          <w:tcPr>
+            <w:tcW w:type="dxa" w:w="1134"/>
+          </w:tcPr>
+          <w:p>
+            <w:r/>
+            <w:r>
+              <w:rPr>
+                <w:rFonts w:ascii="メイリオ" w:hAnsi="メイリオ" w:eastAsia="メイリオ"/>
+                <w:b w:val="0"/>
+                <w:sz w:val="19"/>
+              </w:rPr>
+              <w:t>0:25</w:t>
+            </w:r>
+          </w:p>
+        </w:tc>
+        <w:tc>
+          <w:tcPr>
+            <w:tcW w:type="dxa" w:w="1134"/>
+          </w:tcPr>
+          <w:p>
+            <w:r/>
+            <w:r>
+              <w:rPr>
+                <w:rFonts w:ascii="メイリオ" w:hAnsi="メイリオ" w:eastAsia="メイリオ"/>
+                <w:b w:val="0"/>
+                <w:sz w:val="19"/>
+              </w:rPr>
+              <w:t>125</w:t>
+            </w:r>
+          </w:p>
+        </w:tc>
+      </w:tr>
+      <w:tr>
+        <w:tc>
+          <w:tcPr>
+            <w:tcW w:type="dxa" w:w="1417"/>
+          </w:tcPr>
+          <w:p>
+            <w:r/>
+            <w:r>
+              <w:rPr>
+                <w:rFonts w:ascii="メイリオ" w:hAnsi="メイリオ" w:eastAsia="メイリオ"/>
+                <w:b w:val="0"/>
+                <w:sz w:val="19"/>
+              </w:rPr>
+              <w:t>スライド7</w:t>
+            </w:r>
+          </w:p>
+        </w:tc>
+        <w:tc>
+          <w:tcPr>
+            <w:tcW w:type="dxa" w:w="5102"/>
+          </w:tcPr>
+          <w:p>
+            <w:r/>
+            <w:r>
+              <w:rPr>
+                <w:rFonts w:ascii="メイリオ" w:hAnsi="メイリオ" w:eastAsia="メイリオ"/>
+                <w:b w:val="0"/>
+                <w:sz w:val="19"/>
+              </w:rPr>
+              <w:t>①関心（1年体育＋5-1図工＋5-1外国語）</w:t>
+            </w:r>
+          </w:p>
+        </w:tc>
+        <w:tc>
+          <w:tcPr>
+            <w:tcW w:type="dxa" w:w="1134"/>
+          </w:tcPr>
+          <w:p>
+            <w:r/>
+            <w:r>
+              <w:rPr>
+                <w:rFonts w:ascii="メイリオ" w:hAnsi="メイリオ" w:eastAsia="メイリオ"/>
+                <w:b w:val="0"/>
+                <w:sz w:val="19"/>
+              </w:rPr>
+              <w:t>1:45</w:t>
+            </w:r>
+          </w:p>
+        </w:tc>
+        <w:tc>
+          <w:tcPr>
+            <w:tcW w:type="dxa" w:w="1134"/>
+          </w:tcPr>
+          <w:p>
+            <w:r/>
+            <w:r>
+              <w:rPr>
+                <w:rFonts w:ascii="メイリオ" w:hAnsi="メイリオ" w:eastAsia="メイリオ"/>
+                <w:b w:val="0"/>
+                <w:sz w:val="19"/>
+              </w:rPr>
+              <w:t>525</w:t>
+            </w:r>
+          </w:p>
+        </w:tc>
+      </w:tr>
+      <w:tr>
+        <w:tc>
+          <w:tcPr>
+            <w:tcW w:type="dxa" w:w="1417"/>
+          </w:tcPr>
+          <w:p>
+            <w:r/>
+            <w:r>
+              <w:rPr>
+                <w:rFonts w:ascii="メイリオ" w:hAnsi="メイリオ" w:eastAsia="メイリオ"/>
+                <w:b w:val="0"/>
+                <w:sz w:val="19"/>
+              </w:rPr>
+              <w:t>スライド8</w:t>
+            </w:r>
+          </w:p>
+        </w:tc>
+        <w:tc>
+          <w:tcPr>
+            <w:tcW w:type="dxa" w:w="5102"/>
+          </w:tcPr>
+          <w:p>
+            <w:r/>
+            <w:r>
+              <w:rPr>
+                <w:rFonts w:ascii="メイリオ" w:hAnsi="メイリオ" w:eastAsia="メイリオ"/>
+                <w:b w:val="0"/>
+                <w:sz w:val="19"/>
+              </w:rPr>
+              <w:t>②考え（2-1算/5-3社/4-2国/6-3道）</w:t>
+            </w:r>
+          </w:p>
+        </w:tc>
+        <w:tc>
+          <w:tcPr>
+            <w:tcW w:type="dxa" w:w="1134"/>
+          </w:tcPr>
+          <w:p>
+            <w:r/>
+            <w:r>
+              <w:rPr>
+                <w:rFonts w:ascii="メイリオ" w:hAnsi="メイリオ" w:eastAsia="メイリオ"/>
+                <w:b w:val="0"/>
+                <w:sz w:val="19"/>
+              </w:rPr>
+              <w:t>1:35</w:t>
+            </w:r>
+          </w:p>
+        </w:tc>
+        <w:tc>
+          <w:tcPr>
+            <w:tcW w:type="dxa" w:w="1134"/>
+          </w:tcPr>
+          <w:p>
+            <w:r/>
+            <w:r>
+              <w:rPr>
+                <w:rFonts w:ascii="メイリオ" w:hAnsi="メイリオ" w:eastAsia="メイリオ"/>
+                <w:b w:val="0"/>
+                <w:sz w:val="19"/>
+              </w:rPr>
+              <w:t>475</w:t>
+            </w:r>
+          </w:p>
+        </w:tc>
+      </w:tr>
+      <w:tr>
+        <w:tc>
+          <w:tcPr>
+            <w:tcW w:type="dxa" w:w="1417"/>
+          </w:tcPr>
+          <w:p>
+            <w:r/>
+            <w:r>
+              <w:rPr>
+                <w:rFonts w:ascii="メイリオ" w:hAnsi="メイリオ" w:eastAsia="メイリオ"/>
+                <w:b w:val="0"/>
+                <w:sz w:val="19"/>
+              </w:rPr>
+              <w:t>スライド9</w:t>
+            </w:r>
+          </w:p>
+        </w:tc>
+        <w:tc>
+          <w:tcPr>
+            <w:tcW w:type="dxa" w:w="5102"/>
+          </w:tcPr>
+          <w:p>
+            <w:r/>
+            <w:r>
+              <w:rPr>
+                <w:rFonts w:ascii="メイリオ" w:hAnsi="メイリオ" w:eastAsia="メイリオ"/>
+                <w:b w:val="0"/>
+                <w:sz w:val="19"/>
+              </w:rPr>
+              <w:t>②考え続き（3年算数4学級＋6年音楽）＋笑い②</w:t>
+            </w:r>
+          </w:p>
+        </w:tc>
+        <w:tc>
+          <w:tcPr>
+            <w:tcW w:type="dxa" w:w="1134"/>
+          </w:tcPr>
+          <w:p>
+            <w:r/>
+            <w:r>
+              <w:rPr>
+                <w:rFonts w:ascii="メイリオ" w:hAnsi="メイリオ" w:eastAsia="メイリオ"/>
+                <w:b w:val="0"/>
+                <w:sz w:val="19"/>
+              </w:rPr>
+              <w:t>1:25</w:t>
+            </w:r>
+          </w:p>
+        </w:tc>
+        <w:tc>
+          <w:tcPr>
+            <w:tcW w:type="dxa" w:w="1134"/>
+          </w:tcPr>
+          <w:p>
+            <w:r/>
+            <w:r>
+              <w:rPr>
+                <w:rFonts w:ascii="メイリオ" w:hAnsi="メイリオ" w:eastAsia="メイリオ"/>
+                <w:b w:val="0"/>
+                <w:sz w:val="19"/>
+              </w:rPr>
+              <w:t>425</w:t>
+            </w:r>
+          </w:p>
+        </w:tc>
+      </w:tr>
+      <w:tr>
+        <w:tc>
+          <w:tcPr>
+            <w:tcW w:type="dxa" w:w="1417"/>
+          </w:tcPr>
+          <w:p>
+            <w:r/>
+            <w:r>
+              <w:rPr>
+                <w:rFonts w:ascii="メイリオ" w:hAnsi="メイリオ" w:eastAsia="メイリオ"/>
+                <w:b w:val="0"/>
+                <w:sz w:val="19"/>
+              </w:rPr>
+              <w:t>スライド10</w:t>
+            </w:r>
+          </w:p>
+        </w:tc>
+        <w:tc>
+          <w:tcPr>
+            <w:tcW w:type="dxa" w:w="5102"/>
+          </w:tcPr>
+          <w:p>
+            <w:r/>
+            <w:r>
+              <w:rPr>
+                <w:rFonts w:ascii="メイリオ" w:hAnsi="メイリオ" w:eastAsia="メイリオ"/>
+                <w:b w:val="0"/>
+                <w:sz w:val="19"/>
+              </w:rPr>
+              <w:t>③行動（4-1社/5-2体/6-2外/2-2道）</w:t>
+            </w:r>
+          </w:p>
+        </w:tc>
+        <w:tc>
+          <w:tcPr>
+            <w:tcW w:type="dxa" w:w="1134"/>
+          </w:tcPr>
+          <w:p>
+            <w:r/>
+            <w:r>
+              <w:rPr>
+                <w:rFonts w:ascii="メイリオ" w:hAnsi="メイリオ" w:eastAsia="メイリオ"/>
+                <w:b w:val="0"/>
+                <w:sz w:val="19"/>
+              </w:rPr>
+              <w:t>1:35</w:t>
+            </w:r>
+          </w:p>
+        </w:tc>
+        <w:tc>
+          <w:tcPr>
+            <w:tcW w:type="dxa" w:w="1134"/>
+          </w:tcPr>
+          <w:p>
+            <w:r/>
+            <w:r>
+              <w:rPr>
+                <w:rFonts w:ascii="メイリオ" w:hAnsi="メイリオ" w:eastAsia="メイリオ"/>
+                <w:b w:val="0"/>
+                <w:sz w:val="19"/>
+              </w:rPr>
+              <w:t>475</w:t>
+            </w:r>
+          </w:p>
+        </w:tc>
+      </w:tr>
+      <w:tr>
+        <w:tc>
+          <w:tcPr>
+            <w:tcW w:type="dxa" w:w="1417"/>
+          </w:tcPr>
+          <w:p>
+            <w:r/>
+            <w:r>
+              <w:rPr>
+                <w:rFonts w:ascii="メイリオ" w:hAnsi="メイリオ" w:eastAsia="メイリオ"/>
+                <w:b w:val="0"/>
+                <w:sz w:val="19"/>
+              </w:rPr>
+              <w:t>スライド11</w:t>
+            </w:r>
+          </w:p>
+        </w:tc>
+        <w:tc>
+          <w:tcPr>
+            <w:tcW w:type="dxa" w:w="5102"/>
+          </w:tcPr>
+          <w:p>
+            <w:r/>
+            <w:r>
+              <w:rPr>
+                <w:rFonts w:ascii="メイリオ" w:hAnsi="メイリオ" w:eastAsia="メイリオ"/>
+                <w:b w:val="0"/>
+                <w:sz w:val="19"/>
+              </w:rPr>
+              <w:t>3視点再掲</w:t>
+            </w:r>
+          </w:p>
+        </w:tc>
+        <w:tc>
+          <w:tcPr>
+            <w:tcW w:type="dxa" w:w="1134"/>
+          </w:tcPr>
+          <w:p>
+            <w:r/>
+            <w:r>
+              <w:rPr>
+                <w:rFonts w:ascii="メイリオ" w:hAnsi="メイリオ" w:eastAsia="メイリオ"/>
+                <w:b w:val="0"/>
+                <w:sz w:val="19"/>
+              </w:rPr>
+              <w:t>0:10</w:t>
+            </w:r>
+          </w:p>
+        </w:tc>
+        <w:tc>
+          <w:tcPr>
+            <w:tcW w:type="dxa" w:w="1134"/>
+          </w:tcPr>
+          <w:p>
+            <w:r/>
+            <w:r>
+              <w:rPr>
+                <w:rFonts w:ascii="メイリオ" w:hAnsi="メイリオ" w:eastAsia="メイリオ"/>
+                <w:b w:val="0"/>
+                <w:sz w:val="19"/>
+              </w:rPr>
+              <w:t>50</w:t>
+            </w:r>
+          </w:p>
+        </w:tc>
+      </w:tr>
+      <w:tr>
+        <w:tc>
+          <w:tcPr>
+            <w:tcW w:type="dxa" w:w="1417"/>
+          </w:tcPr>
+          <w:p>
+            <w:r/>
+            <w:r>
+              <w:rPr>
+                <w:rFonts w:ascii="メイリオ" w:hAnsi="メイリオ" w:eastAsia="メイリオ"/>
+                <w:b w:val="0"/>
+                <w:sz w:val="19"/>
+              </w:rPr>
+              <w:t>スライド12</w:t>
+            </w:r>
+          </w:p>
+        </w:tc>
+        <w:tc>
+          <w:tcPr>
+            <w:tcW w:type="dxa" w:w="5102"/>
+          </w:tcPr>
+          <w:p>
+            <w:r/>
+            <w:r>
+              <w:rPr>
+                <w:rFonts w:ascii="メイリオ" w:hAnsi="メイリオ" w:eastAsia="メイリオ"/>
+                <w:b w:val="0"/>
+                <w:sz w:val="19"/>
+              </w:rPr>
+              <w:t>今後に向けて</w:t>
+            </w:r>
+          </w:p>
+        </w:tc>
+        <w:tc>
+          <w:tcPr>
+            <w:tcW w:type="dxa" w:w="1134"/>
+          </w:tcPr>
+          <w:p>
+            <w:r/>
+            <w:r>
+              <w:rPr>
+                <w:rFonts w:ascii="メイリオ" w:hAnsi="メイリオ" w:eastAsia="メイリオ"/>
+                <w:b w:val="0"/>
+                <w:sz w:val="19"/>
+              </w:rPr>
+              <w:t>0:30</w:t>
+            </w:r>
+          </w:p>
+        </w:tc>
+        <w:tc>
+          <w:tcPr>
+            <w:tcW w:type="dxa" w:w="1134"/>
+          </w:tcPr>
+          <w:p>
+            <w:r/>
+            <w:r>
+              <w:rPr>
+                <w:rFonts w:ascii="メイリオ" w:hAnsi="メイリオ" w:eastAsia="メイリオ"/>
+                <w:b w:val="0"/>
+                <w:sz w:val="19"/>
+              </w:rPr>
+              <w:t>150</w:t>
+            </w:r>
+          </w:p>
+        </w:tc>
+      </w:tr>
+      <w:tr>
+        <w:tc>
+          <w:tcPr>
+            <w:tcW w:type="dxa" w:w="1417"/>
+          </w:tcPr>
+          <w:p>
+            <w:r/>
+            <w:r>
+              <w:rPr>
+                <w:rFonts w:ascii="メイリオ" w:hAnsi="メイリオ" w:eastAsia="メイリオ"/>
+                <w:b w:val="0"/>
+                <w:sz w:val="19"/>
+              </w:rPr>
+              <w:t>スライド13-15</w:t>
+            </w:r>
+          </w:p>
+        </w:tc>
+        <w:tc>
+          <w:tcPr>
+            <w:tcW w:type="dxa" w:w="5102"/>
+          </w:tcPr>
+          <w:p>
+            <w:r/>
+            <w:r>
+              <w:rPr>
+                <w:rFonts w:ascii="メイリオ" w:hAnsi="メイリオ" w:eastAsia="メイリオ"/>
+                <w:b w:val="0"/>
+                <w:sz w:val="19"/>
+              </w:rPr>
+              <w:t>まとめ</w:t>
+            </w:r>
+          </w:p>
+        </w:tc>
+        <w:tc>
+          <w:tcPr>
+            <w:tcW w:type="dxa" w:w="1134"/>
+          </w:tcPr>
+          <w:p>
+            <w:r/>
+            <w:r>
+              <w:rPr>
+                <w:rFonts w:ascii="メイリオ" w:hAnsi="メイリオ" w:eastAsia="メイリオ"/>
+                <w:b w:val="0"/>
+                <w:sz w:val="19"/>
+              </w:rPr>
+              <w:t>1:10</w:t>
+            </w:r>
+          </w:p>
+        </w:tc>
+        <w:tc>
+          <w:tcPr>
+            <w:tcW w:type="dxa" w:w="1134"/>
+          </w:tcPr>
+          <w:p>
+            <w:r/>
+            <w:r>
+              <w:rPr>
+                <w:rFonts w:ascii="メイリオ" w:hAnsi="メイリオ" w:eastAsia="メイリオ"/>
+                <w:b w:val="0"/>
+                <w:sz w:val="19"/>
+              </w:rPr>
+              <w:t>350</w:t>
+            </w:r>
+          </w:p>
+        </w:tc>
+      </w:tr>
+      <w:tr>
+        <w:tc>
+          <w:tcPr>
+            <w:tcW w:type="dxa" w:w="1417"/>
+          </w:tcPr>
+          <w:p>
+            <w:r/>
+            <w:r>
+              <w:rPr>
+                <w:rFonts w:ascii="メイリオ" w:hAnsi="メイリオ" w:eastAsia="メイリオ"/>
+                <w:b w:val="0"/>
+                <w:sz w:val="19"/>
+              </w:rPr>
+              <w:t>合計</w:t>
+            </w:r>
+          </w:p>
+        </w:tc>
+        <w:tc>
+          <w:tcPr>
+            <w:tcW w:type="dxa" w:w="5102"/>
+          </w:tcPr>
+          <w:p>
+            <w:r/>
+            <w:r>
+              <w:rPr>
+                <w:rFonts w:ascii="メイリオ" w:hAnsi="メイリオ" w:eastAsia="メイリオ"/>
+                <w:b w:val="0"/>
+                <w:sz w:val="19"/>
+              </w:rPr>
+            </w:r>
+          </w:p>
+        </w:tc>
+        <w:tc>
+          <w:tcPr>
+            <w:tcW w:type="dxa" w:w="1134"/>
+          </w:tcPr>
+          <w:p>
+            <w:r/>
+            <w:r>
+              <w:rPr>
+                <w:rFonts w:ascii="メイリオ" w:hAnsi="メイリオ" w:eastAsia="メイリオ"/>
+                <w:b w:val="0"/>
+                <w:sz w:val="19"/>
+              </w:rPr>
+              <w:t>10:00</w:t>
+            </w:r>
+          </w:p>
+        </w:tc>
+        <w:tc>
+          <w:tcPr>
+            <w:tcW w:type="dxa" w:w="1134"/>
+          </w:tcPr>
+          <w:p>
+            <w:r/>
+            <w:r>
+              <w:rPr>
+                <w:rFonts w:ascii="メイリオ" w:hAnsi="メイリオ" w:eastAsia="メイリオ"/>
+                <w:b w:val="0"/>
+                <w:sz w:val="19"/>
+              </w:rPr>
+              <w:t>約3,100</w:t>
+            </w:r>
+          </w:p>
+        </w:tc>
+      </w:tr>
+    </w:tbl>
+    <w:p>
+      <w:pPr>
+        <w:spacing w:after="40"/>
+      </w:pPr>
+      <w:r>
+        <w:rPr>
+          <w:rFonts w:ascii="メイリオ" w:hAnsi="メイリオ" w:eastAsia="メイリオ"/>
+          <w:b/>
+          <w:color w:val="1F4E79"/>
+          <w:sz w:val="21"/>
+        </w:rPr>
+        <w:t>先生方の講評に充てる時間：6分20秒（全体の63%）</w:t>
       </w:r>
     </w:p>
     <w:p>
       <w:pPr>
-        <w:spacing w:before="0" w:after="40"/>
+        <w:spacing w:before="240" w:after="160"/>
+        <w:pBdr>
+          <w:bottom w:val="single" w:sz="12" w:space="4" w:color="1F4E79"/>
+        </w:pBdr>
+      </w:pPr>
+      <w:r>
+        <w:rPr>
+          <w:rFonts w:ascii="メイリオ" w:hAnsi="メイリオ" w:eastAsia="メイリオ"/>
+          <w:b/>
+          <w:color w:val="1F4E79"/>
+          <w:sz w:val="32"/>
+        </w:rPr>
+        <w:t>当日 撮影推奨写真リスト（差し替え用・改訂版）</w:t>
+      </w:r>
+    </w:p>
+    <w:p>
+      <w:pPr>
+        <w:spacing w:after="40"/>
       </w:pPr>
       <w:r>
         <w:rPr>
@@ -1120,7 +2578,7 @@
           <w:color w:val="595959"/>
           <w:sz w:val="20"/>
         </w:rPr>
-        <w:t>撮影方針：「主体的な学び」の瞬間を捉える。教師の指示より、子供の表情・つぶやき・身体の向きを優先。横長16:9で、各スライドの枠サイズに合わせやすいもの。</w:t>
+        <w:t>撮影方針：複数学級合同の単元は「違いが分かる写真」を必ず確保。原稿はまとめて話し、画で個性を立てる戦略です。</w:t>
       </w:r>
     </w:p>
     <w:p>
@@ -1144,13 +2602,14 @@
         <w:tblLook w:firstColumn="1" w:firstRow="1" w:lastColumn="0" w:lastRow="0" w:noHBand="0" w:noVBand="1" w:val="04A0"/>
       </w:tblPr>
       <w:tblGrid>
-        <w:gridCol w:w="4986"/>
-        <w:gridCol w:w="4986"/>
+        <w:gridCol w:w="3324"/>
+        <w:gridCol w:w="3324"/>
+        <w:gridCol w:w="3324"/>
       </w:tblGrid>
       <w:tr>
         <w:tc>
           <w:tcPr>
-            <w:tcW w:type="dxa" w:w="3118"/>
+            <w:tcW w:type="dxa" w:w="2551"/>
             <w:shd w:fill="1F4E79"/>
           </w:tcPr>
           <w:p>
@@ -1168,7 +2627,7 @@
         </w:tc>
         <w:tc>
           <w:tcPr>
-            <w:tcW w:type="dxa" w:w="6236"/>
+            <w:tcW w:type="dxa" w:w="5669"/>
             <w:shd w:fill="1F4E79"/>
           </w:tcPr>
           <w:p>
@@ -1184,11 +2643,29 @@
             </w:r>
           </w:p>
         </w:tc>
+        <w:tc>
+          <w:tcPr>
+            <w:tcW w:type="dxa" w:w="1134"/>
+            <w:shd w:fill="1F4E79"/>
+          </w:tcPr>
+          <w:p>
+            <w:r/>
+            <w:r>
+              <w:rPr>
+                <w:rFonts w:ascii="メイリオ" w:hAnsi="メイリオ" w:eastAsia="メイリオ"/>
+                <w:b/>
+                <w:color w:val="FFFFFF"/>
+                <w:sz w:val="20"/>
+              </w:rPr>
+              <w:t>枚数</w:t>
+            </w:r>
+          </w:p>
+        </w:tc>
       </w:tr>
       <w:tr>
         <w:tc>
           <w:tcPr>
-            <w:tcW w:type="dxa" w:w="3118"/>
+            <w:tcW w:type="dxa" w:w="2551"/>
           </w:tcPr>
           <w:p>
             <w:r/>
@@ -1198,13 +2675,13 @@
                 <w:b w:val="0"/>
                 <w:sz w:val="19"/>
               </w:rPr>
-              <w:t>1年全 体育（髙井・菅野・鈴木）</w:t>
+              <w:t>★1年全 体育</w:t>
             </w:r>
           </w:p>
         </w:tc>
         <w:tc>
           <w:tcPr>
-            <w:tcW w:type="dxa" w:w="6236"/>
+            <w:tcW w:type="dxa" w:w="5669"/>
           </w:tcPr>
           <w:p>
             <w:r/>
@@ -1214,7 +2691,23 @@
                 <w:b w:val="0"/>
                 <w:sz w:val="19"/>
               </w:rPr>
-              <w:t>的に向かってボールを構える瞬間／投げた後の歓声／子供の「やったー！」の表情</w:t>
+              <w:t>髙井・菅野・鈴木 3クラス分の的の配置と整列／投げる瞬間／「やったー！」</w:t>
+            </w:r>
+          </w:p>
+        </w:tc>
+        <w:tc>
+          <w:tcPr>
+            <w:tcW w:type="dxa" w:w="1134"/>
+          </w:tcPr>
+          <w:p>
+            <w:r/>
+            <w:r>
+              <w:rPr>
+                <w:rFonts w:ascii="メイリオ" w:hAnsi="メイリオ" w:eastAsia="メイリオ"/>
+                <w:b w:val="0"/>
+                <w:sz w:val="19"/>
+              </w:rPr>
+              <w:t>★3枚並べ</w:t>
             </w:r>
           </w:p>
         </w:tc>
@@ -1222,7 +2715,7 @@
       <w:tr>
         <w:tc>
           <w:tcPr>
-            <w:tcW w:type="dxa" w:w="3118"/>
+            <w:tcW w:type="dxa" w:w="2551"/>
           </w:tcPr>
           <w:p>
             <w:r/>
@@ -1238,7 +2731,7 @@
         </w:tc>
         <w:tc>
           <w:tcPr>
-            <w:tcW w:type="dxa" w:w="6236"/>
+            <w:tcW w:type="dxa" w:w="5669"/>
           </w:tcPr>
           <w:p>
             <w:r/>
@@ -1248,7 +2741,23 @@
                 <w:b w:val="0"/>
                 <w:sz w:val="19"/>
               </w:rPr>
-              <w:t>自分の名前を見つめる横顔／作品ボードの全景／色を選ぶ手元</w:t>
+              <w:t>名前を見つめる横顔／作品ボード全景／色を選ぶ手元</w:t>
+            </w:r>
+          </w:p>
+        </w:tc>
+        <w:tc>
+          <w:tcPr>
+            <w:tcW w:type="dxa" w:w="1134"/>
+          </w:tcPr>
+          <w:p>
+            <w:r/>
+            <w:r>
+              <w:rPr>
+                <w:rFonts w:ascii="メイリオ" w:hAnsi="メイリオ" w:eastAsia="メイリオ"/>
+                <w:b w:val="0"/>
+                <w:sz w:val="19"/>
+              </w:rPr>
+              <w:t>1〜2枚</w:t>
             </w:r>
           </w:p>
         </w:tc>
@@ -1256,7 +2765,7 @@
       <w:tr>
         <w:tc>
           <w:tcPr>
-            <w:tcW w:type="dxa" w:w="3118"/>
+            <w:tcW w:type="dxa" w:w="2551"/>
           </w:tcPr>
           <w:p>
             <w:r/>
@@ -1272,7 +2781,7 @@
         </w:tc>
         <w:tc>
           <w:tcPr>
-            <w:tcW w:type="dxa" w:w="6236"/>
+            <w:tcW w:type="dxa" w:w="5669"/>
           </w:tcPr>
           <w:p>
             <w:r/>
@@ -1282,7 +2791,23 @@
                 <w:b w:val="0"/>
                 <w:sz w:val="19"/>
               </w:rPr>
-              <w:t>ペアトークで指さしながら話す場面／月名カードや誕生月マップ／ALTとのやり取り</w:t>
+              <w:t>誕生月マップ／ペアトーク／ALTとのやり取り</w:t>
+            </w:r>
+          </w:p>
+        </w:tc>
+        <w:tc>
+          <w:tcPr>
+            <w:tcW w:type="dxa" w:w="1134"/>
+          </w:tcPr>
+          <w:p>
+            <w:r/>
+            <w:r>
+              <w:rPr>
+                <w:rFonts w:ascii="メイリオ" w:hAnsi="メイリオ" w:eastAsia="メイリオ"/>
+                <w:b w:val="0"/>
+                <w:sz w:val="19"/>
+              </w:rPr>
+              <w:t>1〜2枚</w:t>
             </w:r>
           </w:p>
         </w:tc>
@@ -1315,7 +2840,7 @@
       <w:tr>
         <w:tc>
           <w:tcPr>
-            <w:tcW w:type="dxa" w:w="3118"/>
+            <w:tcW w:type="dxa" w:w="2835"/>
             <w:shd w:fill="1F4E79"/>
           </w:tcPr>
           <w:p>
@@ -1333,7 +2858,7 @@
         </w:tc>
         <w:tc>
           <w:tcPr>
-            <w:tcW w:type="dxa" w:w="6236"/>
+            <w:tcW w:type="dxa" w:w="6520"/>
             <w:shd w:fill="1F4E79"/>
           </w:tcPr>
           <w:p>
@@ -1353,7 +2878,7 @@
       <w:tr>
         <w:tc>
           <w:tcPr>
-            <w:tcW w:type="dxa" w:w="3118"/>
+            <w:tcW w:type="dxa" w:w="2835"/>
           </w:tcPr>
           <w:p>
             <w:r/>
@@ -1369,7 +2894,7 @@
         </w:tc>
         <w:tc>
           <w:tcPr>
-            <w:tcW w:type="dxa" w:w="6236"/>
+            <w:tcW w:type="dxa" w:w="6520"/>
           </w:tcPr>
           <w:p>
             <w:r/>
@@ -1379,7 +2904,7 @@
                 <w:b w:val="0"/>
                 <w:sz w:val="19"/>
               </w:rPr>
-              <w:t>子供がものさしで測る手元アップ／ペアで「これは○cmだね」と話す場面／導入の体感活動</w:t>
+              <w:t>ものさしで測る手元／「揃わないね」と話すペア／導入の体感活動</w:t>
             </w:r>
           </w:p>
         </w:tc>
@@ -1387,7 +2912,7 @@
       <w:tr>
         <w:tc>
           <w:tcPr>
-            <w:tcW w:type="dxa" w:w="3118"/>
+            <w:tcW w:type="dxa" w:w="2835"/>
           </w:tcPr>
           <w:p>
             <w:r/>
@@ -1403,7 +2928,7 @@
         </w:tc>
         <w:tc>
           <w:tcPr>
-            <w:tcW w:type="dxa" w:w="6236"/>
+            <w:tcW w:type="dxa" w:w="6520"/>
           </w:tcPr>
           <w:p>
             <w:r/>
@@ -1413,7 +2938,7 @@
                 <w:b w:val="0"/>
                 <w:sz w:val="19"/>
               </w:rPr>
-              <w:t>日本地図を指さす児童／グループで地図を囲む俯瞰／黒板のキーワード板書</w:t>
+              <w:t>地図を指さす児童／構造化された板書／グループ俯瞰</w:t>
             </w:r>
           </w:p>
         </w:tc>
@@ -1421,7 +2946,7 @@
       <w:tr>
         <w:tc>
           <w:tcPr>
-            <w:tcW w:type="dxa" w:w="3118"/>
+            <w:tcW w:type="dxa" w:w="2835"/>
           </w:tcPr>
           <w:p>
             <w:r/>
@@ -1437,7 +2962,7 @@
         </w:tc>
         <w:tc>
           <w:tcPr>
-            <w:tcW w:type="dxa" w:w="6236"/>
+            <w:tcW w:type="dxa" w:w="6520"/>
           </w:tcPr>
           <w:p>
             <w:r/>
@@ -1447,7 +2972,7 @@
                 <w:b w:val="0"/>
                 <w:sz w:val="19"/>
               </w:rPr>
-              <w:t>ノートに自分の考えを書く手元／ペア交流の表情／教科書に線を引く瞬間</w:t>
+              <w:t>ノートに書く手元／ペア交流の真剣な表情／教科書に線を引く瞬間</w:t>
             </w:r>
           </w:p>
         </w:tc>
@@ -1455,7 +2980,7 @@
       <w:tr>
         <w:tc>
           <w:tcPr>
-            <w:tcW w:type="dxa" w:w="3118"/>
+            <w:tcW w:type="dxa" w:w="2835"/>
           </w:tcPr>
           <w:p>
             <w:r/>
@@ -1471,7 +2996,7 @@
         </w:tc>
         <w:tc>
           <w:tcPr>
-            <w:tcW w:type="dxa" w:w="6236"/>
+            <w:tcW w:type="dxa" w:w="6520"/>
           </w:tcPr>
           <w:p>
             <w:r/>
@@ -1481,7 +3006,7 @@
                 <w:b w:val="0"/>
                 <w:sz w:val="19"/>
               </w:rPr>
-              <w:t>グループで本気で議論する場面／黒板の意見構造化／葛藤を表現する児童の表情</w:t>
+              <w:t>グループ議論／意見構造化された黒板／葛藤を表現する児童の顔</w:t>
             </w:r>
           </w:p>
         </w:tc>
@@ -1498,7 +3023,7 @@
           <w:color w:val="1F4E79"/>
           <w:sz w:val="26"/>
         </w:rPr>
-        <w:t>■ 視点② 考え（続き）（スライド9）</w:t>
+        <w:t>■ 視点② 考え（続き）（スライド9）  ★最重要</w:t>
       </w:r>
     </w:p>
     <w:tbl>
@@ -1514,7 +3039,7 @@
       <w:tr>
         <w:tc>
           <w:tcPr>
-            <w:tcW w:type="dxa" w:w="3118"/>
+            <w:tcW w:type="dxa" w:w="2835"/>
             <w:shd w:fill="1F4E79"/>
           </w:tcPr>
           <w:p>
@@ -1532,7 +3057,7 @@
         </w:tc>
         <w:tc>
           <w:tcPr>
-            <w:tcW w:type="dxa" w:w="6236"/>
+            <w:tcW w:type="dxa" w:w="6520"/>
             <w:shd w:fill="1F4E79"/>
           </w:tcPr>
           <w:p>
@@ -1552,7 +3077,7 @@
       <w:tr>
         <w:tc>
           <w:tcPr>
-            <w:tcW w:type="dxa" w:w="3118"/>
+            <w:tcW w:type="dxa" w:w="2835"/>
           </w:tcPr>
           <w:p>
             <w:r/>
@@ -1562,13 +3087,13 @@
                 <w:b w:val="0"/>
                 <w:sz w:val="19"/>
               </w:rPr>
-              <w:t>3-1 算数（間 勇人）</w:t>
+              <w:t>★3-1/3-2/3-3/少人数 算数 4学級</w:t>
             </w:r>
           </w:p>
         </w:tc>
         <w:tc>
           <w:tcPr>
-            <w:tcW w:type="dxa" w:w="6236"/>
+            <w:tcW w:type="dxa" w:w="6520"/>
           </w:tcPr>
           <w:p>
             <w:r/>
@@ -1578,7 +3103,7 @@
                 <w:b w:val="0"/>
                 <w:sz w:val="19"/>
               </w:rPr>
-              <w:t>自力解決中のノート／ペア説明の場面</w:t>
+              <w:t>★4学級の板書を横並びで1枚に編集して貼る（4分割合成）。本日の最大の見せ場</w:t>
             </w:r>
           </w:p>
         </w:tc>
@@ -1586,7 +3111,7 @@
       <w:tr>
         <w:tc>
           <w:tcPr>
-            <w:tcW w:type="dxa" w:w="3118"/>
+            <w:tcW w:type="dxa" w:w="2835"/>
           </w:tcPr>
           <w:p>
             <w:r/>
@@ -1596,13 +3121,13 @@
                 <w:b w:val="0"/>
                 <w:sz w:val="19"/>
               </w:rPr>
-              <w:t>3-2 算数（岡﨑 智子）</w:t>
+              <w:t>各学級個別</w:t>
             </w:r>
           </w:p>
         </w:tc>
         <w:tc>
           <w:tcPr>
-            <w:tcW w:type="dxa" w:w="6236"/>
+            <w:tcW w:type="dxa" w:w="6520"/>
           </w:tcPr>
           <w:p>
             <w:r/>
@@ -1612,7 +3137,7 @@
                 <w:b w:val="0"/>
                 <w:sz w:val="19"/>
               </w:rPr>
-              <w:t>全体共有の挙手場面／板書の説明</w:t>
+              <w:t>間：導入の生活場面提示／岡﨑：全体共有の挙手場面／伊藤：説明を聞き合うペア／鈴木：個別支援の距離感</w:t>
             </w:r>
           </w:p>
         </w:tc>
@@ -1620,109 +3145,7 @@
       <w:tr>
         <w:tc>
           <w:tcPr>
-            <w:tcW w:type="dxa" w:w="3118"/>
-          </w:tcPr>
-          <w:p>
-            <w:r/>
-            <w:r>
-              <w:rPr>
-                <w:rFonts w:ascii="メイリオ" w:hAnsi="メイリオ" w:eastAsia="メイリオ"/>
-                <w:b w:val="0"/>
-                <w:sz w:val="19"/>
-              </w:rPr>
-              <w:t>3-3 算数（伊藤 蘭）</w:t>
-            </w:r>
-          </w:p>
-        </w:tc>
-        <w:tc>
-          <w:tcPr>
-            <w:tcW w:type="dxa" w:w="6236"/>
-          </w:tcPr>
-          <w:p>
-            <w:r/>
-            <w:r>
-              <w:rPr>
-                <w:rFonts w:ascii="メイリオ" w:hAnsi="メイリオ" w:eastAsia="メイリオ"/>
-                <w:b w:val="0"/>
-                <w:sz w:val="19"/>
-              </w:rPr>
-              <w:t>「あ、わかった！」の表情／友達のやり方を聞く場面</w:t>
-            </w:r>
-          </w:p>
-        </w:tc>
-      </w:tr>
-      <w:tr>
-        <w:tc>
-          <w:tcPr>
-            <w:tcW w:type="dxa" w:w="3118"/>
-          </w:tcPr>
-          <w:p>
-            <w:r/>
-            <w:r>
-              <w:rPr>
-                <w:rFonts w:ascii="メイリオ" w:hAnsi="メイリオ" w:eastAsia="メイリオ"/>
-                <w:b w:val="0"/>
-                <w:sz w:val="19"/>
-              </w:rPr>
-              <w:t>少人数 算数（鈴木 寛）</w:t>
-            </w:r>
-          </w:p>
-        </w:tc>
-        <w:tc>
-          <w:tcPr>
-            <w:tcW w:type="dxa" w:w="6236"/>
-          </w:tcPr>
-          <w:p>
-            <w:r/>
-            <w:r>
-              <w:rPr>
-                <w:rFonts w:ascii="メイリオ" w:hAnsi="メイリオ" w:eastAsia="メイリオ"/>
-                <w:b w:val="0"/>
-                <w:sz w:val="19"/>
-              </w:rPr>
-              <w:t>個別支援の場面／少人数ならではの近い距離感</w:t>
-            </w:r>
-          </w:p>
-        </w:tc>
-      </w:tr>
-      <w:tr>
-        <w:tc>
-          <w:tcPr>
-            <w:tcW w:type="dxa" w:w="3118"/>
-          </w:tcPr>
-          <w:p>
-            <w:r/>
-            <w:r>
-              <w:rPr>
-                <w:rFonts w:ascii="メイリオ" w:hAnsi="メイリオ" w:eastAsia="メイリオ"/>
-                <w:b w:val="0"/>
-                <w:sz w:val="19"/>
-              </w:rPr>
-              <w:t>★4学級横並び比較ショット</w:t>
-            </w:r>
-          </w:p>
-        </w:tc>
-        <w:tc>
-          <w:tcPr>
-            <w:tcW w:type="dxa" w:w="6236"/>
-          </w:tcPr>
-          <w:p>
-            <w:r/>
-            <w:r>
-              <w:rPr>
-                <w:rFonts w:ascii="メイリオ" w:hAnsi="メイリオ" w:eastAsia="メイリオ"/>
-                <w:b w:val="0"/>
-                <w:sz w:val="19"/>
-              </w:rPr>
-              <w:t>同じ単元4学級の板書を並べて1枚にすると、強烈に効きます</w:t>
-            </w:r>
-          </w:p>
-        </w:tc>
-      </w:tr>
-      <w:tr>
-        <w:tc>
-          <w:tcPr>
-            <w:tcW w:type="dxa" w:w="3118"/>
+            <w:tcW w:type="dxa" w:w="2835"/>
           </w:tcPr>
           <w:p>
             <w:r/>
@@ -1738,7 +3161,7 @@
         </w:tc>
         <w:tc>
           <w:tcPr>
-            <w:tcW w:type="dxa" w:w="6236"/>
+            <w:tcW w:type="dxa" w:w="6520"/>
           </w:tcPr>
           <w:p>
             <w:r/>
@@ -1748,7 +3171,7 @@
                 <w:b w:val="0"/>
                 <w:sz w:val="19"/>
               </w:rPr>
-              <w:t>パート練習中の真剣な顔／合奏全景（指揮者目線）／互いに合図を出す瞬間</w:t>
+              <w:t>パート練習中の真剣な顔／合奏全景／互いに合図を出す瞬間</w:t>
             </w:r>
           </w:p>
         </w:tc>
@@ -1781,7 +3204,7 @@
       <w:tr>
         <w:tc>
           <w:tcPr>
-            <w:tcW w:type="dxa" w:w="3118"/>
+            <w:tcW w:type="dxa" w:w="2835"/>
             <w:shd w:fill="1F4E79"/>
           </w:tcPr>
           <w:p>
@@ -1799,7 +3222,7 @@
         </w:tc>
         <w:tc>
           <w:tcPr>
-            <w:tcW w:type="dxa" w:w="6236"/>
+            <w:tcW w:type="dxa" w:w="6520"/>
             <w:shd w:fill="1F4E79"/>
           </w:tcPr>
           <w:p>
@@ -1819,7 +3242,7 @@
       <w:tr>
         <w:tc>
           <w:tcPr>
-            <w:tcW w:type="dxa" w:w="3118"/>
+            <w:tcW w:type="dxa" w:w="2835"/>
           </w:tcPr>
           <w:p>
             <w:r/>
@@ -1835,7 +3258,7 @@
         </w:tc>
         <w:tc>
           <w:tcPr>
-            <w:tcW w:type="dxa" w:w="6236"/>
+            <w:tcW w:type="dxa" w:w="6520"/>
           </w:tcPr>
           <w:p>
             <w:r/>
@@ -1845,7 +3268,7 @@
                 <w:b w:val="0"/>
                 <w:sz w:val="19"/>
               </w:rPr>
-              <w:t>振り返りシートに書く手元／「家でやってみよう」発言の場面</w:t>
+              <w:t>振り返りシートの手元／「家でやってみよう」発言の場面</w:t>
             </w:r>
           </w:p>
         </w:tc>
@@ -1853,7 +3276,7 @@
       <w:tr>
         <w:tc>
           <w:tcPr>
-            <w:tcW w:type="dxa" w:w="3118"/>
+            <w:tcW w:type="dxa" w:w="2835"/>
           </w:tcPr>
           <w:p>
             <w:r/>
@@ -1869,7 +3292,7 @@
         </w:tc>
         <w:tc>
           <w:tcPr>
-            <w:tcW w:type="dxa" w:w="6236"/>
+            <w:tcW w:type="dxa" w:w="6520"/>
           </w:tcPr>
           <w:p>
             <w:r/>
@@ -1879,7 +3302,7 @@
                 <w:b w:val="0"/>
                 <w:sz w:val="19"/>
               </w:rPr>
-              <w:t>作戦タイムでホワイトボードを囲む／試合後の握手や振り返り円陣</w:t>
+              <w:t>作戦タイムのホワイトボード／試合後の振り返り円陣</w:t>
             </w:r>
           </w:p>
         </w:tc>
@@ -1887,7 +3310,7 @@
       <w:tr>
         <w:tc>
           <w:tcPr>
-            <w:tcW w:type="dxa" w:w="3118"/>
+            <w:tcW w:type="dxa" w:w="2835"/>
           </w:tcPr>
           <w:p>
             <w:r/>
@@ -1903,7 +3326,7 @@
         </w:tc>
         <w:tc>
           <w:tcPr>
-            <w:tcW w:type="dxa" w:w="6236"/>
+            <w:tcW w:type="dxa" w:w="6520"/>
           </w:tcPr>
           <w:p>
             <w:r/>
@@ -1913,7 +3336,7 @@
                 <w:b w:val="0"/>
                 <w:sz w:val="19"/>
               </w:rPr>
-              <w:t>発表本番の様子／聞き手のリアクション／振り返りカード</w:t>
+              <w:t>発表本番／聞き手のリアクション／振り返りカード</w:t>
             </w:r>
           </w:p>
         </w:tc>
@@ -1921,7 +3344,7 @@
       <w:tr>
         <w:tc>
           <w:tcPr>
-            <w:tcW w:type="dxa" w:w="3118"/>
+            <w:tcW w:type="dxa" w:w="2835"/>
           </w:tcPr>
           <w:p>
             <w:r/>
@@ -1937,7 +3360,7 @@
         </w:tc>
         <w:tc>
           <w:tcPr>
-            <w:tcW w:type="dxa" w:w="6236"/>
+            <w:tcW w:type="dxa" w:w="6520"/>
           </w:tcPr>
           <w:p>
             <w:r/>
@@ -1947,7 +3370,7 @@
                 <w:b w:val="0"/>
                 <w:sz w:val="19"/>
               </w:rPr>
-              <w:t>自分の体験を書く真剣な顔／隣と「私もそうだった」の交流場面</w:t>
+              <w:t>自分の体験を書く真剣な顔／「私もそうだった」交流場面</w:t>
             </w:r>
           </w:p>
         </w:tc>
@@ -1978,7 +3401,7 @@
           <w:b w:val="0"/>
           <w:sz w:val="21"/>
         </w:rPr>
-        <w:t>・機材：スマホで十分。可能ならフラッシュOFF、シャッター音OFFアプリ推奨</w:t>
+        <w:t>・機材：スマホで十分。可能ならフラッシュOFF、シャッター音OFFアプリ</w:t>
       </w:r>
     </w:p>
     <w:p>
@@ -1992,7 +3415,7 @@
           <w:b w:val="0"/>
           <w:sz w:val="21"/>
         </w:rPr>
-        <w:t>・構図：横長（16:9）、子供の顔が分かる角度と手元のアップをペアで撮る</w:t>
+        <w:t>・構図：横長16:9、子供の顔が分かる角度と手元のアップをペアで</w:t>
       </w:r>
     </w:p>
     <w:p>
@@ -2020,6 +3443,20 @@
           <w:b w:val="0"/>
           <w:sz w:val="21"/>
         </w:rPr>
+        <w:t>・★複数学級合同の単元：必ず同じアングルで各クラス1枚ずつ揃える → 後で並べた時に違いが立つ</w:t>
+      </w:r>
+    </w:p>
+    <w:p>
+      <w:pPr>
+        <w:spacing w:after="40"/>
+        <w:ind w:left="397"/>
+      </w:pPr>
+      <w:r>
+        <w:rPr>
+          <w:rFonts w:ascii="メイリオ" w:hAnsi="メイリオ" w:eastAsia="メイリオ"/>
+          <w:b w:val="0"/>
+          <w:sz w:val="21"/>
+        </w:rPr>
         <w:t>・権利：個人が特定できる正面顔は、掲載前に学校で要確認</w:t>
       </w:r>
     </w:p>
@@ -2034,7 +3471,7 @@
           <w:b w:val="0"/>
           <w:sz w:val="21"/>
         </w:rPr>
-        <w:t>・緊急時：1枚も撮れなかった学級は、板書や掲示物の写真で代替可能</w:t>
+        <w:t>・緊急時：撮れなかった学級は、板書／掲示物／作品の写真で代替可能</w:t>
       </w:r>
     </w:p>
     <w:p>
@@ -2048,738 +3485,63 @@
           <w:color w:val="1F4E79"/>
           <w:sz w:val="26"/>
         </w:rPr>
-        <w:t>■ タイム配分サマリー</w:t>
+        <w:t>■ リハーサル時のチェック</w:t>
       </w:r>
     </w:p>
-    <w:tbl>
-      <w:tblPr>
-        <w:tblStyle w:val="LightGrid-Accent1"/>
-        <w:tblW w:type="auto" w:w="0"/>
-        <w:tblLook w:firstColumn="1" w:firstRow="1" w:lastColumn="0" w:lastRow="0" w:noHBand="0" w:noVBand="1" w:val="04A0"/>
-      </w:tblPr>
-      <w:tblGrid>
-        <w:gridCol w:w="3324"/>
-        <w:gridCol w:w="3324"/>
-        <w:gridCol w:w="3324"/>
-      </w:tblGrid>
-      <w:tr>
-        <w:tc>
-          <w:tcPr>
-            <w:tcW w:type="dxa" w:w="1984"/>
-            <w:shd w:fill="1F4E79"/>
-          </w:tcPr>
-          <w:p>
-            <w:r/>
-            <w:r>
-              <w:rPr>
-                <w:rFonts w:ascii="メイリオ" w:hAnsi="メイリオ" w:eastAsia="メイリオ"/>
-                <w:b/>
-                <w:color w:val="FFFFFF"/>
-                <w:sz w:val="20"/>
-              </w:rPr>
-              <w:t>区間</w:t>
-            </w:r>
-          </w:p>
-        </w:tc>
-        <w:tc>
-          <w:tcPr>
-            <w:tcW w:type="dxa" w:w="5386"/>
-            <w:shd w:fill="1F4E79"/>
-          </w:tcPr>
-          <w:p>
-            <w:r/>
-            <w:r>
-              <w:rPr>
-                <w:rFonts w:ascii="メイリオ" w:hAnsi="メイリオ" w:eastAsia="メイリオ"/>
-                <w:b/>
-                <w:color w:val="FFFFFF"/>
-                <w:sz w:val="20"/>
-              </w:rPr>
-              <w:t>内容</w:t>
-            </w:r>
-          </w:p>
-        </w:tc>
-        <w:tc>
-          <w:tcPr>
-            <w:tcW w:type="dxa" w:w="1701"/>
-            <w:shd w:fill="1F4E79"/>
-          </w:tcPr>
-          <w:p>
-            <w:r/>
-            <w:r>
-              <w:rPr>
-                <w:rFonts w:ascii="メイリオ" w:hAnsi="メイリオ" w:eastAsia="メイリオ"/>
-                <w:b/>
-                <w:color w:val="FFFFFF"/>
-                <w:sz w:val="20"/>
-              </w:rPr>
-              <w:t>目安</w:t>
-            </w:r>
-          </w:p>
-        </w:tc>
-      </w:tr>
-      <w:tr>
-        <w:tc>
-          <w:tcPr>
-            <w:tcW w:type="dxa" w:w="1984"/>
-          </w:tcPr>
-          <w:p>
-            <w:r/>
-            <w:r>
-              <w:rPr>
-                <w:rFonts w:ascii="メイリオ" w:hAnsi="メイリオ" w:eastAsia="メイリオ"/>
-                <w:b w:val="0"/>
-                <w:sz w:val="19"/>
-              </w:rPr>
-              <w:t>スライド1</w:t>
-            </w:r>
-          </w:p>
-        </w:tc>
-        <w:tc>
-          <w:tcPr>
-            <w:tcW w:type="dxa" w:w="5386"/>
-          </w:tcPr>
-          <w:p>
-            <w:r/>
-            <w:r>
-              <w:rPr>
-                <w:rFonts w:ascii="メイリオ" w:hAnsi="メイリオ" w:eastAsia="メイリオ"/>
-                <w:b w:val="0"/>
-                <w:sz w:val="19"/>
-              </w:rPr>
-              <w:t>挨拶＋笑い①</w:t>
-            </w:r>
-          </w:p>
-        </w:tc>
-        <w:tc>
-          <w:tcPr>
-            <w:tcW w:type="dxa" w:w="1701"/>
-          </w:tcPr>
-          <w:p>
-            <w:r/>
-            <w:r>
-              <w:rPr>
-                <w:rFonts w:ascii="メイリオ" w:hAnsi="メイリオ" w:eastAsia="メイリオ"/>
-                <w:b w:val="0"/>
-                <w:sz w:val="19"/>
-              </w:rPr>
-              <w:t>0:30</w:t>
-            </w:r>
-          </w:p>
-        </w:tc>
-      </w:tr>
-      <w:tr>
-        <w:tc>
-          <w:tcPr>
-            <w:tcW w:type="dxa" w:w="1984"/>
-          </w:tcPr>
-          <w:p>
-            <w:r/>
-            <w:r>
-              <w:rPr>
-                <w:rFonts w:ascii="メイリオ" w:hAnsi="メイリオ" w:eastAsia="メイリオ"/>
-                <w:b w:val="0"/>
-                <w:sz w:val="19"/>
-              </w:rPr>
-              <w:t>スライド2-3</w:t>
-            </w:r>
-          </w:p>
-        </w:tc>
-        <w:tc>
-          <w:tcPr>
-            <w:tcW w:type="dxa" w:w="5386"/>
-          </w:tcPr>
-          <w:p>
-            <w:r/>
-            <w:r>
-              <w:rPr>
-                <w:rFonts w:ascii="メイリオ" w:hAnsi="メイリオ" w:eastAsia="メイリオ"/>
-                <w:b w:val="0"/>
-                <w:sz w:val="19"/>
-              </w:rPr>
-              <w:t>全国学調</w:t>
-            </w:r>
-          </w:p>
-        </w:tc>
-        <w:tc>
-          <w:tcPr>
-            <w:tcW w:type="dxa" w:w="1701"/>
-          </w:tcPr>
-          <w:p>
-            <w:r/>
-            <w:r>
-              <w:rPr>
-                <w:rFonts w:ascii="メイリオ" w:hAnsi="メイリオ" w:eastAsia="メイリオ"/>
-                <w:b w:val="0"/>
-                <w:sz w:val="19"/>
-              </w:rPr>
-              <w:t>0:45</w:t>
-            </w:r>
-          </w:p>
-        </w:tc>
-      </w:tr>
-      <w:tr>
-        <w:tc>
-          <w:tcPr>
-            <w:tcW w:type="dxa" w:w="1984"/>
-          </w:tcPr>
-          <w:p>
-            <w:r/>
-            <w:r>
-              <w:rPr>
-                <w:rFonts w:ascii="メイリオ" w:hAnsi="メイリオ" w:eastAsia="メイリオ"/>
-                <w:b w:val="0"/>
-                <w:sz w:val="19"/>
-              </w:rPr>
-              <w:t>スライド4</w:t>
-            </w:r>
-          </w:p>
-        </w:tc>
-        <w:tc>
-          <w:tcPr>
-            <w:tcW w:type="dxa" w:w="5386"/>
-          </w:tcPr>
-          <w:p>
-            <w:r/>
-            <w:r>
-              <w:rPr>
-                <w:rFonts w:ascii="メイリオ" w:hAnsi="メイリオ" w:eastAsia="メイリオ"/>
-                <w:b w:val="0"/>
-                <w:sz w:val="19"/>
-              </w:rPr>
-              <w:t>本日の視点</w:t>
-            </w:r>
-          </w:p>
-        </w:tc>
-        <w:tc>
-          <w:tcPr>
-            <w:tcW w:type="dxa" w:w="1701"/>
-          </w:tcPr>
-          <w:p>
-            <w:r/>
-            <w:r>
-              <w:rPr>
-                <w:rFonts w:ascii="メイリオ" w:hAnsi="メイリオ" w:eastAsia="メイリオ"/>
-                <w:b w:val="0"/>
-                <w:sz w:val="19"/>
-              </w:rPr>
-              <w:t>0:30</w:t>
-            </w:r>
-          </w:p>
-        </w:tc>
-      </w:tr>
-      <w:tr>
-        <w:tc>
-          <w:tcPr>
-            <w:tcW w:type="dxa" w:w="1984"/>
-          </w:tcPr>
-          <w:p>
-            <w:r/>
-            <w:r>
-              <w:rPr>
-                <w:rFonts w:ascii="メイリオ" w:hAnsi="メイリオ" w:eastAsia="メイリオ"/>
-                <w:b w:val="0"/>
-                <w:sz w:val="19"/>
-              </w:rPr>
-              <w:t>スライド5</w:t>
-            </w:r>
-          </w:p>
-        </w:tc>
-        <w:tc>
-          <w:tcPr>
-            <w:tcW w:type="dxa" w:w="5386"/>
-          </w:tcPr>
-          <w:p>
-            <w:r/>
-            <w:r>
-              <w:rPr>
-                <w:rFonts w:ascii="メイリオ" w:hAnsi="メイリオ" w:eastAsia="メイリオ"/>
-                <w:b w:val="0"/>
-                <w:sz w:val="19"/>
-              </w:rPr>
-              <w:t>主体的な学びの定義</w:t>
-            </w:r>
-          </w:p>
-        </w:tc>
-        <w:tc>
-          <w:tcPr>
-            <w:tcW w:type="dxa" w:w="1701"/>
-          </w:tcPr>
-          <w:p>
-            <w:r/>
-            <w:r>
-              <w:rPr>
-                <w:rFonts w:ascii="メイリオ" w:hAnsi="メイリオ" w:eastAsia="メイリオ"/>
-                <w:b w:val="0"/>
-                <w:sz w:val="19"/>
-              </w:rPr>
-              <w:t>0:45</w:t>
-            </w:r>
-          </w:p>
-        </w:tc>
-      </w:tr>
-      <w:tr>
-        <w:tc>
-          <w:tcPr>
-            <w:tcW w:type="dxa" w:w="1984"/>
-          </w:tcPr>
-          <w:p>
-            <w:r/>
-            <w:r>
-              <w:rPr>
-                <w:rFonts w:ascii="メイリオ" w:hAnsi="メイリオ" w:eastAsia="メイリオ"/>
-                <w:b w:val="0"/>
-                <w:sz w:val="19"/>
-              </w:rPr>
-              <w:t>スライド6</w:t>
-            </w:r>
-          </w:p>
-        </w:tc>
-        <w:tc>
-          <w:tcPr>
-            <w:tcW w:type="dxa" w:w="5386"/>
-          </w:tcPr>
-          <w:p>
-            <w:r/>
-            <w:r>
-              <w:rPr>
-                <w:rFonts w:ascii="メイリオ" w:hAnsi="メイリオ" w:eastAsia="メイリオ"/>
-                <w:b w:val="0"/>
-                <w:sz w:val="19"/>
-              </w:rPr>
-              <w:t>3つの視点</w:t>
-            </w:r>
-          </w:p>
-        </w:tc>
-        <w:tc>
-          <w:tcPr>
-            <w:tcW w:type="dxa" w:w="1701"/>
-          </w:tcPr>
-          <w:p>
-            <w:r/>
-            <w:r>
-              <w:rPr>
-                <w:rFonts w:ascii="メイリオ" w:hAnsi="メイリオ" w:eastAsia="メイリオ"/>
-                <w:b w:val="0"/>
-                <w:sz w:val="19"/>
-              </w:rPr>
-              <w:t>0:45</w:t>
-            </w:r>
-          </w:p>
-        </w:tc>
-      </w:tr>
-      <w:tr>
-        <w:tc>
-          <w:tcPr>
-            <w:tcW w:type="dxa" w:w="1984"/>
-          </w:tcPr>
-          <w:p>
-            <w:r/>
-            <w:r>
-              <w:rPr>
-                <w:rFonts w:ascii="メイリオ" w:hAnsi="メイリオ" w:eastAsia="メイリオ"/>
-                <w:b w:val="0"/>
-                <w:sz w:val="19"/>
-              </w:rPr>
-              <w:t>スライド7</w:t>
-            </w:r>
-          </w:p>
-        </w:tc>
-        <w:tc>
-          <w:tcPr>
-            <w:tcW w:type="dxa" w:w="5386"/>
-          </w:tcPr>
-          <w:p>
-            <w:r/>
-            <w:r>
-              <w:rPr>
-                <w:rFonts w:ascii="メイリオ" w:hAnsi="メイリオ" w:eastAsia="メイリオ"/>
-                <w:b w:val="0"/>
-                <w:sz w:val="19"/>
-              </w:rPr>
-              <w:t>①関心(3先生)</w:t>
-            </w:r>
-          </w:p>
-        </w:tc>
-        <w:tc>
-          <w:tcPr>
-            <w:tcW w:type="dxa" w:w="1701"/>
-          </w:tcPr>
-          <w:p>
-            <w:r/>
-            <w:r>
-              <w:rPr>
-                <w:rFonts w:ascii="メイリオ" w:hAnsi="メイリオ" w:eastAsia="メイリオ"/>
-                <w:b w:val="0"/>
-                <w:sz w:val="19"/>
-              </w:rPr>
-              <w:t>1:30</w:t>
-            </w:r>
-          </w:p>
-        </w:tc>
-      </w:tr>
-      <w:tr>
-        <w:tc>
-          <w:tcPr>
-            <w:tcW w:type="dxa" w:w="1984"/>
-          </w:tcPr>
-          <w:p>
-            <w:r/>
-            <w:r>
-              <w:rPr>
-                <w:rFonts w:ascii="メイリオ" w:hAnsi="メイリオ" w:eastAsia="メイリオ"/>
-                <w:b w:val="0"/>
-                <w:sz w:val="19"/>
-              </w:rPr>
-              <w:t>スライド8</w:t>
-            </w:r>
-          </w:p>
-        </w:tc>
-        <w:tc>
-          <w:tcPr>
-            <w:tcW w:type="dxa" w:w="5386"/>
-          </w:tcPr>
-          <w:p>
-            <w:r/>
-            <w:r>
-              <w:rPr>
-                <w:rFonts w:ascii="メイリオ" w:hAnsi="メイリオ" w:eastAsia="メイリオ"/>
-                <w:b w:val="0"/>
-                <w:sz w:val="19"/>
-              </w:rPr>
-              <w:t>②考え(4先生)</w:t>
-            </w:r>
-          </w:p>
-        </w:tc>
-        <w:tc>
-          <w:tcPr>
-            <w:tcW w:type="dxa" w:w="1701"/>
-          </w:tcPr>
-          <w:p>
-            <w:r/>
-            <w:r>
-              <w:rPr>
-                <w:rFonts w:ascii="メイリオ" w:hAnsi="メイリオ" w:eastAsia="メイリオ"/>
-                <w:b w:val="0"/>
-                <w:sz w:val="19"/>
-              </w:rPr>
-              <w:t>1:00</w:t>
-            </w:r>
-          </w:p>
-        </w:tc>
-      </w:tr>
-      <w:tr>
-        <w:tc>
-          <w:tcPr>
-            <w:tcW w:type="dxa" w:w="1984"/>
-          </w:tcPr>
-          <w:p>
-            <w:r/>
-            <w:r>
-              <w:rPr>
-                <w:rFonts w:ascii="メイリオ" w:hAnsi="メイリオ" w:eastAsia="メイリオ"/>
-                <w:b w:val="0"/>
-                <w:sz w:val="19"/>
-              </w:rPr>
-              <w:t>スライド9</w:t>
-            </w:r>
-          </w:p>
-        </w:tc>
-        <w:tc>
-          <w:tcPr>
-            <w:tcW w:type="dxa" w:w="5386"/>
-          </w:tcPr>
-          <w:p>
-            <w:r/>
-            <w:r>
-              <w:rPr>
-                <w:rFonts w:ascii="メイリオ" w:hAnsi="メイリオ" w:eastAsia="メイリオ"/>
-                <w:b w:val="0"/>
-                <w:sz w:val="19"/>
-              </w:rPr>
-              <w:t>②考え続き＋笑い②</w:t>
-            </w:r>
-          </w:p>
-        </w:tc>
-        <w:tc>
-          <w:tcPr>
-            <w:tcW w:type="dxa" w:w="1701"/>
-          </w:tcPr>
-          <w:p>
-            <w:r/>
-            <w:r>
-              <w:rPr>
-                <w:rFonts w:ascii="メイリオ" w:hAnsi="メイリオ" w:eastAsia="メイリオ"/>
-                <w:b w:val="0"/>
-                <w:sz w:val="19"/>
-              </w:rPr>
-              <w:t>1:00</w:t>
-            </w:r>
-          </w:p>
-        </w:tc>
-      </w:tr>
-      <w:tr>
-        <w:tc>
-          <w:tcPr>
-            <w:tcW w:type="dxa" w:w="1984"/>
-          </w:tcPr>
-          <w:p>
-            <w:r/>
-            <w:r>
-              <w:rPr>
-                <w:rFonts w:ascii="メイリオ" w:hAnsi="メイリオ" w:eastAsia="メイリオ"/>
-                <w:b w:val="0"/>
-                <w:sz w:val="19"/>
-              </w:rPr>
-              <w:t>スライド10</w:t>
-            </w:r>
-          </w:p>
-        </w:tc>
-        <w:tc>
-          <w:tcPr>
-            <w:tcW w:type="dxa" w:w="5386"/>
-          </w:tcPr>
-          <w:p>
-            <w:r/>
-            <w:r>
-              <w:rPr>
-                <w:rFonts w:ascii="メイリオ" w:hAnsi="メイリオ" w:eastAsia="メイリオ"/>
-                <w:b w:val="0"/>
-                <w:sz w:val="19"/>
-              </w:rPr>
-              <w:t>③行動(4先生)</w:t>
-            </w:r>
-          </w:p>
-        </w:tc>
-        <w:tc>
-          <w:tcPr>
-            <w:tcW w:type="dxa" w:w="1701"/>
-          </w:tcPr>
-          <w:p>
-            <w:r/>
-            <w:r>
-              <w:rPr>
-                <w:rFonts w:ascii="メイリオ" w:hAnsi="メイリオ" w:eastAsia="メイリオ"/>
-                <w:b w:val="0"/>
-                <w:sz w:val="19"/>
-              </w:rPr>
-              <w:t>1:00</w:t>
-            </w:r>
-          </w:p>
-        </w:tc>
-      </w:tr>
-      <w:tr>
-        <w:tc>
-          <w:tcPr>
-            <w:tcW w:type="dxa" w:w="1984"/>
-          </w:tcPr>
-          <w:p>
-            <w:r/>
-            <w:r>
-              <w:rPr>
-                <w:rFonts w:ascii="メイリオ" w:hAnsi="メイリオ" w:eastAsia="メイリオ"/>
-                <w:b w:val="0"/>
-                <w:sz w:val="19"/>
-              </w:rPr>
-              <w:t>スライド11</w:t>
-            </w:r>
-          </w:p>
-        </w:tc>
-        <w:tc>
-          <w:tcPr>
-            <w:tcW w:type="dxa" w:w="5386"/>
-          </w:tcPr>
-          <w:p>
-            <w:r/>
-            <w:r>
-              <w:rPr>
-                <w:rFonts w:ascii="メイリオ" w:hAnsi="メイリオ" w:eastAsia="メイリオ"/>
-                <w:b w:val="0"/>
-                <w:sz w:val="19"/>
-              </w:rPr>
-              <w:t>3視点再掲</w:t>
-            </w:r>
-          </w:p>
-        </w:tc>
-        <w:tc>
-          <w:tcPr>
-            <w:tcW w:type="dxa" w:w="1701"/>
-          </w:tcPr>
-          <w:p>
-            <w:r/>
-            <w:r>
-              <w:rPr>
-                <w:rFonts w:ascii="メイリオ" w:hAnsi="メイリオ" w:eastAsia="メイリオ"/>
-                <w:b w:val="0"/>
-                <w:sz w:val="19"/>
-              </w:rPr>
-              <w:t>0:20</w:t>
-            </w:r>
-          </w:p>
-        </w:tc>
-      </w:tr>
-      <w:tr>
-        <w:tc>
-          <w:tcPr>
-            <w:tcW w:type="dxa" w:w="1984"/>
-          </w:tcPr>
-          <w:p>
-            <w:r/>
-            <w:r>
-              <w:rPr>
-                <w:rFonts w:ascii="メイリオ" w:hAnsi="メイリオ" w:eastAsia="メイリオ"/>
-                <w:b w:val="0"/>
-                <w:sz w:val="19"/>
-              </w:rPr>
-              <w:t>スライド12</w:t>
-            </w:r>
-          </w:p>
-        </w:tc>
-        <w:tc>
-          <w:tcPr>
-            <w:tcW w:type="dxa" w:w="5386"/>
-          </w:tcPr>
-          <w:p>
-            <w:r/>
-            <w:r>
-              <w:rPr>
-                <w:rFonts w:ascii="メイリオ" w:hAnsi="メイリオ" w:eastAsia="メイリオ"/>
-                <w:b w:val="0"/>
-                <w:sz w:val="19"/>
-              </w:rPr>
-              <w:t>今後に向けて</w:t>
-            </w:r>
-          </w:p>
-        </w:tc>
-        <w:tc>
-          <w:tcPr>
-            <w:tcW w:type="dxa" w:w="1701"/>
-          </w:tcPr>
-          <w:p>
-            <w:r/>
-            <w:r>
-              <w:rPr>
-                <w:rFonts w:ascii="メイリオ" w:hAnsi="メイリオ" w:eastAsia="メイリオ"/>
-                <w:b w:val="0"/>
-                <w:sz w:val="19"/>
-              </w:rPr>
-              <w:t>0:45</w:t>
-            </w:r>
-          </w:p>
-        </w:tc>
-      </w:tr>
-      <w:tr>
-        <w:tc>
-          <w:tcPr>
-            <w:tcW w:type="dxa" w:w="1984"/>
-          </w:tcPr>
-          <w:p>
-            <w:r/>
-            <w:r>
-              <w:rPr>
-                <w:rFonts w:ascii="メイリオ" w:hAnsi="メイリオ" w:eastAsia="メイリオ"/>
-                <w:b w:val="0"/>
-                <w:sz w:val="19"/>
-              </w:rPr>
-              <w:t>スライド13-15</w:t>
-            </w:r>
-          </w:p>
-        </w:tc>
-        <w:tc>
-          <w:tcPr>
-            <w:tcW w:type="dxa" w:w="5386"/>
-          </w:tcPr>
-          <w:p>
-            <w:r/>
-            <w:r>
-              <w:rPr>
-                <w:rFonts w:ascii="メイリオ" w:hAnsi="メイリオ" w:eastAsia="メイリオ"/>
-                <w:b w:val="0"/>
-                <w:sz w:val="19"/>
-              </w:rPr>
-              <w:t>まとめ</w:t>
-            </w:r>
-          </w:p>
-        </w:tc>
-        <w:tc>
-          <w:tcPr>
-            <w:tcW w:type="dxa" w:w="1701"/>
-          </w:tcPr>
-          <w:p>
-            <w:r/>
-            <w:r>
-              <w:rPr>
-                <w:rFonts w:ascii="メイリオ" w:hAnsi="メイリオ" w:eastAsia="メイリオ"/>
-                <w:b w:val="0"/>
-                <w:sz w:val="19"/>
-              </w:rPr>
-              <w:t>1:30</w:t>
-            </w:r>
-          </w:p>
-        </w:tc>
-      </w:tr>
-      <w:tr>
-        <w:tc>
-          <w:tcPr>
-            <w:tcW w:type="dxa" w:w="1984"/>
-          </w:tcPr>
-          <w:p>
-            <w:r/>
-            <w:r>
-              <w:rPr>
-                <w:rFonts w:ascii="メイリオ" w:hAnsi="メイリオ" w:eastAsia="メイリオ"/>
-                <w:b w:val="0"/>
-                <w:sz w:val="19"/>
-              </w:rPr>
-              <w:t>合計</w:t>
-            </w:r>
-          </w:p>
-        </w:tc>
-        <w:tc>
-          <w:tcPr>
-            <w:tcW w:type="dxa" w:w="5386"/>
-          </w:tcPr>
-          <w:p>
-            <w:r/>
-            <w:r>
-              <w:rPr>
-                <w:rFonts w:ascii="メイリオ" w:hAnsi="メイリオ" w:eastAsia="メイリオ"/>
-                <w:b w:val="0"/>
-                <w:sz w:val="19"/>
-              </w:rPr>
-            </w:r>
-          </w:p>
-        </w:tc>
-        <w:tc>
-          <w:tcPr>
-            <w:tcW w:type="dxa" w:w="1701"/>
-          </w:tcPr>
-          <w:p>
-            <w:r/>
-            <w:r>
-              <w:rPr>
-                <w:rFonts w:ascii="メイリオ" w:hAnsi="メイリオ" w:eastAsia="メイリオ"/>
-                <w:b w:val="0"/>
-                <w:sz w:val="19"/>
-              </w:rPr>
-              <w:t>約10:20</w:t>
-            </w:r>
-          </w:p>
-        </w:tc>
-      </w:tr>
-    </w:tbl>
     <w:p>
       <w:pPr>
-        <w:spacing w:before="0" w:after="40"/>
+        <w:spacing w:after="40"/>
+        <w:ind w:left="397"/>
       </w:pPr>
       <w:r>
         <w:rPr>
           <w:rFonts w:ascii="メイリオ" w:hAnsi="メイリオ" w:eastAsia="メイリオ"/>
           <w:b w:val="0"/>
-          <w:color w:val="595959"/>
-          <w:sz w:val="19"/>
+          <w:sz w:val="21"/>
         </w:rPr>
-        <w:t>※ 笑い②と各授業紹介で適宜短縮可。タイトコールで丁度10分着地できます。</w:t>
+        <w:t>・全16名の名前を間違えずに言えるか（特に「岡﨑」の字に注意）</w:t>
+      </w:r>
+    </w:p>
+    <w:p>
+      <w:pPr>
+        <w:spacing w:after="40"/>
+        <w:ind w:left="397"/>
+      </w:pPr>
+      <w:r>
+        <w:rPr>
+          <w:rFonts w:ascii="メイリオ" w:hAnsi="メイリオ" w:eastAsia="メイリオ"/>
+          <w:b w:val="0"/>
+          <w:sz w:val="21"/>
+        </w:rPr>
+        <w:t>・笑い①②で間（ま）を取る（息継ぎ1拍）</w:t>
+      </w:r>
+    </w:p>
+    <w:p>
+      <w:pPr>
+        <w:spacing w:after="40"/>
+        <w:ind w:left="397"/>
+      </w:pPr>
+      <w:r>
+        <w:rPr>
+          <w:rFonts w:ascii="メイリオ" w:hAnsi="メイリオ" w:eastAsia="メイリオ"/>
+          <w:b w:val="0"/>
+          <w:sz w:val="21"/>
+        </w:rPr>
+        <w:t>・スライド9の4学級紹介で早口にならないよう注意</w:t>
+      </w:r>
+    </w:p>
+    <w:p>
+      <w:pPr>
+        <w:spacing w:after="40"/>
+        <w:ind w:left="397"/>
+      </w:pPr>
+      <w:r>
+        <w:rPr>
+          <w:rFonts w:ascii="メイリオ" w:hAnsi="メイリオ" w:eastAsia="メイリオ"/>
+          <w:b w:val="0"/>
+          <w:sz w:val="21"/>
+        </w:rPr>
+        <w:t>・11分を超えそうなら、スライド5の定義朗読を半分カット可能</w:t>
       </w:r>
     </w:p>
     <w:sectPr>

--- a/output/発表原稿_10分版.docx
+++ b/output/発表原稿_10分版.docx
@@ -69,7 +69,7 @@
           <w:color w:val="595959"/>
           <w:sz w:val="20"/>
         </w:rPr>
-        <w:t>方針：複数学級合同の単元は、写真で違いを見せて口頭はまとめる</w:t>
+        <w:t>方針：複数学級合同の単元は、写真で違いを見せて口頭はまとめる  /  笑いは冒頭スライド1に1か所</w:t>
       </w:r>
     </w:p>
     <w:p>
@@ -850,11 +850,27 @@
       <w:r>
         <w:rPr>
           <w:rFonts w:ascii="メイリオ" w:hAnsi="メイリオ" w:eastAsia="メイリオ"/>
-          <w:b/>
-          <w:color w:val="C0504D"/>
+          <w:b w:val="0"/>
           <w:sz w:val="22"/>
         </w:rPr>
-        <w:t>〔笑い②〕同じ単元を3年生4学級で同時展開――これ、ある意味、研究授業より緊張する場面ですよね。隣のクラスから「あ、向こうもう答え出てる！」なんて聞こえてきたら…（笑）。</w:t>
+        <w:t>3年生算数の4学級同時展開は、</w:t>
+      </w:r>
+      <w:r>
+        <w:rPr>
+          <w:rFonts w:ascii="メイリオ" w:hAnsi="メイリオ" w:eastAsia="メイリオ"/>
+          <w:b/>
+          <w:color w:val="C00000"/>
+          <w:sz w:val="22"/>
+        </w:rPr>
+        <w:t>学年団としての本気を感じる挑戦</w:t>
+      </w:r>
+      <w:r>
+        <w:rPr>
+          <w:rFonts w:ascii="メイリオ" w:hAnsi="メイリオ" w:eastAsia="メイリオ"/>
+          <w:b w:val="0"/>
+          <w:sz w:val="22"/>
+        </w:rPr>
+        <w:t>です。同じ単元、同じ時間。これは見ているだけで身が引き締まりました。</w:t>
       </w:r>
     </w:p>
     <w:p>
@@ -871,7 +887,7 @@
           <w:b w:val="0"/>
           <w:sz w:val="22"/>
         </w:rPr>
-        <w:t>しかし、見せていただくと、</w:t>
+        <w:t>見せていただくと、</w:t>
       </w:r>
       <w:r>
         <w:rPr>
@@ -1038,7 +1054,41 @@
           <w:b w:val="0"/>
           <w:sz w:val="22"/>
         </w:rPr>
-        <w:t>。子供たちが互いの音を聴き合い、自分のパートを調整する姿は、教科の枠を越えて学級経営の質をも映していました。</w:t>
+        <w:t>。音楽は他教科以上に</w:t>
+      </w:r>
+      <w:r>
+        <w:rPr>
+          <w:rFonts w:ascii="メイリオ" w:hAnsi="メイリオ" w:eastAsia="メイリオ"/>
+          <w:b/>
+          <w:color w:val="C00000"/>
+          <w:sz w:val="22"/>
+        </w:rPr>
+        <w:t>「他者の音を聴く」</w:t>
+      </w:r>
+      <w:r>
+        <w:rPr>
+          <w:rFonts w:ascii="メイリオ" w:hAnsi="メイリオ" w:eastAsia="メイリオ"/>
+          <w:b w:val="0"/>
+          <w:sz w:val="22"/>
+        </w:rPr>
+        <w:t>ことが必須です。子供たちが互いの音を聴き合い、自分のパートを調整する姿は、</w:t>
+      </w:r>
+      <w:r>
+        <w:rPr>
+          <w:rFonts w:ascii="メイリオ" w:hAnsi="メイリオ" w:eastAsia="メイリオ"/>
+          <w:b/>
+          <w:color w:val="C00000"/>
+          <w:sz w:val="22"/>
+        </w:rPr>
+        <w:t>学級の聞き合う風土</w:t>
+      </w:r>
+      <w:r>
+        <w:rPr>
+          <w:rFonts w:ascii="メイリオ" w:hAnsi="メイリオ" w:eastAsia="メイリオ"/>
+          <w:b w:val="0"/>
+          <w:sz w:val="22"/>
+        </w:rPr>
+        <w:t>が育っていることの証でもありました。</w:t>
       </w:r>
     </w:p>
     <w:p>
@@ -2169,7 +2219,7 @@
                 <w:b w:val="0"/>
                 <w:sz w:val="19"/>
               </w:rPr>
-              <w:t>②考え続き（3年算数4学級＋6年音楽）＋笑い②</w:t>
+              <w:t>②考え続き（3年算数4学級＋6年音楽）</w:t>
             </w:r>
           </w:p>
         </w:tc>
@@ -3513,7 +3563,7 @@
           <w:b w:val="0"/>
           <w:sz w:val="21"/>
         </w:rPr>
-        <w:t>・笑い①②で間（ま）を取る（息継ぎ1拍）</w:t>
+        <w:t>・笑い①で間（ま）を取る（息継ぎ1拍）</w:t>
       </w:r>
     </w:p>
     <w:p>

--- a/output/発表原稿_10分版.docx
+++ b/output/発表原稿_10分版.docx
@@ -90,7 +90,7 @@
           <w:color w:val="1F4E79"/>
           <w:sz w:val="26"/>
         </w:rPr>
-        <w:t>■ スライド１　タイトル　〜25秒〜</w:t>
+        <w:t>■ スライド１　タイトル　〜30秒〜</w:t>
       </w:r>
     </w:p>
     <w:p>
@@ -125,7 +125,7 @@
           <w:color w:val="C0504D"/>
           <w:sz w:val="22"/>
         </w:rPr>
-        <w:t>〔笑い①〕実は私、「指導主事」と名乗ると、皆さんが少し身構えるのを感じます。私自身、教員時代は「指導主事が来る」と聞くと、朝から胃が痛くなるタイプでした（笑）。</w:t>
+        <w:t>〔笑い①〕先ほど教室を回らせていただいたとき、廊下で1年生から「あれ、誰だろう…？校長先生のお友達かな？」と、素直なつぶやきをいただきまして（笑）。</w:t>
       </w:r>
       <w:r>
         <w:rPr>
@@ -133,7 +133,24 @@
           <w:b w:val="0"/>
           <w:sz w:val="22"/>
         </w:rPr>
-        <w:t>今日は「指導」というより、向山小学校の素晴らしい授業を、皆さんと一緒に味わう時間にしたいと思います。</w:t>
+        <w:t>「指導主事」という肩書きより、</w:t>
+      </w:r>
+      <w:r>
+        <w:rPr>
+          <w:rFonts w:ascii="メイリオ" w:hAnsi="メイリオ" w:eastAsia="メイリオ"/>
+          <w:b/>
+          <w:color w:val="C00000"/>
+          <w:sz w:val="22"/>
+        </w:rPr>
+        <w:t>子供たちの方がよっぽど正確に大人を見ている</w:t>
+      </w:r>
+      <w:r>
+        <w:rPr>
+          <w:rFonts w:ascii="メイリオ" w:hAnsi="メイリオ" w:eastAsia="メイリオ"/>
+          <w:b w:val="0"/>
+          <w:sz w:val="22"/>
+        </w:rPr>
+        <w:t>なと、痛感した次第です。本日は、その子供たちの学ぶ姿を、皆さんと一緒に味わう時間にしたいと思います。どうぞよろしくお願いいたします。</w:t>
       </w:r>
     </w:p>
     <w:p>
@@ -1773,7 +1790,7 @@
                 <w:b w:val="0"/>
                 <w:sz w:val="19"/>
               </w:rPr>
-              <w:t>0:25</w:t>
+              <w:t>0:30</w:t>
             </w:r>
           </w:p>
         </w:tc>
@@ -1789,7 +1806,7 @@
                 <w:b w:val="0"/>
                 <w:sz w:val="19"/>
               </w:rPr>
-              <w:t>125</w:t>
+              <w:t>150</w:t>
             </w:r>
           </w:p>
         </w:tc>
@@ -1839,7 +1856,7 @@
                 <w:b w:val="0"/>
                 <w:sz w:val="19"/>
               </w:rPr>
-              <w:t>0:30</w:t>
+              <w:t>0:25</w:t>
             </w:r>
           </w:p>
         </w:tc>
@@ -1855,7 +1872,7 @@
                 <w:b w:val="0"/>
                 <w:sz w:val="19"/>
               </w:rPr>
-              <w:t>150</w:t>
+              <w:t>125</w:t>
             </w:r>
           </w:p>
         </w:tc>

--- a/output/発表原稿_10分版.docx
+++ b/output/発表原稿_10分版.docx
@@ -27,7 +27,7 @@
           <w:color w:val="1F4E79"/>
           <w:sz w:val="36"/>
         </w:rPr>
-        <w:t>指導講評 発表原稿（10分版・改訂）</w:t>
+        <w:t>指導講評 発表原稿（10分版・第4版）</w:t>
       </w:r>
     </w:p>
     <w:p>
@@ -55,7 +55,7 @@
           <w:color w:val="595959"/>
           <w:sz w:val="20"/>
         </w:rPr>
-        <w:t>合計目安：10分00秒（先生方の講評に6分20秒／全体の63%）</w:t>
+        <w:t>柱：「主体的に学ぶ児童の育成」に向けた3つの手だて  /  合計10分00秒</w:t>
       </w:r>
     </w:p>
     <w:p>
@@ -69,7 +69,7 @@
           <w:color w:val="595959"/>
           <w:sz w:val="20"/>
         </w:rPr>
-        <w:t>方針：複数学級合同の単元は、写真で違いを見せて口頭はまとめる  /  笑いは冒頭スライド1に1か所</w:t>
+        <w:t>典拠：指導案分析シート（DOCX）に基づく授業の事実  /  笑いは冒頭1か所</w:t>
       </w:r>
     </w:p>
     <w:p>
@@ -107,7 +107,7 @@
           <w:b w:val="0"/>
           <w:sz w:val="22"/>
         </w:rPr>
-        <w:t>皆さま、本日はお時間をいただきありがとうございます。練馬区教育委員会 指導主事の紺多章一郎です。</w:t>
+        <w:t>練馬区立向山小学校の教育指導課訪問、大変お疲れ様でございました。練馬区教育委員会 指導主事の紺多章一郎です。</w:t>
       </w:r>
     </w:p>
     <w:p>
@@ -125,7 +125,7 @@
           <w:color w:val="C0504D"/>
           <w:sz w:val="22"/>
         </w:rPr>
-        <w:t>〔笑い①〕先ほど教室を回らせていただいたとき、廊下で1年生から「あれ、誰だろう…？校長先生のお友達かな？」と、素直なつぶやきをいただきまして（笑）。</w:t>
+        <w:t>〔笑い①〕先ほど教室を回らせていただいたとき、廊下で1年生から「あれ、誰だろう…？校長先生のお友達かな？」と、素直なつぶやきをいただきました（笑）。</w:t>
       </w:r>
       <w:r>
         <w:rPr>
@@ -150,21 +150,7 @@
           <w:b w:val="0"/>
           <w:sz w:val="22"/>
         </w:rPr>
-        <w:t>なと、痛感した次第です。本日は、その子供たちの学ぶ姿を、皆さんと一緒に味わう時間にしたいと思います。どうぞよろしくお願いいたします。</w:t>
-      </w:r>
-    </w:p>
-    <w:p>
-      <w:pPr>
-        <w:spacing w:before="200" w:after="80"/>
-      </w:pPr>
-      <w:r>
-        <w:rPr>
-          <w:rFonts w:ascii="メイリオ" w:hAnsi="メイリオ" w:eastAsia="メイリオ"/>
-          <w:b/>
-          <w:color w:val="1F4E79"/>
-          <w:sz w:val="26"/>
-        </w:rPr>
-        <w:t>■ スライド２・３　全国学調 児童質問用紙より　〜30秒〜</w:t>
+        <w:t>なと、痛感した次第です。</w:t>
       </w:r>
     </w:p>
     <w:p>
@@ -181,24 +167,7 @@
           <w:b w:val="0"/>
           <w:sz w:val="22"/>
         </w:rPr>
-        <w:t>令和7年度の全国学力・学習状況調査、児童質問用紙の結果からは、向山小の子供たちが「自分の考えを発表する」「学んだことを生活に生かす」という項目で力をつけてきている様子が見えます。本日はこの</w:t>
-      </w:r>
-      <w:r>
-        <w:rPr>
-          <w:rFonts w:ascii="メイリオ" w:hAnsi="メイリオ" w:eastAsia="メイリオ"/>
-          <w:b/>
-          <w:color w:val="C00000"/>
-          <w:sz w:val="22"/>
-        </w:rPr>
-        <w:t>「主体性の芽」をさらに伸ばすヒント</w:t>
-      </w:r>
-      <w:r>
-        <w:rPr>
-          <w:rFonts w:ascii="メイリオ" w:hAnsi="メイリオ" w:eastAsia="メイリオ"/>
-          <w:b w:val="0"/>
-          <w:sz w:val="22"/>
-        </w:rPr>
-        <w:t>を、3・4校時の授業から拾わせていただきます。</w:t>
+        <w:t>本日は3・4校時の全クラスの授業を参観させていただき、子どもたちが目を輝かせて学ぶ姿、先生方の緻密な教材研究と温かなお声掛けに、深く感銘を受けました。</w:t>
       </w:r>
     </w:p>
     <w:p>
@@ -212,7 +181,7 @@
           <w:color w:val="1F4E79"/>
           <w:sz w:val="26"/>
         </w:rPr>
-        <w:t>■ スライド４　本日の視点　〜20秒〜</w:t>
+        <w:t>■ スライド２・３　全国学調 児童質問用紙より　〜20秒〜</w:t>
       </w:r>
     </w:p>
     <w:p>
@@ -229,7 +198,7 @@
           <w:b w:val="0"/>
           <w:sz w:val="22"/>
         </w:rPr>
-        <w:t>本日の視点はひとつ。「主体的・対話的で深い学び」のうち、特に</w:t>
+        <w:t>令和7年度の全国学力・学習状況調査からは、向山小の子供たちが</w:t>
       </w:r>
       <w:r>
         <w:rPr>
@@ -238,7 +207,7 @@
           <w:color w:val="C00000"/>
           <w:sz w:val="22"/>
         </w:rPr>
-        <w:t>「主体的な学び」</w:t>
+        <w:t>「自分の考えを発表する」「学んだことを生活に生かす」</w:t>
       </w:r>
       <w:r>
         <w:rPr>
@@ -246,7 +215,24 @@
           <w:b w:val="0"/>
           <w:sz w:val="22"/>
         </w:rPr>
-        <w:t>に絞って、授業の事実から学びを語ります。</w:t>
+        <w:t>という項目で力をつけてきている様子が見えます。この</w:t>
+      </w:r>
+      <w:r>
+        <w:rPr>
+          <w:rFonts w:ascii="メイリオ" w:hAnsi="メイリオ" w:eastAsia="メイリオ"/>
+          <w:b/>
+          <w:color w:val="C00000"/>
+          <w:sz w:val="22"/>
+        </w:rPr>
+        <w:t>「主体性の芽」</w:t>
+      </w:r>
+      <w:r>
+        <w:rPr>
+          <w:rFonts w:ascii="メイリオ" w:hAnsi="メイリオ" w:eastAsia="メイリオ"/>
+          <w:b w:val="0"/>
+          <w:sz w:val="22"/>
+        </w:rPr>
+        <w:t>を、さらに伸ばすヒントを、本日の授業から拾わせていただきます。</w:t>
       </w:r>
     </w:p>
     <w:p>
@@ -260,7 +246,7 @@
           <w:color w:val="1F4E79"/>
           <w:sz w:val="26"/>
         </w:rPr>
-        <w:t>■ スライド５　「主体的な学び」のイメージ　〜30秒〜</w:t>
+        <w:t>■ スライド４　本日の視点　〜15秒〜</w:t>
       </w:r>
     </w:p>
     <w:p>
@@ -277,7 +263,55 @@
           <w:b w:val="0"/>
           <w:sz w:val="22"/>
         </w:rPr>
-        <w:t>文部科学省の定義のキーワードは5つ。</w:t>
+        <w:t>本日は、本校の研究主題の具現化、そして「主体的・対話的で深い学び」のうち、特に</w:t>
+      </w:r>
+      <w:r>
+        <w:rPr>
+          <w:rFonts w:ascii="メイリオ" w:hAnsi="メイリオ" w:eastAsia="メイリオ"/>
+          <w:b/>
+          <w:color w:val="C00000"/>
+          <w:sz w:val="22"/>
+        </w:rPr>
+        <w:t>「主体的に学ぶ児童の育成」</w:t>
+      </w:r>
+      <w:r>
+        <w:rPr>
+          <w:rFonts w:ascii="メイリオ" w:hAnsi="メイリオ" w:eastAsia="メイリオ"/>
+          <w:b w:val="0"/>
+          <w:sz w:val="22"/>
+        </w:rPr>
+        <w:t>に焦点を当てます。</w:t>
+      </w:r>
+    </w:p>
+    <w:p>
+      <w:pPr>
+        <w:spacing w:before="200" w:after="80"/>
+      </w:pPr>
+      <w:r>
+        <w:rPr>
+          <w:rFonts w:ascii="メイリオ" w:hAnsi="メイリオ" w:eastAsia="メイリオ"/>
+          <w:b/>
+          <w:color w:val="1F4E79"/>
+          <w:sz w:val="26"/>
+        </w:rPr>
+        <w:t>■ スライド５　「主体的な学び」のイメージ　〜25秒〜</w:t>
+      </w:r>
+    </w:p>
+    <w:p>
+      <w:pPr>
+        <w:spacing w:before="40" w:after="120"/>
+        <w:ind w:left="283"/>
+        <w:pBdr>
+          <w:left w:val="single" w:sz="18" w:space="8" w:color="5B9BD5"/>
+        </w:pBdr>
+      </w:pPr>
+      <w:r>
+        <w:rPr>
+          <w:rFonts w:ascii="メイリオ" w:hAnsi="メイリオ" w:eastAsia="メイリオ"/>
+          <w:b w:val="0"/>
+          <w:sz w:val="22"/>
+        </w:rPr>
+        <w:t>文部科学省は「主体的な学び」を、</w:t>
       </w:r>
       <w:r>
         <w:rPr>
@@ -294,7 +328,24 @@
           <w:b w:val="0"/>
           <w:sz w:val="22"/>
         </w:rPr>
-        <w:t>。これらが積み重なって「学んだ手応え」になっていきます。本日はこれを3つの視点に整理して見ていきます。</w:t>
+        <w:t>の5つの要素で定義しています。これらが積み重なって、子供たちの</w:t>
+      </w:r>
+      <w:r>
+        <w:rPr>
+          <w:rFonts w:ascii="メイリオ" w:hAnsi="メイリオ" w:eastAsia="メイリオ"/>
+          <w:b/>
+          <w:color w:val="C00000"/>
+          <w:sz w:val="22"/>
+        </w:rPr>
+        <w:t>「学んだ手応え」</w:t>
+      </w:r>
+      <w:r>
+        <w:rPr>
+          <w:rFonts w:ascii="メイリオ" w:hAnsi="メイリオ" w:eastAsia="メイリオ"/>
+          <w:b w:val="0"/>
+          <w:sz w:val="22"/>
+        </w:rPr>
+        <w:t>になっていきます。</w:t>
       </w:r>
     </w:p>
     <w:p>
@@ -308,7 +359,7 @@
           <w:color w:val="1F4E79"/>
           <w:sz w:val="26"/>
         </w:rPr>
-        <w:t>■ スライド６　３つの視点　〜25秒〜</w:t>
+        <w:t>■ スライド６　３つの手だて　〜30秒〜</w:t>
       </w:r>
     </w:p>
     <w:p>
@@ -325,21 +376,102 @@
           <w:b w:val="0"/>
           <w:sz w:val="22"/>
         </w:rPr>
-        <w:t>視点①【関心と見通し】、視点②【考えを深め、自己調整】、視点③【振り返り、次への行動】。16名の先生方の授業を、この3つに分けてご紹介します。</w:t>
+        <w:t>これを本校の研究主題と重ねて、</w:t>
+      </w:r>
+      <w:r>
+        <w:rPr>
+          <w:rFonts w:ascii="メイリオ" w:hAnsi="メイリオ" w:eastAsia="メイリオ"/>
+          <w:b/>
+          <w:color w:val="C00000"/>
+          <w:sz w:val="22"/>
+        </w:rPr>
+        <w:t>3つの手だて</w:t>
+      </w:r>
+      <w:r>
+        <w:rPr>
+          <w:rFonts w:ascii="メイリオ" w:hAnsi="メイリオ" w:eastAsia="メイリオ"/>
+          <w:b w:val="0"/>
+          <w:sz w:val="22"/>
+        </w:rPr>
+        <w:t>に整理しました。</w:t>
       </w:r>
     </w:p>
     <w:p>
       <w:pPr>
-        <w:spacing w:before="200" w:after="80"/>
+        <w:spacing w:before="40" w:after="120"/>
+        <w:ind w:left="283"/>
+        <w:pBdr>
+          <w:left w:val="single" w:sz="18" w:space="8" w:color="5B9BD5"/>
+        </w:pBdr>
       </w:pPr>
       <w:r>
         <w:rPr>
           <w:rFonts w:ascii="メイリオ" w:hAnsi="メイリオ" w:eastAsia="メイリオ"/>
           <w:b/>
-          <w:color w:val="1F4E79"/>
-          <w:sz w:val="26"/>
+          <w:color w:val="C00000"/>
+          <w:sz w:val="22"/>
         </w:rPr>
-        <w:t>■ スライド７　① 関心　〜1分45秒〜</w:t>
+        <w:t>手だて①【自ら関心をもち、見通しをもつ工夫】</w:t>
+      </w:r>
+      <w:r>
+        <w:rPr>
+          <w:rFonts w:ascii="メイリオ" w:hAnsi="メイリオ" w:eastAsia="メイリオ"/>
+          <w:b w:val="0"/>
+          <w:sz w:val="22"/>
+        </w:rPr>
+        <w:t xml:space="preserve"> ── 教材との出会い・課題の設定。</w:t>
+      </w:r>
+    </w:p>
+    <w:p>
+      <w:pPr>
+        <w:spacing w:before="40" w:after="120"/>
+        <w:ind w:left="283"/>
+        <w:pBdr>
+          <w:left w:val="single" w:sz="18" w:space="8" w:color="5B9BD5"/>
+        </w:pBdr>
+      </w:pPr>
+      <w:r>
+        <w:rPr>
+          <w:rFonts w:ascii="メイリオ" w:hAnsi="メイリオ" w:eastAsia="メイリオ"/>
+          <w:b/>
+          <w:color w:val="C00000"/>
+          <w:sz w:val="22"/>
+        </w:rPr>
+        <w:t>手だて②【考えを深め、自己調整する工夫】</w:t>
+      </w:r>
+      <w:r>
+        <w:rPr>
+          <w:rFonts w:ascii="メイリオ" w:hAnsi="メイリオ" w:eastAsia="メイリオ"/>
+          <w:b w:val="0"/>
+          <w:sz w:val="22"/>
+        </w:rPr>
+        <w:t xml:space="preserve"> ── 委ねる時間と協働的な問い直し。</w:t>
+      </w:r>
+    </w:p>
+    <w:p>
+      <w:pPr>
+        <w:spacing w:before="40" w:after="120"/>
+        <w:ind w:left="283"/>
+        <w:pBdr>
+          <w:left w:val="single" w:sz="18" w:space="8" w:color="5B9BD5"/>
+        </w:pBdr>
+      </w:pPr>
+      <w:r>
+        <w:rPr>
+          <w:rFonts w:ascii="メイリオ" w:hAnsi="メイリオ" w:eastAsia="メイリオ"/>
+          <w:b/>
+          <w:color w:val="C00000"/>
+          <w:sz w:val="22"/>
+        </w:rPr>
+        <w:t>手だて③【学びを振り返り、次への行動へつなげる工夫】</w:t>
+      </w:r>
+      <w:r>
+        <w:rPr>
+          <w:rFonts w:ascii="メイリオ" w:hAnsi="メイリオ" w:eastAsia="メイリオ"/>
+          <w:b w:val="0"/>
+          <w:sz w:val="22"/>
+        </w:rPr>
+        <w:t xml:space="preserve"> ── 変容の自覚と実践化。</w:t>
       </w:r>
     </w:p>
     <w:p>
@@ -356,38 +488,21 @@
           <w:b w:val="0"/>
           <w:sz w:val="22"/>
         </w:rPr>
-        <w:t>まず視点①、子供たちが</w:t>
-      </w:r>
-      <w:r>
-        <w:rPr>
-          <w:rFonts w:ascii="メイリオ" w:hAnsi="メイリオ" w:eastAsia="メイリオ"/>
-          <w:b/>
-          <w:color w:val="C00000"/>
-          <w:sz w:val="22"/>
-        </w:rPr>
-        <w:t>自ら関心を持ち、見通しを立てる工夫</w:t>
-      </w:r>
-      <w:r>
-        <w:rPr>
-          <w:rFonts w:ascii="メイリオ" w:hAnsi="メイリオ" w:eastAsia="メイリオ"/>
-          <w:b w:val="0"/>
-          <w:sz w:val="22"/>
-        </w:rPr>
-        <w:t>です。</w:t>
+        <w:t>本日参観した全授業を、この3つに振り分けてお伝えします。</w:t>
       </w:r>
     </w:p>
     <w:p>
       <w:pPr>
-        <w:spacing w:before="120" w:after="40"/>
+        <w:spacing w:before="200" w:after="80"/>
       </w:pPr>
       <w:r>
         <w:rPr>
           <w:rFonts w:ascii="メイリオ" w:hAnsi="メイリオ" w:eastAsia="メイリオ"/>
           <w:b/>
-          <w:color w:val="5B9BD5"/>
-          <w:sz w:val="23"/>
+          <w:color w:val="1F4E79"/>
+          <w:sz w:val="26"/>
         </w:rPr>
-        <w:t>▼ 1年全クラス 体育（髙井・菅野・鈴木先生）「ボールをなげるのだ！あてるのだ！たおすのだ！」　〜45秒〜</w:t>
+        <w:t>■ スライド７　手だて①　関心と見通し　〜2分00秒〜</w:t>
       </w:r>
     </w:p>
     <w:p>
@@ -404,7 +519,38 @@
           <w:b w:val="0"/>
           <w:sz w:val="22"/>
         </w:rPr>
-        <w:t>単元名がもう、ちょっとした事件です。「のだ！のだ！のだ！」――1年生にとって、このリズムが、もう体が動き出す魔法のフレーズなんですね。</w:t>
+        <w:t>まず手だて①、子供たちが</w:t>
+      </w:r>
+      <w:r>
+        <w:rPr>
+          <w:rFonts w:ascii="メイリオ" w:hAnsi="メイリオ" w:eastAsia="メイリオ"/>
+          <w:b/>
+          <w:color w:val="C00000"/>
+          <w:sz w:val="22"/>
+        </w:rPr>
+        <w:t>「やってみたい！」「どうしてだろう？」</w:t>
+      </w:r>
+      <w:r>
+        <w:rPr>
+          <w:rFonts w:ascii="メイリオ" w:hAnsi="メイリオ" w:eastAsia="メイリオ"/>
+          <w:b w:val="0"/>
+          <w:sz w:val="22"/>
+        </w:rPr>
+        <w:t>と目的意識を持ち、見通しを立てられる場の設定です。</w:t>
+      </w:r>
+    </w:p>
+    <w:p>
+      <w:pPr>
+        <w:spacing w:before="120" w:after="40"/>
+      </w:pPr>
+      <w:r>
+        <w:rPr>
+          <w:rFonts w:ascii="メイリオ" w:hAnsi="メイリオ" w:eastAsia="メイリオ"/>
+          <w:b/>
+          <w:color w:val="5B9BD5"/>
+          <w:sz w:val="23"/>
+        </w:rPr>
+        <w:t>▼ 1年（全クラス）体育「ボール投げゲーム」(髙井・菅野・鈴木崇先生)　〜45秒〜</w:t>
       </w:r>
     </w:p>
     <w:p>
@@ -421,7 +567,7 @@
           <w:b w:val="0"/>
           <w:sz w:val="22"/>
         </w:rPr>
-        <w:t>3クラス同時進行という難しい運営を、髙井先生・菅野先生・鈴木先生のチームワークで乗り越えていらっしゃいました。</w:t>
+        <w:t>親しみのある</w:t>
       </w:r>
       <w:r>
         <w:rPr>
@@ -430,7 +576,7 @@
           <w:color w:val="C00000"/>
           <w:sz w:val="22"/>
         </w:rPr>
-        <w:t>安全をしっかり確保した土台の上に、思いきり挑戦できる自由度</w:t>
+        <w:t>「エビカニクス」</w:t>
       </w:r>
       <w:r>
         <w:rPr>
@@ -438,7 +584,7 @@
           <w:b w:val="0"/>
           <w:sz w:val="22"/>
         </w:rPr>
-        <w:t>が用意されていて、子供たちの「もう一回やりたい！」という声が、まさに主体性の声です。お写真でご覧ください、3クラスそれぞれに先生方の個性が出た</w:t>
+        <w:t>で体をほぐした後、場に</w:t>
       </w:r>
       <w:r>
         <w:rPr>
@@ -447,7 +593,7 @@
           <w:color w:val="C00000"/>
           <w:sz w:val="22"/>
         </w:rPr>
-        <w:t>的の配置や声かけの違い</w:t>
+        <w:t>「ターゲット」「段ボール倒し」「ロケット投げ」</w:t>
       </w:r>
       <w:r>
         <w:rPr>
@@ -455,21 +601,7 @@
           <w:b w:val="0"/>
           <w:sz w:val="22"/>
         </w:rPr>
-        <w:t>があります。</w:t>
-      </w:r>
-    </w:p>
-    <w:p>
-      <w:pPr>
-        <w:spacing w:before="120" w:after="40"/>
-      </w:pPr>
-      <w:r>
-        <w:rPr>
-          <w:rFonts w:ascii="メイリオ" w:hAnsi="メイリオ" w:eastAsia="メイリオ"/>
-          <w:b/>
-          <w:color w:val="5B9BD5"/>
-          <w:sz w:val="23"/>
-        </w:rPr>
-        <w:t>▼ 5-1 図工（鈴木 寛明先生）「オナマエアート」　〜30秒〜</w:t>
+        <w:t>という、思わず投げたくなる3つの遊びの場をローテーションで設定されていました。</w:t>
       </w:r>
     </w:p>
     <w:p>
@@ -486,7 +618,7 @@
           <w:b w:val="0"/>
           <w:sz w:val="22"/>
         </w:rPr>
-        <w:t>自分の名前を素材にする。</w:t>
+        <w:t>児童が</w:t>
       </w:r>
       <w:r>
         <w:rPr>
@@ -495,7 +627,7 @@
           <w:color w:val="C00000"/>
           <w:sz w:val="22"/>
         </w:rPr>
-        <w:t>これ以上に「自分ごと」になる素材はありません</w:t>
+        <w:t>自分で距離や投げ方を選べる「自己選択」の環境</w:t>
       </w:r>
       <w:r>
         <w:rPr>
@@ -503,7 +635,7 @@
           <w:b w:val="0"/>
           <w:sz w:val="22"/>
         </w:rPr>
-        <w:t>。誰のものでもない、自分だけの「お」「な」「ま」「え」。これを色や形と出会わせていく時間そのものが、深い関心の入り口でした。鈴木先生は、子供の小さなつぶやきを拾い、それを学級全体の問いに変える価値付けが見事でした。</w:t>
+        <w:t>が、意欲の向上に直結していました。3人の先生方のチームワークによる、安全と挑戦の両立も見事でした。お写真で3クラス分の場づくりをご覧ください。</w:t>
       </w:r>
     </w:p>
     <w:p>
@@ -517,7 +649,33 @@
           <w:color w:val="5B9BD5"/>
           <w:sz w:val="23"/>
         </w:rPr>
-        <w:t>▼ 5-1 外国語（三宅 真行先生）Unit2「When is your birthday?」　〜30秒〜</w:t>
+        <w:t>▼ 3年(1組・2組・3組・少人数)算数「たし算とひき算の筆算」(間・岡崎・伊藤・鈴木寛先生)　〜45秒〜</w:t>
+      </w:r>
+    </w:p>
+    <w:p>
+      <w:pPr>
+        <w:spacing w:before="40" w:after="120"/>
+        <w:ind w:left="283"/>
+        <w:pBdr>
+          <w:left w:val="single" w:sz="18" w:space="8" w:color="5B9BD5"/>
+        </w:pBdr>
+      </w:pPr>
+      <w:r>
+        <w:rPr>
+          <w:rFonts w:ascii="メイリオ" w:hAnsi="メイリオ" w:eastAsia="メイリオ"/>
+          <w:b/>
+          <w:color w:val="C00000"/>
+          <w:sz w:val="22"/>
+        </w:rPr>
+        <w:t>「1000円札を出したときのおつり」</w:t>
+      </w:r>
+      <w:r>
+        <w:rPr>
+          <w:rFonts w:ascii="メイリオ" w:hAnsi="メイリオ" w:eastAsia="メイリオ"/>
+          <w:b w:val="0"/>
+          <w:sz w:val="22"/>
+        </w:rPr>
+        <w:t>という、児童の生活に極めて身近な状況設定(買い物文脈)から立式させていらっしゃいました。</w:t>
       </w:r>
     </w:p>
     <w:p>
@@ -534,7 +692,7 @@
           <w:b w:val="0"/>
           <w:sz w:val="22"/>
         </w:rPr>
-        <w:t>同じ5年1組、教科を変えて外国語。</w:t>
+        <w:t>日常の課題と結び付けることで、</w:t>
       </w:r>
       <w:r>
         <w:rPr>
@@ -543,7 +701,7 @@
           <w:color w:val="C00000"/>
           <w:sz w:val="22"/>
         </w:rPr>
-        <w:t>誕生月という、最も身近で、しかも一人ひとり違う情報</w:t>
+        <w:t>「どうやって計算するのだろう」</w:t>
       </w:r>
       <w:r>
         <w:rPr>
@@ -551,7 +709,81 @@
           <w:b w:val="0"/>
           <w:sz w:val="22"/>
         </w:rPr>
-        <w:t>を扱うことで、「英語で伝えたい」気持ちを自然に引き出していました。Small Talkからの導入で、既習語彙を生かしながら新しい表現に出会わせる流れが、無理なく整理されていました。</w:t>
+        <w:t>という強い問題意識――いわゆる</w:t>
+      </w:r>
+      <w:r>
+        <w:rPr>
+          <w:rFonts w:ascii="メイリオ" w:hAnsi="メイリオ" w:eastAsia="メイリオ"/>
+          <w:b/>
+          <w:color w:val="C00000"/>
+          <w:sz w:val="22"/>
+        </w:rPr>
+        <w:t>課題の必然性</w:t>
+      </w:r>
+      <w:r>
+        <w:rPr>
+          <w:rFonts w:ascii="メイリオ" w:hAnsi="メイリオ" w:eastAsia="メイリオ"/>
+          <w:b w:val="0"/>
+          <w:sz w:val="22"/>
+        </w:rPr>
+        <w:t>――を生み出していました。お写真で4学級の板書を並べていますが、同じ単元でも導入の入り方が学級ごとに違う、これがそのまま「指導の幅」です。</w:t>
+      </w:r>
+    </w:p>
+    <w:p>
+      <w:pPr>
+        <w:spacing w:before="120" w:after="40"/>
+      </w:pPr>
+      <w:r>
+        <w:rPr>
+          <w:rFonts w:ascii="メイリオ" w:hAnsi="メイリオ" w:eastAsia="メイリオ"/>
+          <w:b/>
+          <w:color w:val="5B9BD5"/>
+          <w:sz w:val="23"/>
+        </w:rPr>
+        <w:t>▼ 5年1組 図工「オナマエアート」(鈴木寛明先生)　〜30秒〜</w:t>
+      </w:r>
+    </w:p>
+    <w:p>
+      <w:pPr>
+        <w:spacing w:before="40" w:after="120"/>
+        <w:ind w:left="283"/>
+        <w:pBdr>
+          <w:left w:val="single" w:sz="18" w:space="8" w:color="5B9BD5"/>
+        </w:pBdr>
+      </w:pPr>
+      <w:r>
+        <w:rPr>
+          <w:rFonts w:ascii="メイリオ" w:hAnsi="メイリオ" w:eastAsia="メイリオ"/>
+          <w:b/>
+          <w:color w:val="C00000"/>
+          <w:sz w:val="22"/>
+        </w:rPr>
+        <w:t>前時の児童作品を視覚的に提示</w:t>
+      </w:r>
+      <w:r>
+        <w:rPr>
+          <w:rFonts w:ascii="メイリオ" w:hAnsi="メイリオ" w:eastAsia="メイリオ"/>
+          <w:b w:val="0"/>
+          <w:sz w:val="22"/>
+        </w:rPr>
+        <w:t>することで、本時の活動の見通しを一瞬で持たせていました。自分の名前に込められた由来や形から美しさを広げる、</w:t>
+      </w:r>
+      <w:r>
+        <w:rPr>
+          <w:rFonts w:ascii="メイリオ" w:hAnsi="メイリオ" w:eastAsia="メイリオ"/>
+          <w:b/>
+          <w:color w:val="C00000"/>
+          <w:sz w:val="22"/>
+        </w:rPr>
+        <w:t>自己開示を伴う素晴らしいアプローチ</w:t>
+      </w:r>
+      <w:r>
+        <w:rPr>
+          <w:rFonts w:ascii="メイリオ" w:hAnsi="メイリオ" w:eastAsia="メイリオ"/>
+          <w:b w:val="0"/>
+          <w:sz w:val="22"/>
+        </w:rPr>
+        <w:t>です。</w:t>
       </w:r>
     </w:p>
     <w:p>
@@ -565,7 +797,7 @@
           <w:color w:val="1F4E79"/>
           <w:sz w:val="26"/>
         </w:rPr>
-        <w:t>■ スライド８　② 考え　〜1分35秒〜</w:t>
+        <w:t>■ スライド８　手だて②　考えと自己調整　〜1分50秒〜</w:t>
       </w:r>
     </w:p>
     <w:p>
@@ -582,7 +814,7 @@
           <w:b w:val="0"/>
           <w:sz w:val="22"/>
         </w:rPr>
-        <w:t>続いて視点②、</w:t>
+        <w:t>続いて手だて②、思考の道具を活用し、</w:t>
       </w:r>
       <w:r>
         <w:rPr>
@@ -591,7 +823,7 @@
           <w:color w:val="C00000"/>
           <w:sz w:val="22"/>
         </w:rPr>
-        <w:t>考えを深め、自己調整する工夫</w:t>
+        <w:t>他者との交流を通して自分の考えを軌道修正(自己調整)</w:t>
       </w:r>
       <w:r>
         <w:rPr>
@@ -599,7 +831,7 @@
           <w:b w:val="0"/>
           <w:sz w:val="22"/>
         </w:rPr>
-        <w:t>です。4学級をご紹介します。</w:t>
+        <w:t>させていた授業です。</w:t>
       </w:r>
     </w:p>
     <w:p>
@@ -613,7 +845,7 @@
           <w:color w:val="5B9BD5"/>
           <w:sz w:val="23"/>
         </w:rPr>
-        <w:t>▼ 2-1 算数（岩佐 沙恵子先生）「長さのたんい」　〜23秒〜</w:t>
+        <w:t>▼ 2年1組 算数「長さのたんい」(岩佐 沙恵子先生)　〜25秒〜</w:t>
       </w:r>
     </w:p>
     <w:p>
@@ -630,7 +862,7 @@
           <w:b w:val="0"/>
           <w:sz w:val="22"/>
         </w:rPr>
-        <w:t>手のひら、鉛筆、いろんなもので測ってみた経験から「これじゃ揃わないね」という子供のつぶやきを引き出し、</w:t>
+        <w:t>折れ線の長さを測る際、一度では測れないことに着目させ、自力解決の時間を確保。</w:t>
       </w:r>
       <w:r>
         <w:rPr>
@@ -639,7 +871,7 @@
           <w:color w:val="C00000"/>
           <w:sz w:val="22"/>
         </w:rPr>
-        <w:t>共通の単位の必要感</w:t>
+        <w:t>「同じ単位同士を計算する」という既習の仕組み</w:t>
       </w:r>
       <w:r>
         <w:rPr>
@@ -647,7 +879,24 @@
           <w:b w:val="0"/>
           <w:sz w:val="22"/>
         </w:rPr>
-        <w:t>へとつなぐ。算数の系統の入口を、子供の言葉で開いていらっしゃいました。</w:t>
+        <w:t>――十の位・一の位との類似性――へ立ち戻らせるお声掛け(</w:t>
+      </w:r>
+      <w:r>
+        <w:rPr>
+          <w:rFonts w:ascii="メイリオ" w:hAnsi="メイリオ" w:eastAsia="メイリオ"/>
+          <w:b/>
+          <w:color w:val="C00000"/>
+          <w:sz w:val="22"/>
+        </w:rPr>
+        <w:t>戻る場</w:t>
+      </w:r>
+      <w:r>
+        <w:rPr>
+          <w:rFonts w:ascii="メイリオ" w:hAnsi="メイリオ" w:eastAsia="メイリオ"/>
+          <w:b w:val="0"/>
+          <w:sz w:val="22"/>
+        </w:rPr>
+        <w:t>)が、確かな理解を支えていました。</w:t>
       </w:r>
     </w:p>
     <w:p>
@@ -661,7 +910,7 @@
           <w:color w:val="5B9BD5"/>
           <w:sz w:val="23"/>
         </w:rPr>
-        <w:t>▼ 5-3 社会（小松 沙織先生）「日本の国土とわたしたちのくらし」　〜23秒〜</w:t>
+        <w:t>▼ 4年2組 国語「アップとルーズで伝える」(工藤 由利先生)　〜25秒〜</w:t>
       </w:r>
     </w:p>
     <w:p>
@@ -678,7 +927,7 @@
           <w:b w:val="0"/>
           <w:sz w:val="22"/>
         </w:rPr>
-        <w:t>地図を「見る」のではなく「読み解く」活動。</w:t>
+        <w:t>「一番大事な段落を探す」という明確な課題に対し、</w:t>
       </w:r>
       <w:r>
         <w:rPr>
@@ -687,7 +936,7 @@
           <w:color w:val="C00000"/>
           <w:sz w:val="22"/>
         </w:rPr>
-        <w:t>自分の住む練馬と他地域を比較する</w:t>
+        <w:t>既習の用語を掲示してヒント</w:t>
       </w:r>
       <w:r>
         <w:rPr>
@@ -695,7 +944,24 @@
           <w:b w:val="0"/>
           <w:sz w:val="22"/>
         </w:rPr>
-        <w:t>ことから、国土の特色へと視野を広げていく。子供の発言を構造化する板書設計が秀逸でした。</w:t>
+        <w:t>とされていました。全体交流の後に</w:t>
+      </w:r>
+      <w:r>
+        <w:rPr>
+          <w:rFonts w:ascii="メイリオ" w:hAnsi="メイリオ" w:eastAsia="メイリオ"/>
+          <w:b/>
+          <w:color w:val="C00000"/>
+          <w:sz w:val="22"/>
+        </w:rPr>
+        <w:t>「自分の考えを書き直したり付け加えたりする時間」</w:t>
+      </w:r>
+      <w:r>
+        <w:rPr>
+          <w:rFonts w:ascii="メイリオ" w:hAnsi="メイリオ" w:eastAsia="メイリオ"/>
+          <w:b w:val="0"/>
+          <w:sz w:val="22"/>
+        </w:rPr>
+        <w:t>を意図的に確保。まさに自己調整を促す、深い学びそのものでした。</w:t>
       </w:r>
     </w:p>
     <w:p>
@@ -709,7 +975,7 @@
           <w:color w:val="5B9BD5"/>
           <w:sz w:val="23"/>
         </w:rPr>
-        <w:t>▼ 4-2 国語（工藤 由利先生）「筆者の考えをとらえて自分の考えを発表しよう」　〜23秒〜</w:t>
+        <w:t>▼ 5年3組 社会「日本の国土とわたしたちのくらし」(小松 沙織先生)　〜25秒〜</w:t>
       </w:r>
     </w:p>
     <w:p>
@@ -726,7 +992,7 @@
           <w:b w:val="0"/>
           <w:sz w:val="22"/>
         </w:rPr>
-        <w:t>筆者の主張を</w:t>
+        <w:t>沖縄と北海道の違いについて、</w:t>
       </w:r>
       <w:r>
         <w:rPr>
@@ -735,7 +1001,7 @@
           <w:color w:val="C00000"/>
           <w:sz w:val="22"/>
         </w:rPr>
-        <w:t>構造的に読み取り、それと自分の考えを対比</w:t>
+        <w:t>雨温図、写真、住人の話</w:t>
       </w:r>
       <w:r>
         <w:rPr>
@@ -743,7 +1009,24 @@
           <w:b w:val="0"/>
           <w:sz w:val="22"/>
         </w:rPr>
-        <w:t>させる。「読む」と「書く」「話す」を往復させる設計が光っていました。ペア交流のときの聞き手の真剣な表情が印象的です。</w:t>
+        <w:t>といった多様な資料を配布し、児童が主体的に情報を読み取れる</w:t>
+      </w:r>
+      <w:r>
+        <w:rPr>
+          <w:rFonts w:ascii="メイリオ" w:hAnsi="メイリオ" w:eastAsia="メイリオ"/>
+          <w:b/>
+          <w:color w:val="C00000"/>
+          <w:sz w:val="22"/>
+        </w:rPr>
+        <w:t>思考の可視化</w:t>
+      </w:r>
+      <w:r>
+        <w:rPr>
+          <w:rFonts w:ascii="メイリオ" w:hAnsi="メイリオ" w:eastAsia="メイリオ"/>
+          <w:b w:val="0"/>
+          <w:sz w:val="22"/>
+        </w:rPr>
+        <w:t>をされていました。これまでの学びを根拠に予想を立てさせるプロセスが秀逸でした。</w:t>
       </w:r>
     </w:p>
     <w:p>
@@ -757,7 +1040,7 @@
           <w:color w:val="5B9BD5"/>
           <w:sz w:val="23"/>
         </w:rPr>
-        <w:t>▼ 6-3 道徳（松田 容子先生）「子ども会のキャンプ」　〜23秒〜</w:t>
+        <w:t>▼ 6年3組 道徳「自分の役割を果たす」(松田 容子先生)　〜25秒〜</w:t>
       </w:r>
     </w:p>
     <w:p>
@@ -774,7 +1057,7 @@
           <w:b w:val="0"/>
           <w:sz w:val="22"/>
         </w:rPr>
-        <w:t>6年生の人間関係にズバリ響く葛藤教材。</w:t>
+        <w:t>「役割を果たすために大切な考え」をグループで話し合わせ、</w:t>
       </w:r>
       <w:r>
         <w:rPr>
@@ -783,7 +1066,7 @@
           <w:color w:val="C00000"/>
           <w:sz w:val="22"/>
         </w:rPr>
-        <w:t>安易に「正解」を出さず、価値の多面性を子供たち自身に問わせる</w:t>
+        <w:t>ただ出すだけでなくランキングをつけ、その理由を説明させる</w:t>
       </w:r>
       <w:r>
         <w:rPr>
@@ -791,7 +1074,7 @@
           <w:b w:val="0"/>
           <w:sz w:val="22"/>
         </w:rPr>
-        <w:t>。本気の対話と、自分の言葉での意思表明が生まれていました。</w:t>
+        <w:t>――思考をワンランク深める工夫がありました。葛藤する登場人物の心情を深く想像させる問い返しも効果的でした。</w:t>
       </w:r>
     </w:p>
     <w:p>
@@ -805,7 +1088,7 @@
           <w:color w:val="1F4E79"/>
           <w:sz w:val="26"/>
         </w:rPr>
-        <w:t>■ スライド９　② 考え（続き）　〜1分25秒〜</w:t>
+        <w:t>■ スライド９・１０　手だて③　振り返りと次への行動　〜2分10秒〜</w:t>
       </w:r>
     </w:p>
     <w:p>
@@ -822,7 +1105,7 @@
           <w:b w:val="0"/>
           <w:sz w:val="22"/>
         </w:rPr>
-        <w:t>引き続き視点②から、3年生算数の</w:t>
+        <w:t>最後に手だて③、授業の終末で</w:t>
       </w:r>
       <w:r>
         <w:rPr>
@@ -831,7 +1114,7 @@
           <w:color w:val="C00000"/>
           <w:sz w:val="22"/>
         </w:rPr>
-        <w:t>4学級同時展開</w:t>
+        <w:t>「何ができるようになったか」「次はどうしたいか」</w:t>
       </w:r>
       <w:r>
         <w:rPr>
@@ -839,7 +1122,7 @@
           <w:b w:val="0"/>
           <w:sz w:val="22"/>
         </w:rPr>
-        <w:t>と、6年生の音楽です。</w:t>
+        <w:t>を自覚させ、実生活や次時への主体的な行動へと昇華させていた授業です。</w:t>
       </w:r>
     </w:p>
     <w:p>
@@ -853,7 +1136,7 @@
           <w:color w:val="5B9BD5"/>
           <w:sz w:val="23"/>
         </w:rPr>
-        <w:t>▼ 3年生 算数「たし算とひき算の筆算」 ── 4学級展開（間・岡﨑・伊藤・鈴木先生）　〜1分〜</w:t>
+        <w:t>▼ 2年2組 道徳「ともだちとなかよく」(中牧 万優先生)　〜25秒〜</w:t>
       </w:r>
     </w:p>
     <w:p>
@@ -870,7 +1153,7 @@
           <w:b w:val="0"/>
           <w:sz w:val="22"/>
         </w:rPr>
-        <w:t>3年生算数の4学級同時展開は、</w:t>
+        <w:t>教材『けんかをしたけど』を通した議論の終末に、</w:t>
       </w:r>
       <w:r>
         <w:rPr>
@@ -879,7 +1162,7 @@
           <w:color w:val="C00000"/>
           <w:sz w:val="22"/>
         </w:rPr>
-        <w:t>学年団としての本気を感じる挑戦</w:t>
+        <w:t>金子みすゞの「こだまでしょうか」の動画</w:t>
       </w:r>
       <w:r>
         <w:rPr>
@@ -887,7 +1170,38 @@
           <w:b w:val="0"/>
           <w:sz w:val="22"/>
         </w:rPr>
-        <w:t>です。同じ単元、同じ時間。これは見ているだけで身が引き締まりました。</w:t>
+        <w:t>を起用。自身の生活経験と重ね合わせ、</w:t>
+      </w:r>
+      <w:r>
+        <w:rPr>
+          <w:rFonts w:ascii="メイリオ" w:hAnsi="メイリオ" w:eastAsia="メイリオ"/>
+          <w:b/>
+          <w:color w:val="C00000"/>
+          <w:sz w:val="22"/>
+        </w:rPr>
+        <w:t>「明日から友達とどう関わるか」</w:t>
+      </w:r>
+      <w:r>
+        <w:rPr>
+          <w:rFonts w:ascii="メイリオ" w:hAnsi="メイリオ" w:eastAsia="メイリオ"/>
+          <w:b w:val="0"/>
+          <w:sz w:val="22"/>
+        </w:rPr>
+        <w:t>という内省と行動変容を促していました。</w:t>
+      </w:r>
+    </w:p>
+    <w:p>
+      <w:pPr>
+        <w:spacing w:before="120" w:after="40"/>
+      </w:pPr>
+      <w:r>
+        <w:rPr>
+          <w:rFonts w:ascii="メイリオ" w:hAnsi="メイリオ" w:eastAsia="メイリオ"/>
+          <w:b/>
+          <w:color w:val="5B9BD5"/>
+          <w:sz w:val="23"/>
+        </w:rPr>
+        <w:t>▼ 4年1組 社会「健康なくらし」(三井 新先生)　〜25秒〜</w:t>
       </w:r>
     </w:p>
     <w:p>
@@ -904,7 +1218,7 @@
           <w:b w:val="0"/>
           <w:sz w:val="22"/>
         </w:rPr>
-        <w:t>見せていただくと、</w:t>
+        <w:t>飲料水確保の仕組みを学んだ最終時として、</w:t>
       </w:r>
       <w:r>
         <w:rPr>
@@ -913,7 +1227,7 @@
           <w:color w:val="C00000"/>
           <w:sz w:val="22"/>
         </w:rPr>
-        <w:t>4学級それぞれに導入の入り方、誤答の扱い方、ペアの組ませ方が全く違う</w:t>
+        <w:t>「本日宣言！節水マスターになろう！」</w:t>
       </w:r>
       <w:r>
         <w:rPr>
@@ -921,7 +1235,38 @@
           <w:b w:val="0"/>
           <w:sz w:val="22"/>
         </w:rPr>
-        <w:t>。お写真で4枚の板書を並べていますが、これがそのまま「指導の幅」です。</w:t>
+        <w:t>というゴールを設定。水を使う回数や量をワークシートに具体的に書かせ、</w:t>
+      </w:r>
+      <w:r>
+        <w:rPr>
+          <w:rFonts w:ascii="メイリオ" w:hAnsi="メイリオ" w:eastAsia="メイリオ"/>
+          <w:b/>
+          <w:color w:val="C00000"/>
+          <w:sz w:val="22"/>
+        </w:rPr>
+        <w:t>社会的な課題を「自分事」として捉える</w:t>
+      </w:r>
+      <w:r>
+        <w:rPr>
+          <w:rFonts w:ascii="メイリオ" w:hAnsi="メイリオ" w:eastAsia="メイリオ"/>
+          <w:b w:val="0"/>
+          <w:sz w:val="22"/>
+        </w:rPr>
+        <w:t>強い態度を育んでいました。</w:t>
+      </w:r>
+    </w:p>
+    <w:p>
+      <w:pPr>
+        <w:spacing w:before="120" w:after="40"/>
+      </w:pPr>
+      <w:r>
+        <w:rPr>
+          <w:rFonts w:ascii="メイリオ" w:hAnsi="メイリオ" w:eastAsia="メイリオ"/>
+          <w:b/>
+          <w:color w:val="5B9BD5"/>
+          <w:sz w:val="23"/>
+        </w:rPr>
+        <w:t>▼ 5年2組 体育「ハンドボール」(古江 渓那先生)　〜25秒〜</w:t>
       </w:r>
     </w:p>
     <w:p>
@@ -938,7 +1283,7 @@
           <w:b w:val="0"/>
           <w:sz w:val="22"/>
         </w:rPr>
-        <w:t xml:space="preserve">間 勇人先生は </w:t>
+        <w:t>ゲーム中のチームタイムで、「パスをつなぐにはどうすればよいか」を</w:t>
       </w:r>
       <w:r>
         <w:rPr>
@@ -947,7 +1292,7 @@
           <w:color w:val="C00000"/>
           <w:sz w:val="22"/>
         </w:rPr>
-        <w:t>導入の生活場面の見せ方</w:t>
+        <w:t>作戦盤</w:t>
       </w:r>
       <w:r>
         <w:rPr>
@@ -955,7 +1300,7 @@
           <w:b w:val="0"/>
           <w:sz w:val="22"/>
         </w:rPr>
-        <w:t xml:space="preserve"> に、岡﨑 智子先生は </w:t>
+        <w:t>をもとに話し合わせ、振り返りではチームと個人の両面から捉えさせる。教師の価値付けによって</w:t>
       </w:r>
       <w:r>
         <w:rPr>
@@ -964,7 +1309,7 @@
           <w:color w:val="C00000"/>
           <w:sz w:val="22"/>
         </w:rPr>
-        <w:t>全体共有での価値付け</w:t>
+        <w:t>「次のゲームではこう動こう」</w:t>
       </w:r>
       <w:r>
         <w:rPr>
@@ -972,24 +1317,21 @@
           <w:b w:val="0"/>
           <w:sz w:val="22"/>
         </w:rPr>
-        <w:t xml:space="preserve"> に、伊藤 蘭先生は </w:t>
+        <w:t>という具体的な作戦行動へつなげていました。</w:t>
       </w:r>
+    </w:p>
+    <w:p>
+      <w:pPr>
+        <w:spacing w:before="120" w:after="40"/>
+      </w:pPr>
       <w:r>
         <w:rPr>
           <w:rFonts w:ascii="メイリオ" w:hAnsi="メイリオ" w:eastAsia="メイリオ"/>
           <w:b/>
-          <w:color w:val="C00000"/>
-          <w:sz w:val="22"/>
+          <w:color w:val="5B9BD5"/>
+          <w:sz w:val="23"/>
         </w:rPr>
-        <w:t>子供の説明を引き出す問い返し</w:t>
-      </w:r>
-      <w:r>
-        <w:rPr>
-          <w:rFonts w:ascii="メイリオ" w:hAnsi="メイリオ" w:eastAsia="メイリオ"/>
-          <w:b w:val="0"/>
-          <w:sz w:val="22"/>
-        </w:rPr>
-        <w:t xml:space="preserve"> に、それぞれ持ち味が表れていました。</w:t>
+        <w:t>▼ 6年2組 外国語「Welcome to Japan.」(木下先生)　〜25秒〜</w:t>
       </w:r>
     </w:p>
     <w:p>
@@ -1006,7 +1348,7 @@
           <w:b w:val="0"/>
           <w:sz w:val="22"/>
         </w:rPr>
-        <w:t>そして少人数の鈴木 寛先生は、</w:t>
+        <w:t>ペア・ポインティング等で</w:t>
       </w:r>
       <w:r>
         <w:rPr>
@@ -1015,7 +1357,7 @@
           <w:color w:val="C00000"/>
           <w:sz w:val="22"/>
         </w:rPr>
-        <w:t>つまずきが起きるその瞬間に寄り添う距離感</w:t>
+        <w:t>全員が発話する機会を確保</w:t>
       </w:r>
       <w:r>
         <w:rPr>
@@ -1023,7 +1365,41 @@
           <w:b w:val="0"/>
           <w:sz w:val="22"/>
         </w:rPr>
-        <w:t>が際立っていました。「分からなさ」を安心して出せる場が、少人数指導の真価です。</w:t>
+        <w:t>した上で、終末には</w:t>
+      </w:r>
+      <w:r>
+        <w:rPr>
+          <w:rFonts w:ascii="メイリオ" w:hAnsi="メイリオ" w:eastAsia="メイリオ"/>
+          <w:b/>
+          <w:color w:val="C00000"/>
+          <w:sz w:val="22"/>
+        </w:rPr>
+        <w:t>次回の紹介活動に意図的に触れ</w:t>
+      </w:r>
+      <w:r>
+        <w:rPr>
+          <w:rFonts w:ascii="メイリオ" w:hAnsi="メイリオ" w:eastAsia="メイリオ"/>
+          <w:b w:val="0"/>
+          <w:sz w:val="22"/>
+        </w:rPr>
+        <w:t>られました。本時の語彙が「次は日本の行事を紹介するために使うんだ」という</w:t>
+      </w:r>
+      <w:r>
+        <w:rPr>
+          <w:rFonts w:ascii="メイリオ" w:hAnsi="メイリオ" w:eastAsia="メイリオ"/>
+          <w:b/>
+          <w:color w:val="C00000"/>
+          <w:sz w:val="22"/>
+        </w:rPr>
+        <w:t>表現への目的意識</w:t>
+      </w:r>
+      <w:r>
+        <w:rPr>
+          <w:rFonts w:ascii="メイリオ" w:hAnsi="メイリオ" w:eastAsia="メイリオ"/>
+          <w:b w:val="0"/>
+          <w:sz w:val="22"/>
+        </w:rPr>
+        <w:t>に変わっていました。</w:t>
       </w:r>
     </w:p>
     <w:p>
@@ -1037,7 +1413,7 @@
           <w:color w:val="5B9BD5"/>
           <w:sz w:val="23"/>
         </w:rPr>
-        <w:t>▼ 6年生 音楽（見城 麻美先生）「パートの役割を活かして合奏しよう」　〜25秒〜</w:t>
+        <w:t>▼ 6年2組 音楽「パートの役割を活かして合奏しよう」(見城 麻美先生)　〜20秒〜</w:t>
       </w:r>
     </w:p>
     <w:p>
@@ -1054,7 +1430,7 @@
           <w:b w:val="0"/>
           <w:sz w:val="22"/>
         </w:rPr>
-        <w:t>「役割を活かす」というキーワードが、まさに</w:t>
+        <w:t>各パートの特徴や全体の響きのバランス(</w:t>
       </w:r>
       <w:r>
         <w:rPr>
@@ -1063,7 +1439,7 @@
           <w:color w:val="C00000"/>
           <w:sz w:val="22"/>
         </w:rPr>
-        <w:t>協働的な学びそのもの</w:t>
+        <w:t>縦と横の関係</w:t>
       </w:r>
       <w:r>
         <w:rPr>
@@ -1071,7 +1447,7 @@
           <w:b w:val="0"/>
           <w:sz w:val="22"/>
         </w:rPr>
-        <w:t>。音楽は他教科以上に</w:t>
+        <w:t>)を聴き取りながら、グループの楽器編成を決定。</w:t>
       </w:r>
       <w:r>
         <w:rPr>
@@ -1080,7 +1456,7 @@
           <w:color w:val="C00000"/>
           <w:sz w:val="22"/>
         </w:rPr>
-        <w:t>「他者の音を聴く」</w:t>
+        <w:t>「次時はどう工夫したらよりよい演奏になるか」</w:t>
       </w:r>
       <w:r>
         <w:rPr>
@@ -1088,24 +1464,7 @@
           <w:b w:val="0"/>
           <w:sz w:val="22"/>
         </w:rPr>
-        <w:t>ことが必須です。子供たちが互いの音を聴き合い、自分のパートを調整する姿は、</w:t>
-      </w:r>
-      <w:r>
-        <w:rPr>
-          <w:rFonts w:ascii="メイリオ" w:hAnsi="メイリオ" w:eastAsia="メイリオ"/>
-          <w:b/>
-          <w:color w:val="C00000"/>
-          <w:sz w:val="22"/>
-        </w:rPr>
-        <w:t>学級の聞き合う風土</w:t>
-      </w:r>
-      <w:r>
-        <w:rPr>
-          <w:rFonts w:ascii="メイリオ" w:hAnsi="メイリオ" w:eastAsia="メイリオ"/>
-          <w:b w:val="0"/>
-          <w:sz w:val="22"/>
-        </w:rPr>
-        <w:t>が育っていることの証でもありました。</w:t>
+        <w:t>という前向きな振り返りが日常化されていました。</w:t>
       </w:r>
     </w:p>
     <w:p>
@@ -1119,247 +1478,7 @@
           <w:color w:val="1F4E79"/>
           <w:sz w:val="26"/>
         </w:rPr>
-        <w:t>■ スライド１０　③ 行動　〜1分35秒〜</w:t>
-      </w:r>
-    </w:p>
-    <w:p>
-      <w:pPr>
-        <w:spacing w:before="40" w:after="120"/>
-        <w:ind w:left="283"/>
-        <w:pBdr>
-          <w:left w:val="single" w:sz="18" w:space="8" w:color="5B9BD5"/>
-        </w:pBdr>
-      </w:pPr>
-      <w:r>
-        <w:rPr>
-          <w:rFonts w:ascii="メイリオ" w:hAnsi="メイリオ" w:eastAsia="メイリオ"/>
-          <w:b w:val="0"/>
-          <w:sz w:val="22"/>
-        </w:rPr>
-        <w:t>視点③、</w:t>
-      </w:r>
-      <w:r>
-        <w:rPr>
-          <w:rFonts w:ascii="メイリオ" w:hAnsi="メイリオ" w:eastAsia="メイリオ"/>
-          <w:b/>
-          <w:color w:val="C00000"/>
-          <w:sz w:val="22"/>
-        </w:rPr>
-        <w:t>振り返り、次への行動につなげる工夫</w:t>
-      </w:r>
-      <w:r>
-        <w:rPr>
-          <w:rFonts w:ascii="メイリオ" w:hAnsi="メイリオ" w:eastAsia="メイリオ"/>
-          <w:b w:val="0"/>
-          <w:sz w:val="22"/>
-        </w:rPr>
-        <w:t>です。4学級です。</w:t>
-      </w:r>
-    </w:p>
-    <w:p>
-      <w:pPr>
-        <w:spacing w:before="120" w:after="40"/>
-      </w:pPr>
-      <w:r>
-        <w:rPr>
-          <w:rFonts w:ascii="メイリオ" w:hAnsi="メイリオ" w:eastAsia="メイリオ"/>
-          <w:b/>
-          <w:color w:val="5B9BD5"/>
-          <w:sz w:val="23"/>
-        </w:rPr>
-        <w:t>▼ 4-1 社会（三井 新先生）「健康なくらし」　〜23秒〜</w:t>
-      </w:r>
-    </w:p>
-    <w:p>
-      <w:pPr>
-        <w:spacing w:before="40" w:after="120"/>
-        <w:ind w:left="283"/>
-        <w:pBdr>
-          <w:left w:val="single" w:sz="18" w:space="8" w:color="5B9BD5"/>
-        </w:pBdr>
-      </w:pPr>
-      <w:r>
-        <w:rPr>
-          <w:rFonts w:ascii="メイリオ" w:hAnsi="メイリオ" w:eastAsia="メイリオ"/>
-          <w:b w:val="0"/>
-          <w:sz w:val="22"/>
-        </w:rPr>
-        <w:t>学んだことを「家でやってみよう」「家族に話そう」と、</w:t>
-      </w:r>
-      <w:r>
-        <w:rPr>
-          <w:rFonts w:ascii="メイリオ" w:hAnsi="メイリオ" w:eastAsia="メイリオ"/>
-          <w:b/>
-          <w:color w:val="C00000"/>
-          <w:sz w:val="22"/>
-        </w:rPr>
-        <w:t>生活へ持ち帰る設計</w:t>
-      </w:r>
-      <w:r>
-        <w:rPr>
-          <w:rFonts w:ascii="メイリオ" w:hAnsi="メイリオ" w:eastAsia="メイリオ"/>
-          <w:b w:val="0"/>
-          <w:sz w:val="22"/>
-        </w:rPr>
-        <w:t>が随所にありました。学校で完結しない学び――これが行動につながる第一歩です。</w:t>
-      </w:r>
-    </w:p>
-    <w:p>
-      <w:pPr>
-        <w:spacing w:before="120" w:after="40"/>
-      </w:pPr>
-      <w:r>
-        <w:rPr>
-          <w:rFonts w:ascii="メイリオ" w:hAnsi="メイリオ" w:eastAsia="メイリオ"/>
-          <w:b/>
-          <w:color w:val="5B9BD5"/>
-          <w:sz w:val="23"/>
-        </w:rPr>
-        <w:t>▼ 5-2 体育（古江 渓那先生）「ハンドボール」　〜23秒〜</w:t>
-      </w:r>
-    </w:p>
-    <w:p>
-      <w:pPr>
-        <w:spacing w:before="40" w:after="120"/>
-        <w:ind w:left="283"/>
-        <w:pBdr>
-          <w:left w:val="single" w:sz="18" w:space="8" w:color="5B9BD5"/>
-        </w:pBdr>
-      </w:pPr>
-      <w:r>
-        <w:rPr>
-          <w:rFonts w:ascii="メイリオ" w:hAnsi="メイリオ" w:eastAsia="メイリオ"/>
-          <w:b w:val="0"/>
-          <w:sz w:val="22"/>
-        </w:rPr>
-        <w:t>作戦タイムでホワイトボードを囲むチーム、試合後の握手と振り返り。</w:t>
-      </w:r>
-      <w:r>
-        <w:rPr>
-          <w:rFonts w:ascii="メイリオ" w:hAnsi="メイリオ" w:eastAsia="メイリオ"/>
-          <w:b/>
-          <w:color w:val="C00000"/>
-          <w:sz w:val="22"/>
-        </w:rPr>
-        <w:t>勝ち負けを超えた、チームで自己調整する姿</w:t>
-      </w:r>
-      <w:r>
-        <w:rPr>
-          <w:rFonts w:ascii="メイリオ" w:hAnsi="メイリオ" w:eastAsia="メイリオ"/>
-          <w:b w:val="0"/>
-          <w:sz w:val="22"/>
-        </w:rPr>
-        <w:t>が見られました。動きと言葉が往復していました。</w:t>
-      </w:r>
-    </w:p>
-    <w:p>
-      <w:pPr>
-        <w:spacing w:before="120" w:after="40"/>
-      </w:pPr>
-      <w:r>
-        <w:rPr>
-          <w:rFonts w:ascii="メイリオ" w:hAnsi="メイリオ" w:eastAsia="メイリオ"/>
-          <w:b/>
-          <w:color w:val="5B9BD5"/>
-          <w:sz w:val="23"/>
-        </w:rPr>
-        <w:t>▼ 6-2 外国語（木下先生）「Welcome to Japan.」　〜23秒〜</w:t>
-      </w:r>
-    </w:p>
-    <w:p>
-      <w:pPr>
-        <w:spacing w:before="40" w:after="120"/>
-        <w:ind w:left="283"/>
-        <w:pBdr>
-          <w:left w:val="single" w:sz="18" w:space="8" w:color="5B9BD5"/>
-        </w:pBdr>
-      </w:pPr>
-      <w:r>
-        <w:rPr>
-          <w:rFonts w:ascii="メイリオ" w:hAnsi="メイリオ" w:eastAsia="メイリオ"/>
-          <w:b w:val="0"/>
-          <w:sz w:val="22"/>
-        </w:rPr>
-        <w:t>最高学年が日本のことを英語で発信する――</w:t>
-      </w:r>
-      <w:r>
-        <w:rPr>
-          <w:rFonts w:ascii="メイリオ" w:hAnsi="メイリオ" w:eastAsia="メイリオ"/>
-          <w:b/>
-          <w:color w:val="C00000"/>
-          <w:sz w:val="22"/>
-        </w:rPr>
-        <w:t>相手意識と当事者意識の両方</w:t>
-      </w:r>
-      <w:r>
-        <w:rPr>
-          <w:rFonts w:ascii="メイリオ" w:hAnsi="メイリオ" w:eastAsia="メイリオ"/>
-          <w:b w:val="0"/>
-          <w:sz w:val="22"/>
-        </w:rPr>
-        <w:t>が求められる単元。アウトプットの質を支える事前準備の丁寧さが、本番の堂々とした発表につながっていました。</w:t>
-      </w:r>
-    </w:p>
-    <w:p>
-      <w:pPr>
-        <w:spacing w:before="120" w:after="40"/>
-      </w:pPr>
-      <w:r>
-        <w:rPr>
-          <w:rFonts w:ascii="メイリオ" w:hAnsi="メイリオ" w:eastAsia="メイリオ"/>
-          <w:b/>
-          <w:color w:val="5B9BD5"/>
-          <w:sz w:val="23"/>
-        </w:rPr>
-        <w:t>▼ 2-2 道徳(中牧 万優先生)「けんかをしたけど」　〜23秒〜</w:t>
-      </w:r>
-    </w:p>
-    <w:p>
-      <w:pPr>
-        <w:spacing w:before="40" w:after="120"/>
-        <w:ind w:left="283"/>
-        <w:pBdr>
-          <w:left w:val="single" w:sz="18" w:space="8" w:color="5B9BD5"/>
-        </w:pBdr>
-      </w:pPr>
-      <w:r>
-        <w:rPr>
-          <w:rFonts w:ascii="メイリオ" w:hAnsi="メイリオ" w:eastAsia="メイリオ"/>
-          <w:b w:val="0"/>
-          <w:sz w:val="22"/>
-        </w:rPr>
-        <w:t>低学年こそ、</w:t>
-      </w:r>
-      <w:r>
-        <w:rPr>
-          <w:rFonts w:ascii="メイリオ" w:hAnsi="メイリオ" w:eastAsia="メイリオ"/>
-          <w:b/>
-          <w:color w:val="C00000"/>
-          <w:sz w:val="22"/>
-        </w:rPr>
-        <w:t>自分の体験と教材を重ねる力</w:t>
-      </w:r>
-      <w:r>
-        <w:rPr>
-          <w:rFonts w:ascii="メイリオ" w:hAnsi="メイリオ" w:eastAsia="メイリオ"/>
-          <w:b w:val="0"/>
-          <w:sz w:val="22"/>
-        </w:rPr>
-        <w:t>が育つ時期です。「私もそうだった」「次はこうしたい」という子供のつぶやきが、まさに次への行動の芽そのものでした。</w:t>
-      </w:r>
-    </w:p>
-    <w:p>
-      <w:pPr>
-        <w:spacing w:before="200" w:after="80"/>
-      </w:pPr>
-      <w:r>
-        <w:rPr>
-          <w:rFonts w:ascii="メイリオ" w:hAnsi="メイリオ" w:eastAsia="メイリオ"/>
-          <w:b/>
-          <w:color w:val="1F4E79"/>
-          <w:sz w:val="26"/>
-        </w:rPr>
-        <w:t>■ スライド１１　３つの視点（再掲）　〜10秒〜</w:t>
+        <w:t>■ スライド１１　３つの手だて(再掲)　〜15秒〜</w:t>
       </w:r>
     </w:p>
     <w:p>
@@ -1407,7 +1526,7 @@
           <w:color w:val="1F4E79"/>
           <w:sz w:val="26"/>
         </w:rPr>
-        <w:t>■ スライド１２　今後に向けて　〜30秒〜</w:t>
+        <w:t>■ スライド１２　今後に向けて　〜25秒〜</w:t>
       </w:r>
     </w:p>
     <w:p>
@@ -1424,7 +1543,24 @@
           <w:b w:val="0"/>
           <w:sz w:val="22"/>
         </w:rPr>
-        <w:t>本日の視点を、明日の授業改善へ。3つお伝えします。</w:t>
+        <w:t>向山小の先生方が、指導案の「指導上の工夫・評価」欄に、</w:t>
+      </w:r>
+      <w:r>
+        <w:rPr>
+          <w:rFonts w:ascii="メイリオ" w:hAnsi="メイリオ" w:eastAsia="メイリオ"/>
+          <w:b/>
+          <w:color w:val="C00000"/>
+          <w:sz w:val="22"/>
+        </w:rPr>
+        <w:t>子どもの具体的な姿を思い浮かべながら手だてを構築</w:t>
+      </w:r>
+      <w:r>
+        <w:rPr>
+          <w:rFonts w:ascii="メイリオ" w:hAnsi="メイリオ" w:eastAsia="メイリオ"/>
+          <w:b w:val="0"/>
+          <w:sz w:val="22"/>
+        </w:rPr>
+        <w:t>されていることが、本日の事実から伝わってきました。</w:t>
       </w:r>
     </w:p>
     <w:p>
@@ -1442,7 +1578,7 @@
           <w:color w:val="C00000"/>
           <w:sz w:val="22"/>
         </w:rPr>
-        <w:t>深い学びと研究主題は地続き</w:t>
+        <w:t>深い学びと、本校の研究主題は完全に地続き</w:t>
       </w:r>
       <w:r>
         <w:rPr>
@@ -1450,41 +1586,7 @@
           <w:b w:val="0"/>
           <w:sz w:val="22"/>
         </w:rPr>
-        <w:t>、</w:t>
-      </w:r>
-      <w:r>
-        <w:rPr>
-          <w:rFonts w:ascii="メイリオ" w:hAnsi="メイリオ" w:eastAsia="メイリオ"/>
-          <w:b/>
-          <w:color w:val="C00000"/>
-          <w:sz w:val="22"/>
-        </w:rPr>
-        <w:t>「好き」を育み「得意」を伸ばす</w:t>
-      </w:r>
-      <w:r>
-        <w:rPr>
-          <w:rFonts w:ascii="メイリオ" w:hAnsi="メイリオ" w:eastAsia="メイリオ"/>
-          <w:b w:val="0"/>
-          <w:sz w:val="22"/>
-        </w:rPr>
-        <w:t xml:space="preserve">、そして </w:t>
-      </w:r>
-      <w:r>
-        <w:rPr>
-          <w:rFonts w:ascii="メイリオ" w:hAnsi="メイリオ" w:eastAsia="メイリオ"/>
-          <w:b/>
-          <w:color w:val="C00000"/>
-          <w:sz w:val="22"/>
-        </w:rPr>
-        <w:t>「幸せな学校はみんながつくる」</w:t>
-      </w:r>
-      <w:r>
-        <w:rPr>
-          <w:rFonts w:ascii="メイリオ" w:hAnsi="メイリオ" w:eastAsia="メイリオ"/>
-          <w:b w:val="0"/>
-          <w:sz w:val="22"/>
-        </w:rPr>
-        <w:t>。子供も、先生も、保護者も、私たち教育委員会も、皆で。</w:t>
+        <w:t>です。</w:t>
       </w:r>
     </w:p>
     <w:p>
@@ -1591,6 +1693,14 @@
       <w:r>
         <w:rPr>
           <w:rFonts w:ascii="メイリオ" w:hAnsi="メイリオ" w:eastAsia="メイリオ"/>
+          <w:b w:val="0"/>
+          <w:sz w:val="22"/>
+        </w:rPr>
+        <w:t>教師による指導中心から、児童による学び中心へ。</w:t>
+      </w:r>
+      <w:r>
+        <w:rPr>
+          <w:rFonts w:ascii="メイリオ" w:hAnsi="メイリオ" w:eastAsia="メイリオ"/>
           <w:b/>
           <w:color w:val="C00000"/>
           <w:sz w:val="22"/>
@@ -1631,10 +1741,19 @@
       <w:r>
         <w:rPr>
           <w:rFonts w:ascii="メイリオ" w:hAnsi="メイリオ" w:eastAsia="メイリオ"/>
+          <w:b/>
+          <w:color w:val="C00000"/>
+          <w:sz w:val="22"/>
+        </w:rPr>
+        <w:t>「幸せな学校はみんながつくる」</w:t>
+      </w:r>
+      <w:r>
+        <w:rPr>
+          <w:rFonts w:ascii="メイリオ" w:hAnsi="メイリオ" w:eastAsia="メイリオ"/>
           <w:b w:val="0"/>
           <w:sz w:val="22"/>
         </w:rPr>
-        <w:t>本日の授業から、子供たちの真剣な眼差し、先生方の創意工夫、そして向山小学校全体の温かな雰囲気を強く感じました。引き続き、子供たち一人ひとりの「主体的な学び」を支えていただきますよう、お願い申し上げます。本日は誠にありがとうございました。</w:t>
+        <w:t>の言葉通り、子どもも先生方も主体となって、より良い向山小学校の教育を創り上げていかれることを、心より期待しております。本日は誠にありがとうございました。</w:t>
       </w:r>
     </w:p>
     <w:p>
@@ -1656,7 +1775,7 @@
           <w:color w:val="1F4E79"/>
           <w:sz w:val="32"/>
         </w:rPr>
-        <w:t>タイム配分サマリー（改訂版）</w:t>
+        <w:t>タイム配分サマリー(第4版)</w:t>
       </w:r>
     </w:p>
     <w:tbl>
@@ -1666,10 +1785,9 @@
         <w:tblLook w:firstColumn="1" w:firstRow="1" w:lastColumn="0" w:lastRow="0" w:noHBand="0" w:noVBand="1" w:val="04A0"/>
       </w:tblPr>
       <w:tblGrid>
-        <w:gridCol w:w="2493"/>
-        <w:gridCol w:w="2493"/>
-        <w:gridCol w:w="2493"/>
-        <w:gridCol w:w="2493"/>
+        <w:gridCol w:w="3324"/>
+        <w:gridCol w:w="3324"/>
+        <w:gridCol w:w="3324"/>
       </w:tblGrid>
       <w:tr>
         <w:tc>
@@ -1692,7 +1810,7 @@
         </w:tc>
         <w:tc>
           <w:tcPr>
-            <w:tcW w:type="dxa" w:w="5102"/>
+            <w:tcW w:type="dxa" w:w="6236"/>
             <w:shd w:fill="1F4E79"/>
           </w:tcPr>
           <w:p>
@@ -1726,24 +1844,6 @@
             </w:r>
           </w:p>
         </w:tc>
-        <w:tc>
-          <w:tcPr>
-            <w:tcW w:type="dxa" w:w="1134"/>
-            <w:shd w:fill="1F4E79"/>
-          </w:tcPr>
-          <w:p>
-            <w:r/>
-            <w:r>
-              <w:rPr>
-                <w:rFonts w:ascii="メイリオ" w:hAnsi="メイリオ" w:eastAsia="メイリオ"/>
-                <w:b/>
-                <w:color w:val="FFFFFF"/>
-                <w:sz w:val="20"/>
-              </w:rPr>
-              <w:t>字数</w:t>
-            </w:r>
-          </w:p>
-        </w:tc>
       </w:tr>
       <w:tr>
         <w:tc>
@@ -1764,7 +1864,7 @@
         </w:tc>
         <w:tc>
           <w:tcPr>
-            <w:tcW w:type="dxa" w:w="5102"/>
+            <w:tcW w:type="dxa" w:w="6236"/>
           </w:tcPr>
           <w:p>
             <w:r/>
@@ -1794,22 +1894,6 @@
             </w:r>
           </w:p>
         </w:tc>
-        <w:tc>
-          <w:tcPr>
-            <w:tcW w:type="dxa" w:w="1134"/>
-          </w:tcPr>
-          <w:p>
-            <w:r/>
-            <w:r>
-              <w:rPr>
-                <w:rFonts w:ascii="メイリオ" w:hAnsi="メイリオ" w:eastAsia="メイリオ"/>
-                <w:b w:val="0"/>
-                <w:sz w:val="19"/>
-              </w:rPr>
-              <w:t>150</w:t>
-            </w:r>
-          </w:p>
-        </w:tc>
       </w:tr>
       <w:tr>
         <w:tc>
@@ -1830,7 +1914,7 @@
         </w:tc>
         <w:tc>
           <w:tcPr>
-            <w:tcW w:type="dxa" w:w="5102"/>
+            <w:tcW w:type="dxa" w:w="6236"/>
           </w:tcPr>
           <w:p>
             <w:r/>
@@ -1856,23 +1940,7 @@
                 <w:b w:val="0"/>
                 <w:sz w:val="19"/>
               </w:rPr>
-              <w:t>0:25</w:t>
-            </w:r>
-          </w:p>
-        </w:tc>
-        <w:tc>
-          <w:tcPr>
-            <w:tcW w:type="dxa" w:w="1134"/>
-          </w:tcPr>
-          <w:p>
-            <w:r/>
-            <w:r>
-              <w:rPr>
-                <w:rFonts w:ascii="メイリオ" w:hAnsi="メイリオ" w:eastAsia="メイリオ"/>
-                <w:b w:val="0"/>
-                <w:sz w:val="19"/>
-              </w:rPr>
-              <w:t>125</w:t>
+              <w:t>0:20</w:t>
             </w:r>
           </w:p>
         </w:tc>
@@ -1896,7 +1964,7 @@
         </w:tc>
         <w:tc>
           <w:tcPr>
-            <w:tcW w:type="dxa" w:w="5102"/>
+            <w:tcW w:type="dxa" w:w="6236"/>
           </w:tcPr>
           <w:p>
             <w:r/>
@@ -1922,23 +1990,7 @@
                 <w:b w:val="0"/>
                 <w:sz w:val="19"/>
               </w:rPr>
-              <w:t>0:20</w:t>
-            </w:r>
-          </w:p>
-        </w:tc>
-        <w:tc>
-          <w:tcPr>
-            <w:tcW w:type="dxa" w:w="1134"/>
-          </w:tcPr>
-          <w:p>
-            <w:r/>
-            <w:r>
-              <w:rPr>
-                <w:rFonts w:ascii="メイリオ" w:hAnsi="メイリオ" w:eastAsia="メイリオ"/>
-                <w:b w:val="0"/>
-                <w:sz w:val="19"/>
-              </w:rPr>
-              <w:t>100</w:t>
+              <w:t>0:15</w:t>
             </w:r>
           </w:p>
         </w:tc>
@@ -1962,7 +2014,7 @@
         </w:tc>
         <w:tc>
           <w:tcPr>
-            <w:tcW w:type="dxa" w:w="5102"/>
+            <w:tcW w:type="dxa" w:w="6236"/>
           </w:tcPr>
           <w:p>
             <w:r/>
@@ -1988,23 +2040,7 @@
                 <w:b w:val="0"/>
                 <w:sz w:val="19"/>
               </w:rPr>
-              <w:t>0:30</w:t>
-            </w:r>
-          </w:p>
-        </w:tc>
-        <w:tc>
-          <w:tcPr>
-            <w:tcW w:type="dxa" w:w="1134"/>
-          </w:tcPr>
-          <w:p>
-            <w:r/>
-            <w:r>
-              <w:rPr>
-                <w:rFonts w:ascii="メイリオ" w:hAnsi="メイリオ" w:eastAsia="メイリオ"/>
-                <w:b w:val="0"/>
-                <w:sz w:val="19"/>
-              </w:rPr>
-              <w:t>150</w:t>
+              <w:t>0:25</w:t>
             </w:r>
           </w:p>
         </w:tc>
@@ -2028,7 +2064,7 @@
         </w:tc>
         <w:tc>
           <w:tcPr>
-            <w:tcW w:type="dxa" w:w="5102"/>
+            <w:tcW w:type="dxa" w:w="6236"/>
           </w:tcPr>
           <w:p>
             <w:r/>
@@ -2038,7 +2074,7 @@
                 <w:b w:val="0"/>
                 <w:sz w:val="19"/>
               </w:rPr>
-              <w:t>3つの視点</w:t>
+              <w:t>3つの手だて</w:t>
             </w:r>
           </w:p>
         </w:tc>
@@ -2054,23 +2090,7 @@
                 <w:b w:val="0"/>
                 <w:sz w:val="19"/>
               </w:rPr>
-              <w:t>0:25</w:t>
-            </w:r>
-          </w:p>
-        </w:tc>
-        <w:tc>
-          <w:tcPr>
-            <w:tcW w:type="dxa" w:w="1134"/>
-          </w:tcPr>
-          <w:p>
-            <w:r/>
-            <w:r>
-              <w:rPr>
-                <w:rFonts w:ascii="メイリオ" w:hAnsi="メイリオ" w:eastAsia="メイリオ"/>
-                <w:b w:val="0"/>
-                <w:sz w:val="19"/>
-              </w:rPr>
-              <w:t>125</w:t>
+              <w:t>0:30</w:t>
             </w:r>
           </w:p>
         </w:tc>
@@ -2094,7 +2114,7 @@
         </w:tc>
         <w:tc>
           <w:tcPr>
-            <w:tcW w:type="dxa" w:w="5102"/>
+            <w:tcW w:type="dxa" w:w="6236"/>
           </w:tcPr>
           <w:p>
             <w:r/>
@@ -2104,7 +2124,7 @@
                 <w:b w:val="0"/>
                 <w:sz w:val="19"/>
               </w:rPr>
-              <w:t>①関心（1年体育＋5-1図工＋5-1外国語）</w:t>
+              <w:t>手だて①(1年体育/3年算数4学級/5-1図工)</w:t>
             </w:r>
           </w:p>
         </w:tc>
@@ -2120,23 +2140,7 @@
                 <w:b w:val="0"/>
                 <w:sz w:val="19"/>
               </w:rPr>
-              <w:t>1:45</w:t>
-            </w:r>
-          </w:p>
-        </w:tc>
-        <w:tc>
-          <w:tcPr>
-            <w:tcW w:type="dxa" w:w="1134"/>
-          </w:tcPr>
-          <w:p>
-            <w:r/>
-            <w:r>
-              <w:rPr>
-                <w:rFonts w:ascii="メイリオ" w:hAnsi="メイリオ" w:eastAsia="メイリオ"/>
-                <w:b w:val="0"/>
-                <w:sz w:val="19"/>
-              </w:rPr>
-              <w:t>525</w:t>
+              <w:t>2:00</w:t>
             </w:r>
           </w:p>
         </w:tc>
@@ -2160,7 +2164,7 @@
         </w:tc>
         <w:tc>
           <w:tcPr>
-            <w:tcW w:type="dxa" w:w="5102"/>
+            <w:tcW w:type="dxa" w:w="6236"/>
           </w:tcPr>
           <w:p>
             <w:r/>
@@ -2170,7 +2174,7 @@
                 <w:b w:val="0"/>
                 <w:sz w:val="19"/>
               </w:rPr>
-              <w:t>②考え（2-1算/5-3社/4-2国/6-3道）</w:t>
+              <w:t>手だて②(2-1算/4-2国/5-3社/6-3道)</w:t>
             </w:r>
           </w:p>
         </w:tc>
@@ -2186,23 +2190,7 @@
                 <w:b w:val="0"/>
                 <w:sz w:val="19"/>
               </w:rPr>
-              <w:t>1:35</w:t>
-            </w:r>
-          </w:p>
-        </w:tc>
-        <w:tc>
-          <w:tcPr>
-            <w:tcW w:type="dxa" w:w="1134"/>
-          </w:tcPr>
-          <w:p>
-            <w:r/>
-            <w:r>
-              <w:rPr>
-                <w:rFonts w:ascii="メイリオ" w:hAnsi="メイリオ" w:eastAsia="メイリオ"/>
-                <w:b w:val="0"/>
-                <w:sz w:val="19"/>
-              </w:rPr>
-              <w:t>475</w:t>
+              <w:t>1:50</w:t>
             </w:r>
           </w:p>
         </w:tc>
@@ -2220,13 +2208,13 @@
                 <w:b w:val="0"/>
                 <w:sz w:val="19"/>
               </w:rPr>
-              <w:t>スライド9</w:t>
+              <w:t>スライド9-10</w:t>
             </w:r>
           </w:p>
         </w:tc>
         <w:tc>
           <w:tcPr>
-            <w:tcW w:type="dxa" w:w="5102"/>
+            <w:tcW w:type="dxa" w:w="6236"/>
           </w:tcPr>
           <w:p>
             <w:r/>
@@ -2236,7 +2224,7 @@
                 <w:b w:val="0"/>
                 <w:sz w:val="19"/>
               </w:rPr>
-              <w:t>②考え続き（3年算数4学級＋6年音楽）</w:t>
+              <w:t>手だて③(2-2道/4-1社/5-2体/6-2外/6-2音)</w:t>
             </w:r>
           </w:p>
         </w:tc>
@@ -2252,89 +2240,7 @@
                 <w:b w:val="0"/>
                 <w:sz w:val="19"/>
               </w:rPr>
-              <w:t>1:25</w:t>
-            </w:r>
-          </w:p>
-        </w:tc>
-        <w:tc>
-          <w:tcPr>
-            <w:tcW w:type="dxa" w:w="1134"/>
-          </w:tcPr>
-          <w:p>
-            <w:r/>
-            <w:r>
-              <w:rPr>
-                <w:rFonts w:ascii="メイリオ" w:hAnsi="メイリオ" w:eastAsia="メイリオ"/>
-                <w:b w:val="0"/>
-                <w:sz w:val="19"/>
-              </w:rPr>
-              <w:t>425</w:t>
-            </w:r>
-          </w:p>
-        </w:tc>
-      </w:tr>
-      <w:tr>
-        <w:tc>
-          <w:tcPr>
-            <w:tcW w:type="dxa" w:w="1417"/>
-          </w:tcPr>
-          <w:p>
-            <w:r/>
-            <w:r>
-              <w:rPr>
-                <w:rFonts w:ascii="メイリオ" w:hAnsi="メイリオ" w:eastAsia="メイリオ"/>
-                <w:b w:val="0"/>
-                <w:sz w:val="19"/>
-              </w:rPr>
-              <w:t>スライド10</w:t>
-            </w:r>
-          </w:p>
-        </w:tc>
-        <w:tc>
-          <w:tcPr>
-            <w:tcW w:type="dxa" w:w="5102"/>
-          </w:tcPr>
-          <w:p>
-            <w:r/>
-            <w:r>
-              <w:rPr>
-                <w:rFonts w:ascii="メイリオ" w:hAnsi="メイリオ" w:eastAsia="メイリオ"/>
-                <w:b w:val="0"/>
-                <w:sz w:val="19"/>
-              </w:rPr>
-              <w:t>③行動（4-1社/5-2体/6-2外/2-2道）</w:t>
-            </w:r>
-          </w:p>
-        </w:tc>
-        <w:tc>
-          <w:tcPr>
-            <w:tcW w:type="dxa" w:w="1134"/>
-          </w:tcPr>
-          <w:p>
-            <w:r/>
-            <w:r>
-              <w:rPr>
-                <w:rFonts w:ascii="メイリオ" w:hAnsi="メイリオ" w:eastAsia="メイリオ"/>
-                <w:b w:val="0"/>
-                <w:sz w:val="19"/>
-              </w:rPr>
-              <w:t>1:35</w:t>
-            </w:r>
-          </w:p>
-        </w:tc>
-        <w:tc>
-          <w:tcPr>
-            <w:tcW w:type="dxa" w:w="1134"/>
-          </w:tcPr>
-          <w:p>
-            <w:r/>
-            <w:r>
-              <w:rPr>
-                <w:rFonts w:ascii="メイリオ" w:hAnsi="メイリオ" w:eastAsia="メイリオ"/>
-                <w:b w:val="0"/>
-                <w:sz w:val="19"/>
-              </w:rPr>
-              <w:t>475</w:t>
+              <w:t>2:10</w:t>
             </w:r>
           </w:p>
         </w:tc>
@@ -2358,7 +2264,7 @@
         </w:tc>
         <w:tc>
           <w:tcPr>
-            <w:tcW w:type="dxa" w:w="5102"/>
+            <w:tcW w:type="dxa" w:w="6236"/>
           </w:tcPr>
           <w:p>
             <w:r/>
@@ -2368,7 +2274,7 @@
                 <w:b w:val="0"/>
                 <w:sz w:val="19"/>
               </w:rPr>
-              <w:t>3視点再掲</w:t>
+              <w:t>3つの手だて再掲</w:t>
             </w:r>
           </w:p>
         </w:tc>
@@ -2384,23 +2290,7 @@
                 <w:b w:val="0"/>
                 <w:sz w:val="19"/>
               </w:rPr>
-              <w:t>0:10</w:t>
-            </w:r>
-          </w:p>
-        </w:tc>
-        <w:tc>
-          <w:tcPr>
-            <w:tcW w:type="dxa" w:w="1134"/>
-          </w:tcPr>
-          <w:p>
-            <w:r/>
-            <w:r>
-              <w:rPr>
-                <w:rFonts w:ascii="メイリオ" w:hAnsi="メイリオ" w:eastAsia="メイリオ"/>
-                <w:b w:val="0"/>
-                <w:sz w:val="19"/>
-              </w:rPr>
-              <w:t>50</w:t>
+              <w:t>0:15</w:t>
             </w:r>
           </w:p>
         </w:tc>
@@ -2424,7 +2314,7 @@
         </w:tc>
         <w:tc>
           <w:tcPr>
-            <w:tcW w:type="dxa" w:w="5102"/>
+            <w:tcW w:type="dxa" w:w="6236"/>
           </w:tcPr>
           <w:p>
             <w:r/>
@@ -2450,23 +2340,7 @@
                 <w:b w:val="0"/>
                 <w:sz w:val="19"/>
               </w:rPr>
-              <w:t>0:30</w:t>
-            </w:r>
-          </w:p>
-        </w:tc>
-        <w:tc>
-          <w:tcPr>
-            <w:tcW w:type="dxa" w:w="1134"/>
-          </w:tcPr>
-          <w:p>
-            <w:r/>
-            <w:r>
-              <w:rPr>
-                <w:rFonts w:ascii="メイリオ" w:hAnsi="メイリオ" w:eastAsia="メイリオ"/>
-                <w:b w:val="0"/>
-                <w:sz w:val="19"/>
-              </w:rPr>
-              <w:t>150</w:t>
+              <w:t>0:25</w:t>
             </w:r>
           </w:p>
         </w:tc>
@@ -2490,7 +2364,7 @@
         </w:tc>
         <w:tc>
           <w:tcPr>
-            <w:tcW w:type="dxa" w:w="5102"/>
+            <w:tcW w:type="dxa" w:w="6236"/>
           </w:tcPr>
           <w:p>
             <w:r/>
@@ -2520,22 +2394,6 @@
             </w:r>
           </w:p>
         </w:tc>
-        <w:tc>
-          <w:tcPr>
-            <w:tcW w:type="dxa" w:w="1134"/>
-          </w:tcPr>
-          <w:p>
-            <w:r/>
-            <w:r>
-              <w:rPr>
-                <w:rFonts w:ascii="メイリオ" w:hAnsi="メイリオ" w:eastAsia="メイリオ"/>
-                <w:b w:val="0"/>
-                <w:sz w:val="19"/>
-              </w:rPr>
-              <w:t>350</w:t>
-            </w:r>
-          </w:p>
-        </w:tc>
       </w:tr>
       <w:tr>
         <w:tc>
@@ -2556,7 +2414,7 @@
         </w:tc>
         <w:tc>
           <w:tcPr>
-            <w:tcW w:type="dxa" w:w="5102"/>
+            <w:tcW w:type="dxa" w:w="6236"/>
           </w:tcPr>
           <w:p>
             <w:r/>
@@ -2585,22 +2443,6 @@
             </w:r>
           </w:p>
         </w:tc>
-        <w:tc>
-          <w:tcPr>
-            <w:tcW w:type="dxa" w:w="1134"/>
-          </w:tcPr>
-          <w:p>
-            <w:r/>
-            <w:r>
-              <w:rPr>
-                <w:rFonts w:ascii="メイリオ" w:hAnsi="メイリオ" w:eastAsia="メイリオ"/>
-                <w:b w:val="0"/>
-                <w:sz w:val="19"/>
-              </w:rPr>
-              <w:t>約3,100</w:t>
-            </w:r>
-          </w:p>
-        </w:tc>
       </w:tr>
     </w:tbl>
     <w:p>
@@ -2614,7 +2456,7 @@
           <w:color w:val="1F4E79"/>
           <w:sz w:val="21"/>
         </w:rPr>
-        <w:t>先生方の講評に充てる時間：6分20秒（全体の63%）</w:t>
+        <w:t>先生方の講評に充てる時間：6分00秒(全体の60%)  /  取り上げる授業：12単元・16名の先生</w:t>
       </w:r>
     </w:p>
     <w:p>
@@ -2631,7 +2473,7 @@
           <w:color w:val="1F4E79"/>
           <w:sz w:val="32"/>
         </w:rPr>
-        <w:t>当日 撮影推奨写真リスト（差し替え用・改訂版）</w:t>
+        <w:t>当日 撮影推奨写真リスト(第4版・再分類)</w:t>
       </w:r>
     </w:p>
     <w:p>
@@ -2645,7 +2487,7 @@
           <w:color w:val="595959"/>
           <w:sz w:val="20"/>
         </w:rPr>
-        <w:t>撮影方針：複数学級合同の単元は「違いが分かる写真」を必ず確保。原稿はまとめて話し、画で個性を立てる戦略です。</w:t>
+        <w:t>撮影方針：複数学級合同単元は「同じアングルで各クラス1枚ずつ」撮って、後で並べて違いを見せる。</w:t>
       </w:r>
     </w:p>
     <w:p>
@@ -2659,239 +2501,7 @@
           <w:color w:val="1F4E79"/>
           <w:sz w:val="26"/>
         </w:rPr>
-        <w:t>■ 視点① 関心（スライド7）</w:t>
-      </w:r>
-    </w:p>
-    <w:tbl>
-      <w:tblPr>
-        <w:tblStyle w:val="LightGrid-Accent1"/>
-        <w:tblW w:type="auto" w:w="0"/>
-        <w:tblLook w:firstColumn="1" w:firstRow="1" w:lastColumn="0" w:lastRow="0" w:noHBand="0" w:noVBand="1" w:val="04A0"/>
-      </w:tblPr>
-      <w:tblGrid>
-        <w:gridCol w:w="3324"/>
-        <w:gridCol w:w="3324"/>
-        <w:gridCol w:w="3324"/>
-      </w:tblGrid>
-      <w:tr>
-        <w:tc>
-          <w:tcPr>
-            <w:tcW w:type="dxa" w:w="2551"/>
-            <w:shd w:fill="1F4E79"/>
-          </w:tcPr>
-          <w:p>
-            <w:r/>
-            <w:r>
-              <w:rPr>
-                <w:rFonts w:ascii="メイリオ" w:hAnsi="メイリオ" w:eastAsia="メイリオ"/>
-                <w:b/>
-                <w:color w:val="FFFFFF"/>
-                <w:sz w:val="20"/>
-              </w:rPr>
-              <w:t>学級・教科</w:t>
-            </w:r>
-          </w:p>
-        </w:tc>
-        <w:tc>
-          <w:tcPr>
-            <w:tcW w:type="dxa" w:w="5669"/>
-            <w:shd w:fill="1F4E79"/>
-          </w:tcPr>
-          <w:p>
-            <w:r/>
-            <w:r>
-              <w:rPr>
-                <w:rFonts w:ascii="メイリオ" w:hAnsi="メイリオ" w:eastAsia="メイリオ"/>
-                <w:b/>
-                <w:color w:val="FFFFFF"/>
-                <w:sz w:val="20"/>
-              </w:rPr>
-              <w:t>推奨ショット</w:t>
-            </w:r>
-          </w:p>
-        </w:tc>
-        <w:tc>
-          <w:tcPr>
-            <w:tcW w:type="dxa" w:w="1134"/>
-            <w:shd w:fill="1F4E79"/>
-          </w:tcPr>
-          <w:p>
-            <w:r/>
-            <w:r>
-              <w:rPr>
-                <w:rFonts w:ascii="メイリオ" w:hAnsi="メイリオ" w:eastAsia="メイリオ"/>
-                <w:b/>
-                <w:color w:val="FFFFFF"/>
-                <w:sz w:val="20"/>
-              </w:rPr>
-              <w:t>枚数</w:t>
-            </w:r>
-          </w:p>
-        </w:tc>
-      </w:tr>
-      <w:tr>
-        <w:tc>
-          <w:tcPr>
-            <w:tcW w:type="dxa" w:w="2551"/>
-          </w:tcPr>
-          <w:p>
-            <w:r/>
-            <w:r>
-              <w:rPr>
-                <w:rFonts w:ascii="メイリオ" w:hAnsi="メイリオ" w:eastAsia="メイリオ"/>
-                <w:b w:val="0"/>
-                <w:sz w:val="19"/>
-              </w:rPr>
-              <w:t>★1年全 体育</w:t>
-            </w:r>
-          </w:p>
-        </w:tc>
-        <w:tc>
-          <w:tcPr>
-            <w:tcW w:type="dxa" w:w="5669"/>
-          </w:tcPr>
-          <w:p>
-            <w:r/>
-            <w:r>
-              <w:rPr>
-                <w:rFonts w:ascii="メイリオ" w:hAnsi="メイリオ" w:eastAsia="メイリオ"/>
-                <w:b w:val="0"/>
-                <w:sz w:val="19"/>
-              </w:rPr>
-              <w:t>髙井・菅野・鈴木 3クラス分の的の配置と整列／投げる瞬間／「やったー！」</w:t>
-            </w:r>
-          </w:p>
-        </w:tc>
-        <w:tc>
-          <w:tcPr>
-            <w:tcW w:type="dxa" w:w="1134"/>
-          </w:tcPr>
-          <w:p>
-            <w:r/>
-            <w:r>
-              <w:rPr>
-                <w:rFonts w:ascii="メイリオ" w:hAnsi="メイリオ" w:eastAsia="メイリオ"/>
-                <w:b w:val="0"/>
-                <w:sz w:val="19"/>
-              </w:rPr>
-              <w:t>★3枚並べ</w:t>
-            </w:r>
-          </w:p>
-        </w:tc>
-      </w:tr>
-      <w:tr>
-        <w:tc>
-          <w:tcPr>
-            <w:tcW w:type="dxa" w:w="2551"/>
-          </w:tcPr>
-          <w:p>
-            <w:r/>
-            <w:r>
-              <w:rPr>
-                <w:rFonts w:ascii="メイリオ" w:hAnsi="メイリオ" w:eastAsia="メイリオ"/>
-                <w:b w:val="0"/>
-                <w:sz w:val="19"/>
-              </w:rPr>
-              <w:t>5-1 図工（鈴木 寛明）</w:t>
-            </w:r>
-          </w:p>
-        </w:tc>
-        <w:tc>
-          <w:tcPr>
-            <w:tcW w:type="dxa" w:w="5669"/>
-          </w:tcPr>
-          <w:p>
-            <w:r/>
-            <w:r>
-              <w:rPr>
-                <w:rFonts w:ascii="メイリオ" w:hAnsi="メイリオ" w:eastAsia="メイリオ"/>
-                <w:b w:val="0"/>
-                <w:sz w:val="19"/>
-              </w:rPr>
-              <w:t>名前を見つめる横顔／作品ボード全景／色を選ぶ手元</w:t>
-            </w:r>
-          </w:p>
-        </w:tc>
-        <w:tc>
-          <w:tcPr>
-            <w:tcW w:type="dxa" w:w="1134"/>
-          </w:tcPr>
-          <w:p>
-            <w:r/>
-            <w:r>
-              <w:rPr>
-                <w:rFonts w:ascii="メイリオ" w:hAnsi="メイリオ" w:eastAsia="メイリオ"/>
-                <w:b w:val="0"/>
-                <w:sz w:val="19"/>
-              </w:rPr>
-              <w:t>1〜2枚</w:t>
-            </w:r>
-          </w:p>
-        </w:tc>
-      </w:tr>
-      <w:tr>
-        <w:tc>
-          <w:tcPr>
-            <w:tcW w:type="dxa" w:w="2551"/>
-          </w:tcPr>
-          <w:p>
-            <w:r/>
-            <w:r>
-              <w:rPr>
-                <w:rFonts w:ascii="メイリオ" w:hAnsi="メイリオ" w:eastAsia="メイリオ"/>
-                <w:b w:val="0"/>
-                <w:sz w:val="19"/>
-              </w:rPr>
-              <w:t>5-1 外国語（三宅 真行）</w:t>
-            </w:r>
-          </w:p>
-        </w:tc>
-        <w:tc>
-          <w:tcPr>
-            <w:tcW w:type="dxa" w:w="5669"/>
-          </w:tcPr>
-          <w:p>
-            <w:r/>
-            <w:r>
-              <w:rPr>
-                <w:rFonts w:ascii="メイリオ" w:hAnsi="メイリオ" w:eastAsia="メイリオ"/>
-                <w:b w:val="0"/>
-                <w:sz w:val="19"/>
-              </w:rPr>
-              <w:t>誕生月マップ／ペアトーク／ALTとのやり取り</w:t>
-            </w:r>
-          </w:p>
-        </w:tc>
-        <w:tc>
-          <w:tcPr>
-            <w:tcW w:type="dxa" w:w="1134"/>
-          </w:tcPr>
-          <w:p>
-            <w:r/>
-            <w:r>
-              <w:rPr>
-                <w:rFonts w:ascii="メイリオ" w:hAnsi="メイリオ" w:eastAsia="メイリオ"/>
-                <w:b w:val="0"/>
-                <w:sz w:val="19"/>
-              </w:rPr>
-              <w:t>1〜2枚</w:t>
-            </w:r>
-          </w:p>
-        </w:tc>
-      </w:tr>
-    </w:tbl>
-    <w:p>
-      <w:pPr>
-        <w:spacing w:before="200" w:after="80"/>
-      </w:pPr>
-      <w:r>
-        <w:rPr>
-          <w:rFonts w:ascii="メイリオ" w:hAnsi="メイリオ" w:eastAsia="メイリオ"/>
-          <w:b/>
-          <w:color w:val="1F4E79"/>
-          <w:sz w:val="26"/>
-        </w:rPr>
-        <w:t>■ 視点② 考え（スライド8）</w:t>
+        <w:t>■ 手だて①関心(スライド7)</w:t>
       </w:r>
     </w:p>
     <w:tbl>
@@ -2955,7 +2565,7 @@
                 <w:b w:val="0"/>
                 <w:sz w:val="19"/>
               </w:rPr>
-              <w:t>2-1 算数（岩佐 沙恵子）</w:t>
+              <w:t>★1年全 体育</w:t>
             </w:r>
           </w:p>
         </w:tc>
@@ -2971,7 +2581,7 @@
                 <w:b w:val="0"/>
                 <w:sz w:val="19"/>
               </w:rPr>
-              <w:t>ものさしで測る手元／「揃わないね」と話すペア／導入の体感活動</w:t>
+              <w:t>エビカニクスの全景／ターゲット・段ボール・ロケットの3つの場の比較ショット／投げる瞬間の歓声</w:t>
             </w:r>
           </w:p>
         </w:tc>
@@ -2989,7 +2599,7 @@
                 <w:b w:val="0"/>
                 <w:sz w:val="19"/>
               </w:rPr>
-              <w:t>5-3 社会（小松 沙織）</w:t>
+              <w:t>★3-1/3-2/3-3/少人数 算数</w:t>
             </w:r>
           </w:p>
         </w:tc>
@@ -3005,7 +2615,7 @@
                 <w:b w:val="0"/>
                 <w:sz w:val="19"/>
               </w:rPr>
-              <w:t>地図を指さす児童／構造化された板書／グループ俯瞰</w:t>
+              <w:t>4学級の板書を横並びで1枚に編集(1000円札の場面提示が4通り)／少人数の個別支援の距離感</w:t>
             </w:r>
           </w:p>
         </w:tc>
@@ -3023,7 +2633,7 @@
                 <w:b w:val="0"/>
                 <w:sz w:val="19"/>
               </w:rPr>
-              <w:t>4-2 国語（工藤 由利）</w:t>
+              <w:t>5-1 図工(鈴木 寛明)</w:t>
             </w:r>
           </w:p>
         </w:tc>
@@ -3039,41 +2649,7 @@
                 <w:b w:val="0"/>
                 <w:sz w:val="19"/>
               </w:rPr>
-              <w:t>ノートに書く手元／ペア交流の真剣な表情／教科書に線を引く瞬間</w:t>
-            </w:r>
-          </w:p>
-        </w:tc>
-      </w:tr>
-      <w:tr>
-        <w:tc>
-          <w:tcPr>
-            <w:tcW w:type="dxa" w:w="2835"/>
-          </w:tcPr>
-          <w:p>
-            <w:r/>
-            <w:r>
-              <w:rPr>
-                <w:rFonts w:ascii="メイリオ" w:hAnsi="メイリオ" w:eastAsia="メイリオ"/>
-                <w:b w:val="0"/>
-                <w:sz w:val="19"/>
-              </w:rPr>
-              <w:t>6-3 道徳（松田 容子）</w:t>
-            </w:r>
-          </w:p>
-        </w:tc>
-        <w:tc>
-          <w:tcPr>
-            <w:tcW w:type="dxa" w:w="6520"/>
-          </w:tcPr>
-          <w:p>
-            <w:r/>
-            <w:r>
-              <w:rPr>
-                <w:rFonts w:ascii="メイリオ" w:hAnsi="メイリオ" w:eastAsia="メイリオ"/>
-                <w:b w:val="0"/>
-                <w:sz w:val="19"/>
-              </w:rPr>
-              <w:t>グループ議論／意見構造化された黒板／葛藤を表現する児童の顔</w:t>
+              <w:t>前時作品の掲示／自分の名前を見つめる横顔／色を選ぶ手元</w:t>
             </w:r>
           </w:p>
         </w:tc>
@@ -3090,7 +2666,7 @@
           <w:color w:val="1F4E79"/>
           <w:sz w:val="26"/>
         </w:rPr>
-        <w:t>■ 視点② 考え（続き）（スライド9）  ★最重要</w:t>
+        <w:t>■ 手だて②考え(スライド8)</w:t>
       </w:r>
     </w:p>
     <w:tbl>
@@ -3154,7 +2730,7 @@
                 <w:b w:val="0"/>
                 <w:sz w:val="19"/>
               </w:rPr>
-              <w:t>★3-1/3-2/3-3/少人数 算数 4学級</w:t>
+              <w:t>2-1 算数(岩佐 沙恵子)</w:t>
             </w:r>
           </w:p>
         </w:tc>
@@ -3170,7 +2746,7 @@
                 <w:b w:val="0"/>
                 <w:sz w:val="19"/>
               </w:rPr>
-              <w:t>★4学級の板書を横並びで1枚に編集して貼る（4分割合成）。本日の最大の見せ場</w:t>
+              <w:t>折れ線を測る手元／「同じ単位同士」の板書／立ち戻る場面</w:t>
             </w:r>
           </w:p>
         </w:tc>
@@ -3188,7 +2764,7 @@
                 <w:b w:val="0"/>
                 <w:sz w:val="19"/>
               </w:rPr>
-              <w:t>各学級個別</w:t>
+              <w:t>4-2 国語(工藤 由利)</w:t>
             </w:r>
           </w:p>
         </w:tc>
@@ -3204,7 +2780,7 @@
                 <w:b w:val="0"/>
                 <w:sz w:val="19"/>
               </w:rPr>
-              <w:t>間：導入の生活場面提示／岡﨑：全体共有の挙手場面／伊藤：説明を聞き合うペア／鈴木：個別支援の距離感</w:t>
+              <w:t>既習用語の掲示物／「書き直し・付け加え」中のノート／ペア交流</w:t>
             </w:r>
           </w:p>
         </w:tc>
@@ -3222,7 +2798,7 @@
                 <w:b w:val="0"/>
                 <w:sz w:val="19"/>
               </w:rPr>
-              <w:t>6年 音楽（見城 麻美）</w:t>
+              <w:t>5-3 社会(小松 沙織)</w:t>
             </w:r>
           </w:p>
         </w:tc>
@@ -3238,7 +2814,41 @@
                 <w:b w:val="0"/>
                 <w:sz w:val="19"/>
               </w:rPr>
-              <w:t>パート練習中の真剣な顔／合奏全景／互いに合図を出す瞬間</w:t>
+              <w:t>雨温図・写真資料／ノートに書き込む手元／予想を立てる場面</w:t>
+            </w:r>
+          </w:p>
+        </w:tc>
+      </w:tr>
+      <w:tr>
+        <w:tc>
+          <w:tcPr>
+            <w:tcW w:type="dxa" w:w="2835"/>
+          </w:tcPr>
+          <w:p>
+            <w:r/>
+            <w:r>
+              <w:rPr>
+                <w:rFonts w:ascii="メイリオ" w:hAnsi="メイリオ" w:eastAsia="メイリオ"/>
+                <w:b w:val="0"/>
+                <w:sz w:val="19"/>
+              </w:rPr>
+              <w:t>6-3 道徳(松田 容子)</w:t>
+            </w:r>
+          </w:p>
+        </w:tc>
+        <w:tc>
+          <w:tcPr>
+            <w:tcW w:type="dxa" w:w="6520"/>
+          </w:tcPr>
+          <w:p>
+            <w:r/>
+            <w:r>
+              <w:rPr>
+                <w:rFonts w:ascii="メイリオ" w:hAnsi="メイリオ" w:eastAsia="メイリオ"/>
+                <w:b w:val="0"/>
+                <w:sz w:val="19"/>
+              </w:rPr>
+              <w:t>ランキングを書いたグループ模造紙／葛藤を表現する児童の顔</w:t>
             </w:r>
           </w:p>
         </w:tc>
@@ -3255,7 +2865,7 @@
           <w:color w:val="1F4E79"/>
           <w:sz w:val="26"/>
         </w:rPr>
-        <w:t>■ 視点③ 行動（スライド10）</w:t>
+        <w:t>■ 手だて③行動(スライド9・10)</w:t>
       </w:r>
     </w:p>
     <w:tbl>
@@ -3319,7 +2929,7 @@
                 <w:b w:val="0"/>
                 <w:sz w:val="19"/>
               </w:rPr>
-              <w:t>4-1 社会（三井 新）</w:t>
+              <w:t>2-2 道徳(中牧 万優)</w:t>
             </w:r>
           </w:p>
         </w:tc>
@@ -3335,7 +2945,7 @@
                 <w:b w:val="0"/>
                 <w:sz w:val="19"/>
               </w:rPr>
-              <w:t>振り返りシートの手元／「家でやってみよう」発言の場面</w:t>
+              <w:t>「こだまでしょうか」動画再生中の児童の表情／振り返りシート</w:t>
             </w:r>
           </w:p>
         </w:tc>
@@ -3353,7 +2963,7 @@
                 <w:b w:val="0"/>
                 <w:sz w:val="19"/>
               </w:rPr>
-              <w:t>5-2 体育（古江 渓那）</w:t>
+              <w:t>4-1 社会(三井 新)</w:t>
             </w:r>
           </w:p>
         </w:tc>
@@ -3369,7 +2979,7 @@
                 <w:b w:val="0"/>
                 <w:sz w:val="19"/>
               </w:rPr>
-              <w:t>作戦タイムのホワイトボード／試合後の振り返り円陣</w:t>
+              <w:t>「節水マスター宣言」のワークシート／実生活と結ぶつぶやき</w:t>
             </w:r>
           </w:p>
         </w:tc>
@@ -3387,7 +2997,7 @@
                 <w:b w:val="0"/>
                 <w:sz w:val="19"/>
               </w:rPr>
-              <w:t>6-2 外国語（木下）</w:t>
+              <w:t>5-2 体育(古江 渓那)</w:t>
             </w:r>
           </w:p>
         </w:tc>
@@ -3403,7 +3013,7 @@
                 <w:b w:val="0"/>
                 <w:sz w:val="19"/>
               </w:rPr>
-              <w:t>発表本番／聞き手のリアクション／振り返りカード</w:t>
+              <w:t>作戦盤を囲むチーム／試合後の振り返り円陣</w:t>
             </w:r>
           </w:p>
         </w:tc>
@@ -3421,7 +3031,7 @@
                 <w:b w:val="0"/>
                 <w:sz w:val="19"/>
               </w:rPr>
-              <w:t>2-2 道徳（中牧 万優）</w:t>
+              <w:t>6-2 外国語(木下)</w:t>
             </w:r>
           </w:p>
         </w:tc>
@@ -3437,7 +3047,41 @@
                 <w:b w:val="0"/>
                 <w:sz w:val="19"/>
               </w:rPr>
-              <w:t>自分の体験を書く真剣な顔／「私もそうだった」交流場面</w:t>
+              <w:t>ペア・ポインティングの場面／次回予告のスライド／発話の表情</w:t>
+            </w:r>
+          </w:p>
+        </w:tc>
+      </w:tr>
+      <w:tr>
+        <w:tc>
+          <w:tcPr>
+            <w:tcW w:type="dxa" w:w="2835"/>
+          </w:tcPr>
+          <w:p>
+            <w:r/>
+            <w:r>
+              <w:rPr>
+                <w:rFonts w:ascii="メイリオ" w:hAnsi="メイリオ" w:eastAsia="メイリオ"/>
+                <w:b w:val="0"/>
+                <w:sz w:val="19"/>
+              </w:rPr>
+              <w:t>6-2 音楽(見城 麻美)</w:t>
+            </w:r>
+          </w:p>
+        </w:tc>
+        <w:tc>
+          <w:tcPr>
+            <w:tcW w:type="dxa" w:w="6520"/>
+          </w:tcPr>
+          <w:p>
+            <w:r/>
+            <w:r>
+              <w:rPr>
+                <w:rFonts w:ascii="メイリオ" w:hAnsi="メイリオ" w:eastAsia="メイリオ"/>
+                <w:b w:val="0"/>
+                <w:sz w:val="19"/>
+              </w:rPr>
+              <w:t>パート別練習／グループの楽器編成決定の話し合い／合奏全景</w:t>
             </w:r>
           </w:p>
         </w:tc>
@@ -3510,7 +3154,7 @@
           <w:b w:val="0"/>
           <w:sz w:val="21"/>
         </w:rPr>
-        <w:t>・★複数学級合同の単元：必ず同じアングルで各クラス1枚ずつ揃える → 後で並べた時に違いが立つ</w:t>
+        <w:t>・★複数学級合同(1年体育・3年算数)：必ず同じアングルで各クラス1枚ずつ揃える</w:t>
       </w:r>
     </w:p>
     <w:p>
@@ -3538,7 +3182,7 @@
           <w:b w:val="0"/>
           <w:sz w:val="21"/>
         </w:rPr>
-        <w:t>・緊急時：撮れなかった学級は、板書／掲示物／作品の写真で代替可能</w:t>
+        <w:t>・緊急時：撮れなかった学級は、板書・掲示物・作品の写真で代替可能</w:t>
       </w:r>
     </w:p>
     <w:p>
@@ -3566,7 +3210,7 @@
           <w:b w:val="0"/>
           <w:sz w:val="21"/>
         </w:rPr>
-        <w:t>・全16名の名前を間違えずに言えるか（特に「岡﨑」の字に注意）</w:t>
+        <w:t>・全16名の名前を間違えずに言えるか(岡崎／鈴木「崇」「寛」「寛明」の区別注意)</w:t>
       </w:r>
     </w:p>
     <w:p>
@@ -3580,7 +3224,7 @@
           <w:b w:val="0"/>
           <w:sz w:val="21"/>
         </w:rPr>
-        <w:t>・笑い①で間（ま）を取る（息継ぎ1拍）</w:t>
+        <w:t>・笑い①で間(ま)を取る(息継ぎ1拍)</w:t>
       </w:r>
     </w:p>
     <w:p>
@@ -3594,7 +3238,21 @@
           <w:b w:val="0"/>
           <w:sz w:val="21"/>
         </w:rPr>
-        <w:t>・スライド9の4学級紹介で早口にならないよう注意</w:t>
+        <w:t>・手だて①の3項目で2分を超えないよう注意(特に1年体育)</w:t>
+      </w:r>
+    </w:p>
+    <w:p>
+      <w:pPr>
+        <w:spacing w:after="40"/>
+        <w:ind w:left="397"/>
+      </w:pPr>
+      <w:r>
+        <w:rPr>
+          <w:rFonts w:ascii="メイリオ" w:hAnsi="メイリオ" w:eastAsia="メイリオ"/>
+          <w:b w:val="0"/>
+          <w:sz w:val="21"/>
+        </w:rPr>
+        <w:t>・手だて③の5項目で早口にならないよう注意(中盤で時計確認)</w:t>
       </w:r>
     </w:p>
     <w:p>

--- a/output/発表原稿_10分版.docx
+++ b/output/発表原稿_10分版.docx
@@ -27,7 +27,7 @@
           <w:color w:val="1F4E79"/>
           <w:sz w:val="36"/>
         </w:rPr>
-        <w:t>指導講評 発表原稿（10分版・第4版）</w:t>
+        <w:t>指導講評 発表原稿（10分版・第6版）</w:t>
       </w:r>
     </w:p>
     <w:p>
@@ -55,21 +55,7 @@
           <w:color w:val="595959"/>
           <w:sz w:val="20"/>
         </w:rPr>
-        <w:t>柱：「主体的に学ぶ児童の育成」に向けた3つの手だて  /  合計10分00秒</w:t>
-      </w:r>
-    </w:p>
-    <w:p>
-      <w:pPr>
-        <w:jc w:val="center"/>
-      </w:pPr>
-      <w:r>
-        <w:rPr>
-          <w:rFonts w:ascii="メイリオ" w:hAnsi="メイリオ" w:eastAsia="メイリオ"/>
-          <w:b w:val="0"/>
-          <w:color w:val="595959"/>
-          <w:sz w:val="20"/>
-        </w:rPr>
-        <w:t>典拠：指導案分析シート（DOCX）に基づく授業の事実  /  笑いは冒頭1か所</w:t>
+        <w:t>全17名の先生方を網羅 / まとめにICT活用2スライド追加 / 合計10分00秒</w:t>
       </w:r>
     </w:p>
     <w:p>
@@ -246,7 +232,7 @@
           <w:color w:val="1F4E79"/>
           <w:sz w:val="26"/>
         </w:rPr>
-        <w:t>■ スライド４　本日の視点　〜15秒〜</w:t>
+        <w:t>■ スライド４　本日の視点　〜10秒〜</w:t>
       </w:r>
     </w:p>
     <w:p>
@@ -263,7 +249,7 @@
           <w:b w:val="0"/>
           <w:sz w:val="22"/>
         </w:rPr>
-        <w:t>本日は、本校の研究主題の具現化、そして「主体的・対話的で深い学び」のうち、特に</w:t>
+        <w:t>本日は、本校の研究主題の具現化、特に</w:t>
       </w:r>
       <w:r>
         <w:rPr>
@@ -294,7 +280,7 @@
           <w:color w:val="1F4E79"/>
           <w:sz w:val="26"/>
         </w:rPr>
-        <w:t>■ スライド５　「主体的な学び」のイメージ　〜25秒〜</w:t>
+        <w:t>■ スライド５　「主体的な学び」のイメージ　〜30秒〜</w:t>
       </w:r>
     </w:p>
     <w:p>
@@ -359,7 +345,7 @@
           <w:color w:val="1F4E79"/>
           <w:sz w:val="26"/>
         </w:rPr>
-        <w:t>■ スライド６　３つの手だて　〜30秒〜</w:t>
+        <w:t>■ スライド６　３つの手だて　〜20秒〜</w:t>
       </w:r>
     </w:p>
     <w:p>
@@ -393,102 +379,7 @@
           <w:b w:val="0"/>
           <w:sz w:val="22"/>
         </w:rPr>
-        <w:t>に整理しました。</w:t>
-      </w:r>
-    </w:p>
-    <w:p>
-      <w:pPr>
-        <w:spacing w:before="40" w:after="120"/>
-        <w:ind w:left="283"/>
-        <w:pBdr>
-          <w:left w:val="single" w:sz="18" w:space="8" w:color="5B9BD5"/>
-        </w:pBdr>
-      </w:pPr>
-      <w:r>
-        <w:rPr>
-          <w:rFonts w:ascii="メイリオ" w:hAnsi="メイリオ" w:eastAsia="メイリオ"/>
-          <w:b/>
-          <w:color w:val="C00000"/>
-          <w:sz w:val="22"/>
-        </w:rPr>
-        <w:t>手だて①【自ら関心をもち、見通しをもつ工夫】</w:t>
-      </w:r>
-      <w:r>
-        <w:rPr>
-          <w:rFonts w:ascii="メイリオ" w:hAnsi="メイリオ" w:eastAsia="メイリオ"/>
-          <w:b w:val="0"/>
-          <w:sz w:val="22"/>
-        </w:rPr>
-        <w:t xml:space="preserve"> ── 教材との出会い・課題の設定。</w:t>
-      </w:r>
-    </w:p>
-    <w:p>
-      <w:pPr>
-        <w:spacing w:before="40" w:after="120"/>
-        <w:ind w:left="283"/>
-        <w:pBdr>
-          <w:left w:val="single" w:sz="18" w:space="8" w:color="5B9BD5"/>
-        </w:pBdr>
-      </w:pPr>
-      <w:r>
-        <w:rPr>
-          <w:rFonts w:ascii="メイリオ" w:hAnsi="メイリオ" w:eastAsia="メイリオ"/>
-          <w:b/>
-          <w:color w:val="C00000"/>
-          <w:sz w:val="22"/>
-        </w:rPr>
-        <w:t>手だて②【考えを深め、自己調整する工夫】</w:t>
-      </w:r>
-      <w:r>
-        <w:rPr>
-          <w:rFonts w:ascii="メイリオ" w:hAnsi="メイリオ" w:eastAsia="メイリオ"/>
-          <w:b w:val="0"/>
-          <w:sz w:val="22"/>
-        </w:rPr>
-        <w:t xml:space="preserve"> ── 委ねる時間と協働的な問い直し。</w:t>
-      </w:r>
-    </w:p>
-    <w:p>
-      <w:pPr>
-        <w:spacing w:before="40" w:after="120"/>
-        <w:ind w:left="283"/>
-        <w:pBdr>
-          <w:left w:val="single" w:sz="18" w:space="8" w:color="5B9BD5"/>
-        </w:pBdr>
-      </w:pPr>
-      <w:r>
-        <w:rPr>
-          <w:rFonts w:ascii="メイリオ" w:hAnsi="メイリオ" w:eastAsia="メイリオ"/>
-          <w:b/>
-          <w:color w:val="C00000"/>
-          <w:sz w:val="22"/>
-        </w:rPr>
-        <w:t>手だて③【学びを振り返り、次への行動へつなげる工夫】</w:t>
-      </w:r>
-      <w:r>
-        <w:rPr>
-          <w:rFonts w:ascii="メイリオ" w:hAnsi="メイリオ" w:eastAsia="メイリオ"/>
-          <w:b w:val="0"/>
-          <w:sz w:val="22"/>
-        </w:rPr>
-        <w:t xml:space="preserve"> ── 変容の自覚と実践化。</w:t>
-      </w:r>
-    </w:p>
-    <w:p>
-      <w:pPr>
-        <w:spacing w:before="40" w:after="120"/>
-        <w:ind w:left="283"/>
-        <w:pBdr>
-          <w:left w:val="single" w:sz="18" w:space="8" w:color="5B9BD5"/>
-        </w:pBdr>
-      </w:pPr>
-      <w:r>
-        <w:rPr>
-          <w:rFonts w:ascii="メイリオ" w:hAnsi="メイリオ" w:eastAsia="メイリオ"/>
-          <w:b w:val="0"/>
-          <w:sz w:val="22"/>
-        </w:rPr>
-        <w:t>本日参観した全授業を、この3つに振り分けてお伝えします。</w:t>
+        <w:t>に整理しました。手だて①関心、手だて②考え、手だて③行動。全授業をこの3つに振り分けてお伝えします。</w:t>
       </w:r>
     </w:p>
     <w:p>
@@ -502,7 +393,7 @@
           <w:color w:val="1F4E79"/>
           <w:sz w:val="26"/>
         </w:rPr>
-        <w:t>■ スライド７　手だて①　関心と見通し　〜2分00秒〜</w:t>
+        <w:t>■ スライド７　手だて①その1　関心と見通し　〜1分35秒〜</w:t>
       </w:r>
     </w:p>
     <w:p>
@@ -550,7 +441,7 @@
           <w:color w:val="5B9BD5"/>
           <w:sz w:val="23"/>
         </w:rPr>
-        <w:t>▼ 1年（全クラス）体育「ボール投げゲーム」(髙井・菅野・鈴木崇先生)　〜45秒〜</w:t>
+        <w:t>▼ 1年(全クラス)体育「ボール投げゲーム」(髙井・菅野・鈴木崇先生)　〜45秒〜</w:t>
       </w:r>
     </w:p>
     <w:p>
@@ -649,7 +540,118 @@
           <w:color w:val="5B9BD5"/>
           <w:sz w:val="23"/>
         </w:rPr>
-        <w:t>▼ 3年(1組・2組・3組・少人数)算数「たし算とひき算の筆算」(間・岡崎・伊藤・鈴木寛先生)　〜45秒〜</w:t>
+        <w:t>▼ 5年1組 図工「オナマエアート」(鈴木寛明先生)　〜25秒〜</w:t>
+      </w:r>
+    </w:p>
+    <w:p>
+      <w:pPr>
+        <w:spacing w:before="40" w:after="120"/>
+        <w:ind w:left="283"/>
+        <w:pBdr>
+          <w:left w:val="single" w:sz="18" w:space="8" w:color="5B9BD5"/>
+        </w:pBdr>
+      </w:pPr>
+      <w:r>
+        <w:rPr>
+          <w:rFonts w:ascii="メイリオ" w:hAnsi="メイリオ" w:eastAsia="メイリオ"/>
+          <w:b/>
+          <w:color w:val="C00000"/>
+          <w:sz w:val="22"/>
+        </w:rPr>
+        <w:t>前時の児童作品を視覚的に提示</w:t>
+      </w:r>
+      <w:r>
+        <w:rPr>
+          <w:rFonts w:ascii="メイリオ" w:hAnsi="メイリオ" w:eastAsia="メイリオ"/>
+          <w:b w:val="0"/>
+          <w:sz w:val="22"/>
+        </w:rPr>
+        <w:t>することで、本時の活動の見通しを一瞬で持たせていました。自分の名前に込められた由来や形から美しさを広げる、</w:t>
+      </w:r>
+      <w:r>
+        <w:rPr>
+          <w:rFonts w:ascii="メイリオ" w:hAnsi="メイリオ" w:eastAsia="メイリオ"/>
+          <w:b/>
+          <w:color w:val="C00000"/>
+          <w:sz w:val="22"/>
+        </w:rPr>
+        <w:t>自己開示を伴う素晴らしいアプローチ</w:t>
+      </w:r>
+      <w:r>
+        <w:rPr>
+          <w:rFonts w:ascii="メイリオ" w:hAnsi="メイリオ" w:eastAsia="メイリオ"/>
+          <w:b w:val="0"/>
+          <w:sz w:val="22"/>
+        </w:rPr>
+        <w:t>です。</w:t>
+      </w:r>
+    </w:p>
+    <w:p>
+      <w:pPr>
+        <w:spacing w:before="120" w:after="40"/>
+      </w:pPr>
+      <w:r>
+        <w:rPr>
+          <w:rFonts w:ascii="メイリオ" w:hAnsi="メイリオ" w:eastAsia="メイリオ"/>
+          <w:b/>
+          <w:color w:val="5B9BD5"/>
+          <w:sz w:val="23"/>
+        </w:rPr>
+        <w:t>▼ 5年1組 外国語 Unit 2「When is your birthday?」(三宅 真行先生)　〜25秒〜</w:t>
+      </w:r>
+    </w:p>
+    <w:p>
+      <w:pPr>
+        <w:spacing w:before="40" w:after="120"/>
+        <w:ind w:left="283"/>
+        <w:pBdr>
+          <w:left w:val="single" w:sz="18" w:space="8" w:color="5B9BD5"/>
+        </w:pBdr>
+      </w:pPr>
+      <w:r>
+        <w:rPr>
+          <w:rFonts w:ascii="メイリオ" w:hAnsi="メイリオ" w:eastAsia="メイリオ"/>
+          <w:b/>
+          <w:color w:val="C00000"/>
+          <w:sz w:val="22"/>
+        </w:rPr>
+        <w:t>誕生月という、子供にとって最も身近で、しかも一人ひとり違う情報</w:t>
+      </w:r>
+      <w:r>
+        <w:rPr>
+          <w:rFonts w:ascii="メイリオ" w:hAnsi="メイリオ" w:eastAsia="メイリオ"/>
+          <w:b w:val="0"/>
+          <w:sz w:val="22"/>
+        </w:rPr>
+        <w:t>を扱うことで、「英語で伝えたい」気持ちを自然に引き出していました。Small Talkから既習語彙を活かして新しい表現に出会わせる流れも、無理なく整理されていました。</w:t>
+      </w:r>
+    </w:p>
+    <w:p>
+      <w:pPr>
+        <w:spacing w:before="200" w:after="80"/>
+      </w:pPr>
+      <w:r>
+        <w:rPr>
+          <w:rFonts w:ascii="メイリオ" w:hAnsi="メイリオ" w:eastAsia="メイリオ"/>
+          <w:b/>
+          <w:color w:val="1F4E79"/>
+          <w:sz w:val="26"/>
+        </w:rPr>
+        <w:t>■ スライド８　手だて①その2　関心と見通し　〜50秒〜</w:t>
+      </w:r>
+    </w:p>
+    <w:p>
+      <w:pPr>
+        <w:spacing w:before="120" w:after="40"/>
+      </w:pPr>
+      <w:r>
+        <w:rPr>
+          <w:rFonts w:ascii="メイリオ" w:hAnsi="メイリオ" w:eastAsia="メイリオ"/>
+          <w:b/>
+          <w:color w:val="5B9BD5"/>
+          <w:sz w:val="23"/>
+        </w:rPr>
+        <w:t>▼ 3年(1組・2組・3組・少人数)算数「たし算とひき算の筆算」(間・岡崎・伊藤・鈴木寛先生)　〜50秒〜</w:t>
       </w:r>
     </w:p>
     <w:p>
@@ -726,64 +728,7 @@
           <w:b w:val="0"/>
           <w:sz w:val="22"/>
         </w:rPr>
-        <w:t>――を生み出していました。お写真で4学級の板書を並べていますが、同じ単元でも導入の入り方が学級ごとに違う、これがそのまま「指導の幅」です。</w:t>
-      </w:r>
-    </w:p>
-    <w:p>
-      <w:pPr>
-        <w:spacing w:before="120" w:after="40"/>
-      </w:pPr>
-      <w:r>
-        <w:rPr>
-          <w:rFonts w:ascii="メイリオ" w:hAnsi="メイリオ" w:eastAsia="メイリオ"/>
-          <w:b/>
-          <w:color w:val="5B9BD5"/>
-          <w:sz w:val="23"/>
-        </w:rPr>
-        <w:t>▼ 5年1組 図工「オナマエアート」(鈴木寛明先生)　〜30秒〜</w:t>
-      </w:r>
-    </w:p>
-    <w:p>
-      <w:pPr>
-        <w:spacing w:before="40" w:after="120"/>
-        <w:ind w:left="283"/>
-        <w:pBdr>
-          <w:left w:val="single" w:sz="18" w:space="8" w:color="5B9BD5"/>
-        </w:pBdr>
-      </w:pPr>
-      <w:r>
-        <w:rPr>
-          <w:rFonts w:ascii="メイリオ" w:hAnsi="メイリオ" w:eastAsia="メイリオ"/>
-          <w:b/>
-          <w:color w:val="C00000"/>
-          <w:sz w:val="22"/>
-        </w:rPr>
-        <w:t>前時の児童作品を視覚的に提示</w:t>
-      </w:r>
-      <w:r>
-        <w:rPr>
-          <w:rFonts w:ascii="メイリオ" w:hAnsi="メイリオ" w:eastAsia="メイリオ"/>
-          <w:b w:val="0"/>
-          <w:sz w:val="22"/>
-        </w:rPr>
-        <w:t>することで、本時の活動の見通しを一瞬で持たせていました。自分の名前に込められた由来や形から美しさを広げる、</w:t>
-      </w:r>
-      <w:r>
-        <w:rPr>
-          <w:rFonts w:ascii="メイリオ" w:hAnsi="メイリオ" w:eastAsia="メイリオ"/>
-          <w:b/>
-          <w:color w:val="C00000"/>
-          <w:sz w:val="22"/>
-        </w:rPr>
-        <w:t>自己開示を伴う素晴らしいアプローチ</w:t>
-      </w:r>
-      <w:r>
-        <w:rPr>
-          <w:rFonts w:ascii="メイリオ" w:hAnsi="メイリオ" w:eastAsia="メイリオ"/>
-          <w:b w:val="0"/>
-          <w:sz w:val="22"/>
-        </w:rPr>
-        <w:t>です。</w:t>
+        <w:t>――を生み出していました。お写真で4学級の板書を並べていますが、同じ単元でも導入の入り方が学級ごとに違う、これがそのまま「指導の幅」です。少人数の鈴木 寛先生は、つまずきが起きるその瞬間に寄り添う距離感が際立っていました。</w:t>
       </w:r>
     </w:p>
     <w:p>
@@ -797,7 +742,7 @@
           <w:color w:val="1F4E79"/>
           <w:sz w:val="26"/>
         </w:rPr>
-        <w:t>■ スライド８　手だて②　考えと自己調整　〜1分50秒〜</w:t>
+        <w:t>■ スライド９　手だて②　考えと自己調整　〜1分40秒〜</w:t>
       </w:r>
     </w:p>
     <w:p>
@@ -845,7 +790,7 @@
           <w:color w:val="5B9BD5"/>
           <w:sz w:val="23"/>
         </w:rPr>
-        <w:t>▼ 2年1組 算数「長さのたんい」(岩佐 沙恵子先生)　〜25秒〜</w:t>
+        <w:t>▼ 2年1組 算数「長さのたんい」(岩佐 沙恵子先生)　〜23秒〜</w:t>
       </w:r>
     </w:p>
     <w:p>
@@ -910,7 +855,7 @@
           <w:color w:val="5B9BD5"/>
           <w:sz w:val="23"/>
         </w:rPr>
-        <w:t>▼ 4年2組 国語「アップとルーズで伝える」(工藤 由利先生)　〜25秒〜</w:t>
+        <w:t>▼ 4年2組 国語「アップとルーズで伝える」(工藤 由利先生)　〜23秒〜</w:t>
       </w:r>
     </w:p>
     <w:p>
@@ -975,7 +920,7 @@
           <w:color w:val="5B9BD5"/>
           <w:sz w:val="23"/>
         </w:rPr>
-        <w:t>▼ 5年3組 社会「日本の国土とわたしたちのくらし」(小松 沙織先生)　〜25秒〜</w:t>
+        <w:t>▼ 5年3組 社会「日本の国土とわたしたちのくらし」(小松 沙織先生)　〜23秒〜</w:t>
       </w:r>
     </w:p>
     <w:p>
@@ -1040,7 +985,7 @@
           <w:color w:val="5B9BD5"/>
           <w:sz w:val="23"/>
         </w:rPr>
-        <w:t>▼ 6年3組 道徳「自分の役割を果たす」(松田 容子先生)　〜25秒〜</w:t>
+        <w:t>▼ 6年3組 道徳「自分の役割を果たす」(松田 容子先生)　〜23秒〜</w:t>
       </w:r>
     </w:p>
     <w:p>
@@ -1088,7 +1033,7 @@
           <w:color w:val="1F4E79"/>
           <w:sz w:val="26"/>
         </w:rPr>
-        <w:t>■ スライド９・１０　手だて③　振り返りと次への行動　〜2分10秒〜</w:t>
+        <w:t>■ スライド１０　手だて③　振り返りと次への行動　〜2分00秒〜</w:t>
       </w:r>
     </w:p>
     <w:p>
@@ -1136,7 +1081,7 @@
           <w:color w:val="5B9BD5"/>
           <w:sz w:val="23"/>
         </w:rPr>
-        <w:t>▼ 2年2組 道徳「ともだちとなかよく」(中牧 万優先生)　〜25秒〜</w:t>
+        <w:t>▼ 2年2組 道徳「ともだちとなかよく」(中牧 万優先生)　〜23秒〜</w:t>
       </w:r>
     </w:p>
     <w:p>
@@ -1201,7 +1146,7 @@
           <w:color w:val="5B9BD5"/>
           <w:sz w:val="23"/>
         </w:rPr>
-        <w:t>▼ 4年1組 社会「健康なくらし」(三井 新先生)　〜25秒〜</w:t>
+        <w:t>▼ 4年1組 社会「健康なくらし」(三井 新先生)　〜23秒〜</w:t>
       </w:r>
     </w:p>
     <w:p>
@@ -1266,7 +1211,7 @@
           <w:color w:val="5B9BD5"/>
           <w:sz w:val="23"/>
         </w:rPr>
-        <w:t>▼ 5年2組 体育「ハンドボール」(古江 渓那先生)　〜25秒〜</w:t>
+        <w:t>▼ 5年2組 体育「ハンドボール」(古江 渓那先生)　〜23秒〜</w:t>
       </w:r>
     </w:p>
     <w:p>
@@ -1331,7 +1276,7 @@
           <w:color w:val="5B9BD5"/>
           <w:sz w:val="23"/>
         </w:rPr>
-        <w:t>▼ 6年2組 外国語「Welcome to Japan.」(木下先生)　〜25秒〜</w:t>
+        <w:t>▼ 6年2組 外国語「Welcome to Japan.」(木下先生)　〜23秒〜</w:t>
       </w:r>
     </w:p>
     <w:p>
@@ -1413,7 +1358,7 @@
           <w:color w:val="5B9BD5"/>
           <w:sz w:val="23"/>
         </w:rPr>
-        <w:t>▼ 6年2組 音楽「パートの役割を活かして合奏しよう」(見城 麻美先生)　〜20秒〜</w:t>
+        <w:t>▼ 6年2組 音楽「パートの役割を活かして合奏しよう」(見城 麻美先生)　〜18秒〜</w:t>
       </w:r>
     </w:p>
     <w:p>
@@ -1478,7 +1423,7 @@
           <w:color w:val="1F4E79"/>
           <w:sz w:val="26"/>
         </w:rPr>
-        <w:t>■ スライド１１　３つの手だて(再掲)　〜15秒〜</w:t>
+        <w:t>■ スライド１１　３つの手だて(再掲)　〜5秒〜</w:t>
       </w:r>
     </w:p>
     <w:p>
@@ -1526,41 +1471,7 @@
           <w:color w:val="1F4E79"/>
           <w:sz w:val="26"/>
         </w:rPr>
-        <w:t>■ スライド１２　今後に向けて　〜25秒〜</w:t>
-      </w:r>
-    </w:p>
-    <w:p>
-      <w:pPr>
-        <w:spacing w:before="40" w:after="120"/>
-        <w:ind w:left="283"/>
-        <w:pBdr>
-          <w:left w:val="single" w:sz="18" w:space="8" w:color="5B9BD5"/>
-        </w:pBdr>
-      </w:pPr>
-      <w:r>
-        <w:rPr>
-          <w:rFonts w:ascii="メイリオ" w:hAnsi="メイリオ" w:eastAsia="メイリオ"/>
-          <w:b w:val="0"/>
-          <w:sz w:val="22"/>
-        </w:rPr>
-        <w:t>向山小の先生方が、指導案の「指導上の工夫・評価」欄に、</w:t>
-      </w:r>
-      <w:r>
-        <w:rPr>
-          <w:rFonts w:ascii="メイリオ" w:hAnsi="メイリオ" w:eastAsia="メイリオ"/>
-          <w:b/>
-          <w:color w:val="C00000"/>
-          <w:sz w:val="22"/>
-        </w:rPr>
-        <w:t>子どもの具体的な姿を思い浮かべながら手だてを構築</w:t>
-      </w:r>
-      <w:r>
-        <w:rPr>
-          <w:rFonts w:ascii="メイリオ" w:hAnsi="メイリオ" w:eastAsia="メイリオ"/>
-          <w:b w:val="0"/>
-          <w:sz w:val="22"/>
-        </w:rPr>
-        <w:t>されていることが、本日の事実から伝わってきました。</w:t>
+        <w:t>■ スライド１２　今後に向けて　〜10秒〜</w:t>
       </w:r>
     </w:p>
     <w:p>
@@ -1586,7 +1497,7 @@
           <w:b w:val="0"/>
           <w:sz w:val="22"/>
         </w:rPr>
-        <w:t>です。</w:t>
+        <w:t>です。本日の事実を、明日の授業改善へ。</w:t>
       </w:r>
     </w:p>
     <w:p>
@@ -1600,7 +1511,7 @@
           <w:color w:val="1F4E79"/>
           <w:sz w:val="26"/>
         </w:rPr>
-        <w:t>■ スライド１３・１４・１５　まとめ　〜1分10秒〜</w:t>
+        <w:t>■ スライド１３　まとめ①　ファシリテーター　〜30秒〜</w:t>
       </w:r>
     </w:p>
     <w:p>
@@ -1617,21 +1528,7 @@
           <w:b w:val="0"/>
           <w:sz w:val="22"/>
         </w:rPr>
-        <w:t>最後に、教師の役割で大切にしたいことを2点。</w:t>
-      </w:r>
-    </w:p>
-    <w:p>
-      <w:pPr>
-        <w:spacing w:before="120" w:after="40"/>
-      </w:pPr>
-      <w:r>
-        <w:rPr>
-          <w:rFonts w:ascii="メイリオ" w:hAnsi="メイリオ" w:eastAsia="メイリオ"/>
-          <w:b/>
-          <w:color w:val="5B9BD5"/>
-          <w:sz w:val="23"/>
-        </w:rPr>
-        <w:t>▼ ファシリテーターとしての「問い」と「価値付け」</w:t>
+        <w:t>最後に、教師の役割で大切にしたいことをお伝えします。</w:t>
       </w:r>
     </w:p>
     <w:p>
@@ -1645,10 +1542,19 @@
       <w:r>
         <w:rPr>
           <w:rFonts w:ascii="メイリオ" w:hAnsi="メイリオ" w:eastAsia="メイリオ"/>
+          <w:b/>
+          <w:color w:val="C00000"/>
+          <w:sz w:val="22"/>
+        </w:rPr>
+        <w:t>ファシリテーターとしての「問い」と「価値付け」</w:t>
+      </w:r>
+      <w:r>
+        <w:rPr>
+          <w:rFonts w:ascii="メイリオ" w:hAnsi="メイリオ" w:eastAsia="メイリオ"/>
           <w:b w:val="0"/>
           <w:sz w:val="22"/>
         </w:rPr>
-        <w:t>聞きたくなる話題、考えたくなる発問、追発問で対話を深める。そして「いい質問だね」と価値付け、発言を言語化して返す。</w:t>
+        <w:t>。聞きたくなる話題、考えたくなる発問、追発問で対話を深める。そして「いい質問だね」と価値付け、発言を言語化して返す。</w:t>
       </w:r>
       <w:r>
         <w:rPr>
@@ -1670,16 +1576,16 @@
     </w:p>
     <w:p>
       <w:pPr>
-        <w:spacing w:before="120" w:after="40"/>
+        <w:spacing w:before="200" w:after="80"/>
       </w:pPr>
       <w:r>
         <w:rPr>
           <w:rFonts w:ascii="メイリオ" w:hAnsi="メイリオ" w:eastAsia="メイリオ"/>
           <w:b/>
-          <w:color w:val="5B9BD5"/>
-          <w:sz w:val="23"/>
+          <w:color w:val="1F4E79"/>
+          <w:sz w:val="26"/>
         </w:rPr>
-        <w:t>▼ 「教えたか」から「学んだか」へ</w:t>
+        <w:t>■ スライド１４　まとめ②　教えたか→学んだか　〜20秒〜</w:t>
       </w:r>
     </w:p>
     <w:p>
@@ -1718,16 +1624,223 @@
     </w:p>
     <w:p>
       <w:pPr>
-        <w:spacing w:before="120" w:after="40"/>
+        <w:spacing w:before="200" w:after="80"/>
       </w:pPr>
       <w:r>
         <w:rPr>
           <w:rFonts w:ascii="メイリオ" w:hAnsi="メイリオ" w:eastAsia="メイリオ"/>
           <w:b/>
-          <w:color w:val="5B9BD5"/>
-          <w:sz w:val="23"/>
+          <w:color w:val="1F4E79"/>
+          <w:sz w:val="26"/>
         </w:rPr>
-        <w:t>▼ 終わりに</w:t>
+        <w:t>■ スライド１５　ICTの効果的な活用事例　〜20秒〜</w:t>
+      </w:r>
+    </w:p>
+    <w:p>
+      <w:pPr>
+        <w:spacing w:before="40" w:after="120"/>
+        <w:ind w:left="283"/>
+        <w:pBdr>
+          <w:left w:val="single" w:sz="18" w:space="8" w:color="5B9BD5"/>
+        </w:pBdr>
+      </w:pPr>
+      <w:r>
+        <w:rPr>
+          <w:rFonts w:ascii="メイリオ" w:hAnsi="メイリオ" w:eastAsia="メイリオ"/>
+          <w:b w:val="0"/>
+          <w:sz w:val="22"/>
+        </w:rPr>
+        <w:t>本日の授業でも、随所で</w:t>
+      </w:r>
+      <w:r>
+        <w:rPr>
+          <w:rFonts w:ascii="メイリオ" w:hAnsi="メイリオ" w:eastAsia="メイリオ"/>
+          <w:b/>
+          <w:color w:val="C00000"/>
+          <w:sz w:val="22"/>
+        </w:rPr>
+        <w:t>ICTが効果的に活用</w:t>
+      </w:r>
+      <w:r>
+        <w:rPr>
+          <w:rFonts w:ascii="メイリオ" w:hAnsi="メイリオ" w:eastAsia="メイリオ"/>
+          <w:b w:val="0"/>
+          <w:sz w:val="22"/>
+        </w:rPr>
+        <w:t>されていました。子供たちがタブレットで</w:t>
+      </w:r>
+      <w:r>
+        <w:rPr>
+          <w:rFonts w:ascii="メイリオ" w:hAnsi="メイリオ" w:eastAsia="メイリオ"/>
+          <w:b/>
+          <w:color w:val="C00000"/>
+          <w:sz w:val="22"/>
+        </w:rPr>
+        <w:t>試行錯誤しながら、自分に合った方法で学ぶ</w:t>
+      </w:r>
+      <w:r>
+        <w:rPr>
+          <w:rFonts w:ascii="メイリオ" w:hAnsi="メイリオ" w:eastAsia="メイリオ"/>
+          <w:b w:val="0"/>
+          <w:sz w:val="22"/>
+        </w:rPr>
+        <w:t>姿。これはまさに、</w:t>
+      </w:r>
+      <w:r>
+        <w:rPr>
+          <w:rFonts w:ascii="メイリオ" w:hAnsi="メイリオ" w:eastAsia="メイリオ"/>
+          <w:b/>
+          <w:color w:val="C00000"/>
+          <w:sz w:val="22"/>
+        </w:rPr>
+        <w:t>個別最適な学びと協働的な学びの一体的な充実</w:t>
+      </w:r>
+      <w:r>
+        <w:rPr>
+          <w:rFonts w:ascii="メイリオ" w:hAnsi="メイリオ" w:eastAsia="メイリオ"/>
+          <w:b w:val="0"/>
+          <w:sz w:val="22"/>
+        </w:rPr>
+        <w:t>の入口です。</w:t>
+      </w:r>
+    </w:p>
+    <w:p>
+      <w:pPr>
+        <w:spacing w:before="200" w:after="80"/>
+      </w:pPr>
+      <w:r>
+        <w:rPr>
+          <w:rFonts w:ascii="メイリオ" w:hAnsi="メイリオ" w:eastAsia="メイリオ"/>
+          <w:b/>
+          <w:color w:val="1F4E79"/>
+          <w:sz w:val="26"/>
+        </w:rPr>
+        <w:t>■ スライド１６　今後のICT活用に向けて　〜20秒〜</w:t>
+      </w:r>
+    </w:p>
+    <w:p>
+      <w:pPr>
+        <w:spacing w:before="40" w:after="120"/>
+        <w:ind w:left="283"/>
+        <w:pBdr>
+          <w:left w:val="single" w:sz="18" w:space="8" w:color="5B9BD5"/>
+        </w:pBdr>
+      </w:pPr>
+      <w:r>
+        <w:rPr>
+          <w:rFonts w:ascii="メイリオ" w:hAnsi="メイリオ" w:eastAsia="メイリオ"/>
+          <w:b w:val="0"/>
+          <w:sz w:val="22"/>
+        </w:rPr>
+        <w:t>ICTは、3つの方向で主体的な学びを支えます。</w:t>
+      </w:r>
+    </w:p>
+    <w:p>
+      <w:pPr>
+        <w:spacing w:before="40" w:after="120"/>
+        <w:ind w:left="283"/>
+        <w:pBdr>
+          <w:left w:val="single" w:sz="18" w:space="8" w:color="5B9BD5"/>
+        </w:pBdr>
+      </w:pPr>
+      <w:r>
+        <w:rPr>
+          <w:rFonts w:ascii="メイリオ" w:hAnsi="メイリオ" w:eastAsia="メイリオ"/>
+          <w:b/>
+          <w:color w:val="C00000"/>
+          <w:sz w:val="22"/>
+        </w:rPr>
+        <w:t>①個別最適な学び</w:t>
+      </w:r>
+      <w:r>
+        <w:rPr>
+          <w:rFonts w:ascii="メイリオ" w:hAnsi="メイリオ" w:eastAsia="メイリオ"/>
+          <w:b w:val="0"/>
+          <w:sz w:val="22"/>
+        </w:rPr>
+        <w:t>(自分のペース)、</w:t>
+      </w:r>
+      <w:r>
+        <w:rPr>
+          <w:rFonts w:ascii="メイリオ" w:hAnsi="メイリオ" w:eastAsia="メイリオ"/>
+          <w:b/>
+          <w:color w:val="C00000"/>
+          <w:sz w:val="22"/>
+        </w:rPr>
+        <w:t>②協働的な学び</w:t>
+      </w:r>
+      <w:r>
+        <w:rPr>
+          <w:rFonts w:ascii="メイリオ" w:hAnsi="メイリオ" w:eastAsia="メイリオ"/>
+          <w:b w:val="0"/>
+          <w:sz w:val="22"/>
+        </w:rPr>
+        <w:t>(リアルタイム共有)、</w:t>
+      </w:r>
+      <w:r>
+        <w:rPr>
+          <w:rFonts w:ascii="メイリオ" w:hAnsi="メイリオ" w:eastAsia="メイリオ"/>
+          <w:b/>
+          <w:color w:val="C00000"/>
+          <w:sz w:val="22"/>
+        </w:rPr>
+        <w:t>③教師の見取り</w:t>
+      </w:r>
+      <w:r>
+        <w:rPr>
+          <w:rFonts w:ascii="メイリオ" w:hAnsi="メイリオ" w:eastAsia="メイリオ"/>
+          <w:b w:val="0"/>
+          <w:sz w:val="22"/>
+        </w:rPr>
+        <w:t>(思考過程の可視化)。</w:t>
+      </w:r>
+    </w:p>
+    <w:p>
+      <w:pPr>
+        <w:spacing w:before="40" w:after="120"/>
+        <w:ind w:left="283"/>
+        <w:pBdr>
+          <w:left w:val="single" w:sz="18" w:space="8" w:color="5B9BD5"/>
+        </w:pBdr>
+      </w:pPr>
+      <w:r>
+        <w:rPr>
+          <w:rFonts w:ascii="メイリオ" w:hAnsi="メイリオ" w:eastAsia="メイリオ"/>
+          <w:b w:val="0"/>
+          <w:sz w:val="22"/>
+        </w:rPr>
+        <w:t>試行錯誤を恐れず、子供たちと共に</w:t>
+      </w:r>
+      <w:r>
+        <w:rPr>
+          <w:rFonts w:ascii="メイリオ" w:hAnsi="メイリオ" w:eastAsia="メイリオ"/>
+          <w:b/>
+          <w:color w:val="C00000"/>
+          <w:sz w:val="22"/>
+        </w:rPr>
+        <w:t>新しい授業の形</w:t>
+      </w:r>
+      <w:r>
+        <w:rPr>
+          <w:rFonts w:ascii="メイリオ" w:hAnsi="メイリオ" w:eastAsia="メイリオ"/>
+          <w:b w:val="0"/>
+          <w:sz w:val="22"/>
+        </w:rPr>
+        <w:t>をつくっていただきたいと思います。</w:t>
+      </w:r>
+    </w:p>
+    <w:p>
+      <w:pPr>
+        <w:spacing w:before="200" w:after="80"/>
+      </w:pPr>
+      <w:r>
+        <w:rPr>
+          <w:rFonts w:ascii="メイリオ" w:hAnsi="メイリオ" w:eastAsia="メイリオ"/>
+          <w:b/>
+          <w:color w:val="1F4E79"/>
+          <w:sz w:val="26"/>
+        </w:rPr>
+        <w:t>■ スライド１７　終わりに　〜20秒〜</w:t>
       </w:r>
     </w:p>
     <w:p>
@@ -1775,7 +1888,7 @@
           <w:color w:val="1F4E79"/>
           <w:sz w:val="32"/>
         </w:rPr>
-        <w:t>タイム配分サマリー(第4版)</w:t>
+        <w:t>タイム配分サマリー（第6版・ICT追加）</w:t>
       </w:r>
     </w:p>
     <w:tbl>
@@ -1990,7 +2103,7 @@
                 <w:b w:val="0"/>
                 <w:sz w:val="19"/>
               </w:rPr>
-              <w:t>0:15</w:t>
+              <w:t>0:10</w:t>
             </w:r>
           </w:p>
         </w:tc>
@@ -2040,7 +2153,7 @@
                 <w:b w:val="0"/>
                 <w:sz w:val="19"/>
               </w:rPr>
-              <w:t>0:25</w:t>
+              <w:t>0:30</w:t>
             </w:r>
           </w:p>
         </w:tc>
@@ -2090,7 +2203,7 @@
                 <w:b w:val="0"/>
                 <w:sz w:val="19"/>
               </w:rPr>
-              <w:t>0:30</w:t>
+              <w:t>0:20</w:t>
             </w:r>
           </w:p>
         </w:tc>
@@ -2124,7 +2237,7 @@
                 <w:b w:val="0"/>
                 <w:sz w:val="19"/>
               </w:rPr>
-              <w:t>手だて①(1年体育/3年算数4学級/5-1図工)</w:t>
+              <w:t>手だて①その1(1年体育/5-1図工/5-1外国語)</w:t>
             </w:r>
           </w:p>
         </w:tc>
@@ -2140,7 +2253,7 @@
                 <w:b w:val="0"/>
                 <w:sz w:val="19"/>
               </w:rPr>
-              <w:t>2:00</w:t>
+              <w:t>1:35</w:t>
             </w:r>
           </w:p>
         </w:tc>
@@ -2174,7 +2287,7 @@
                 <w:b w:val="0"/>
                 <w:sz w:val="19"/>
               </w:rPr>
-              <w:t>手だて②(2-1算/4-2国/5-3社/6-3道)</w:t>
+              <w:t>手だて①その2(3年算数4学級)</w:t>
             </w:r>
           </w:p>
         </w:tc>
@@ -2190,7 +2303,7 @@
                 <w:b w:val="0"/>
                 <w:sz w:val="19"/>
               </w:rPr>
-              <w:t>1:50</w:t>
+              <w:t>0:50</w:t>
             </w:r>
           </w:p>
         </w:tc>
@@ -2208,7 +2321,57 @@
                 <w:b w:val="0"/>
                 <w:sz w:val="19"/>
               </w:rPr>
-              <w:t>スライド9-10</w:t>
+              <w:t>スライド9</w:t>
+            </w:r>
+          </w:p>
+        </w:tc>
+        <w:tc>
+          <w:tcPr>
+            <w:tcW w:type="dxa" w:w="6236"/>
+          </w:tcPr>
+          <w:p>
+            <w:r/>
+            <w:r>
+              <w:rPr>
+                <w:rFonts w:ascii="メイリオ" w:hAnsi="メイリオ" w:eastAsia="メイリオ"/>
+                <w:b w:val="0"/>
+                <w:sz w:val="19"/>
+              </w:rPr>
+              <w:t>手だて②(2-1算/4-2国/5-3社/6-3道)</w:t>
+            </w:r>
+          </w:p>
+        </w:tc>
+        <w:tc>
+          <w:tcPr>
+            <w:tcW w:type="dxa" w:w="1134"/>
+          </w:tcPr>
+          <w:p>
+            <w:r/>
+            <w:r>
+              <w:rPr>
+                <w:rFonts w:ascii="メイリオ" w:hAnsi="メイリオ" w:eastAsia="メイリオ"/>
+                <w:b w:val="0"/>
+                <w:sz w:val="19"/>
+              </w:rPr>
+              <w:t>1:40</w:t>
+            </w:r>
+          </w:p>
+        </w:tc>
+      </w:tr>
+      <w:tr>
+        <w:tc>
+          <w:tcPr>
+            <w:tcW w:type="dxa" w:w="1417"/>
+          </w:tcPr>
+          <w:p>
+            <w:r/>
+            <w:r>
+              <w:rPr>
+                <w:rFonts w:ascii="メイリオ" w:hAnsi="メイリオ" w:eastAsia="メイリオ"/>
+                <w:b w:val="0"/>
+                <w:sz w:val="19"/>
+              </w:rPr>
+              <w:t>スライド10</w:t>
             </w:r>
           </w:p>
         </w:tc>
@@ -2240,7 +2403,7 @@
                 <w:b w:val="0"/>
                 <w:sz w:val="19"/>
               </w:rPr>
-              <w:t>2:10</w:t>
+              <w:t>2:00</w:t>
             </w:r>
           </w:p>
         </w:tc>
@@ -2290,7 +2453,7 @@
                 <w:b w:val="0"/>
                 <w:sz w:val="19"/>
               </w:rPr>
-              <w:t>0:15</w:t>
+              <w:t>0:05</w:t>
             </w:r>
           </w:p>
         </w:tc>
@@ -2340,7 +2503,7 @@
                 <w:b w:val="0"/>
                 <w:sz w:val="19"/>
               </w:rPr>
-              <w:t>0:25</w:t>
+              <w:t>0:10</w:t>
             </w:r>
           </w:p>
         </w:tc>
@@ -2358,7 +2521,7 @@
                 <w:b w:val="0"/>
                 <w:sz w:val="19"/>
               </w:rPr>
-              <w:t>スライド13-15</w:t>
+              <w:t>スライド13</w:t>
             </w:r>
           </w:p>
         </w:tc>
@@ -2374,7 +2537,7 @@
                 <w:b w:val="0"/>
                 <w:sz w:val="19"/>
               </w:rPr>
-              <w:t>まとめ</w:t>
+              <w:t>まとめ①ファシリテーター</w:t>
             </w:r>
           </w:p>
         </w:tc>
@@ -2390,7 +2553,207 @@
                 <w:b w:val="0"/>
                 <w:sz w:val="19"/>
               </w:rPr>
-              <w:t>1:10</w:t>
+              <w:t>0:30</w:t>
+            </w:r>
+          </w:p>
+        </w:tc>
+      </w:tr>
+      <w:tr>
+        <w:tc>
+          <w:tcPr>
+            <w:tcW w:type="dxa" w:w="1417"/>
+          </w:tcPr>
+          <w:p>
+            <w:r/>
+            <w:r>
+              <w:rPr>
+                <w:rFonts w:ascii="メイリオ" w:hAnsi="メイリオ" w:eastAsia="メイリオ"/>
+                <w:b w:val="0"/>
+                <w:sz w:val="19"/>
+              </w:rPr>
+              <w:t>スライド14</w:t>
+            </w:r>
+          </w:p>
+        </w:tc>
+        <w:tc>
+          <w:tcPr>
+            <w:tcW w:type="dxa" w:w="6236"/>
+          </w:tcPr>
+          <w:p>
+            <w:r/>
+            <w:r>
+              <w:rPr>
+                <w:rFonts w:ascii="メイリオ" w:hAnsi="メイリオ" w:eastAsia="メイリオ"/>
+                <w:b w:val="0"/>
+                <w:sz w:val="19"/>
+              </w:rPr>
+              <w:t>まとめ②教えたか→学んだか</w:t>
+            </w:r>
+          </w:p>
+        </w:tc>
+        <w:tc>
+          <w:tcPr>
+            <w:tcW w:type="dxa" w:w="1134"/>
+          </w:tcPr>
+          <w:p>
+            <w:r/>
+            <w:r>
+              <w:rPr>
+                <w:rFonts w:ascii="メイリオ" w:hAnsi="メイリオ" w:eastAsia="メイリオ"/>
+                <w:b w:val="0"/>
+                <w:sz w:val="19"/>
+              </w:rPr>
+              <w:t>0:20</w:t>
+            </w:r>
+          </w:p>
+        </w:tc>
+      </w:tr>
+      <w:tr>
+        <w:tc>
+          <w:tcPr>
+            <w:tcW w:type="dxa" w:w="1417"/>
+          </w:tcPr>
+          <w:p>
+            <w:r/>
+            <w:r>
+              <w:rPr>
+                <w:rFonts w:ascii="メイリオ" w:hAnsi="メイリオ" w:eastAsia="メイリオ"/>
+                <w:b w:val="0"/>
+                <w:sz w:val="19"/>
+              </w:rPr>
+              <w:t>スライド15</w:t>
+            </w:r>
+          </w:p>
+        </w:tc>
+        <w:tc>
+          <w:tcPr>
+            <w:tcW w:type="dxa" w:w="6236"/>
+          </w:tcPr>
+          <w:p>
+            <w:r/>
+            <w:r>
+              <w:rPr>
+                <w:rFonts w:ascii="メイリオ" w:hAnsi="メイリオ" w:eastAsia="メイリオ"/>
+                <w:b w:val="0"/>
+                <w:sz w:val="19"/>
+              </w:rPr>
+              <w:t>★ICTの効果的な活用事例</w:t>
+            </w:r>
+          </w:p>
+        </w:tc>
+        <w:tc>
+          <w:tcPr>
+            <w:tcW w:type="dxa" w:w="1134"/>
+          </w:tcPr>
+          <w:p>
+            <w:r/>
+            <w:r>
+              <w:rPr>
+                <w:rFonts w:ascii="メイリオ" w:hAnsi="メイリオ" w:eastAsia="メイリオ"/>
+                <w:b w:val="0"/>
+                <w:sz w:val="19"/>
+              </w:rPr>
+              <w:t>0:20</w:t>
+            </w:r>
+          </w:p>
+        </w:tc>
+      </w:tr>
+      <w:tr>
+        <w:tc>
+          <w:tcPr>
+            <w:tcW w:type="dxa" w:w="1417"/>
+          </w:tcPr>
+          <w:p>
+            <w:r/>
+            <w:r>
+              <w:rPr>
+                <w:rFonts w:ascii="メイリオ" w:hAnsi="メイリオ" w:eastAsia="メイリオ"/>
+                <w:b w:val="0"/>
+                <w:sz w:val="19"/>
+              </w:rPr>
+              <w:t>スライド16</w:t>
+            </w:r>
+          </w:p>
+        </w:tc>
+        <w:tc>
+          <w:tcPr>
+            <w:tcW w:type="dxa" w:w="6236"/>
+          </w:tcPr>
+          <w:p>
+            <w:r/>
+            <w:r>
+              <w:rPr>
+                <w:rFonts w:ascii="メイリオ" w:hAnsi="メイリオ" w:eastAsia="メイリオ"/>
+                <w:b w:val="0"/>
+                <w:sz w:val="19"/>
+              </w:rPr>
+              <w:t>★今後のICT活用に向けて</w:t>
+            </w:r>
+          </w:p>
+        </w:tc>
+        <w:tc>
+          <w:tcPr>
+            <w:tcW w:type="dxa" w:w="1134"/>
+          </w:tcPr>
+          <w:p>
+            <w:r/>
+            <w:r>
+              <w:rPr>
+                <w:rFonts w:ascii="メイリオ" w:hAnsi="メイリオ" w:eastAsia="メイリオ"/>
+                <w:b w:val="0"/>
+                <w:sz w:val="19"/>
+              </w:rPr>
+              <w:t>0:20</w:t>
+            </w:r>
+          </w:p>
+        </w:tc>
+      </w:tr>
+      <w:tr>
+        <w:tc>
+          <w:tcPr>
+            <w:tcW w:type="dxa" w:w="1417"/>
+          </w:tcPr>
+          <w:p>
+            <w:r/>
+            <w:r>
+              <w:rPr>
+                <w:rFonts w:ascii="メイリオ" w:hAnsi="メイリオ" w:eastAsia="メイリオ"/>
+                <w:b w:val="0"/>
+                <w:sz w:val="19"/>
+              </w:rPr>
+              <w:t>スライド17</w:t>
+            </w:r>
+          </w:p>
+        </w:tc>
+        <w:tc>
+          <w:tcPr>
+            <w:tcW w:type="dxa" w:w="6236"/>
+          </w:tcPr>
+          <w:p>
+            <w:r/>
+            <w:r>
+              <w:rPr>
+                <w:rFonts w:ascii="メイリオ" w:hAnsi="メイリオ" w:eastAsia="メイリオ"/>
+                <w:b w:val="0"/>
+                <w:sz w:val="19"/>
+              </w:rPr>
+              <w:t>終わりに</w:t>
+            </w:r>
+          </w:p>
+        </w:tc>
+        <w:tc>
+          <w:tcPr>
+            <w:tcW w:type="dxa" w:w="1134"/>
+          </w:tcPr>
+          <w:p>
+            <w:r/>
+            <w:r>
+              <w:rPr>
+                <w:rFonts w:ascii="メイリオ" w:hAnsi="メイリオ" w:eastAsia="メイリオ"/>
+                <w:b w:val="0"/>
+                <w:sz w:val="19"/>
+              </w:rPr>
+              <w:t>0:20</w:t>
             </w:r>
           </w:p>
         </w:tc>
@@ -2456,7 +2819,7 @@
           <w:color w:val="1F4E79"/>
           <w:sz w:val="21"/>
         </w:rPr>
-        <w:t>先生方の講評に充てる時間：6分00秒(全体の60%)  /  取り上げる授業：12単元・16名の先生</w:t>
+        <w:t>先生方の講評：6分05秒(61%) / ICT解説：40秒 / 全17名カバー</w:t>
       </w:r>
     </w:p>
     <w:p>
@@ -2473,7 +2836,7 @@
           <w:color w:val="1F4E79"/>
           <w:sz w:val="32"/>
         </w:rPr>
-        <w:t>当日 撮影推奨写真リスト(第4版・再分類)</w:t>
+        <w:t>当日 撮影推奨写真リスト</w:t>
       </w:r>
     </w:p>
     <w:p>
@@ -2501,7 +2864,7 @@
           <w:color w:val="1F4E79"/>
           <w:sz w:val="26"/>
         </w:rPr>
-        <w:t>■ 手だて①関心(スライド7)</w:t>
+        <w:t>■ 手だて①関心 その1(スライド7)</w:t>
       </w:r>
     </w:p>
     <w:tbl>
@@ -2581,41 +2944,7 @@
                 <w:b w:val="0"/>
                 <w:sz w:val="19"/>
               </w:rPr>
-              <w:t>エビカニクスの全景／ターゲット・段ボール・ロケットの3つの場の比較ショット／投げる瞬間の歓声</w:t>
-            </w:r>
-          </w:p>
-        </w:tc>
-      </w:tr>
-      <w:tr>
-        <w:tc>
-          <w:tcPr>
-            <w:tcW w:type="dxa" w:w="2835"/>
-          </w:tcPr>
-          <w:p>
-            <w:r/>
-            <w:r>
-              <w:rPr>
-                <w:rFonts w:ascii="メイリオ" w:hAnsi="メイリオ" w:eastAsia="メイリオ"/>
-                <w:b w:val="0"/>
-                <w:sz w:val="19"/>
-              </w:rPr>
-              <w:t>★3-1/3-2/3-3/少人数 算数</w:t>
-            </w:r>
-          </w:p>
-        </w:tc>
-        <w:tc>
-          <w:tcPr>
-            <w:tcW w:type="dxa" w:w="6520"/>
-          </w:tcPr>
-          <w:p>
-            <w:r/>
-            <w:r>
-              <w:rPr>
-                <w:rFonts w:ascii="メイリオ" w:hAnsi="メイリオ" w:eastAsia="メイリオ"/>
-                <w:b w:val="0"/>
-                <w:sz w:val="19"/>
-              </w:rPr>
-              <w:t>4学級の板書を横並びで1枚に編集(1000円札の場面提示が4通り)／少人数の個別支援の距離感</w:t>
+              <w:t>エビカニクス全景／ターゲット・段ボール・ロケットの3つの場の比較／投げる瞬間</w:t>
             </w:r>
           </w:p>
         </w:tc>
@@ -2654,6 +2983,40 @@
           </w:p>
         </w:tc>
       </w:tr>
+      <w:tr>
+        <w:tc>
+          <w:tcPr>
+            <w:tcW w:type="dxa" w:w="2835"/>
+          </w:tcPr>
+          <w:p>
+            <w:r/>
+            <w:r>
+              <w:rPr>
+                <w:rFonts w:ascii="メイリオ" w:hAnsi="メイリオ" w:eastAsia="メイリオ"/>
+                <w:b w:val="0"/>
+                <w:sz w:val="19"/>
+              </w:rPr>
+              <w:t>5-1 外国語(三宅 真行)</w:t>
+            </w:r>
+          </w:p>
+        </w:tc>
+        <w:tc>
+          <w:tcPr>
+            <w:tcW w:type="dxa" w:w="6520"/>
+          </w:tcPr>
+          <w:p>
+            <w:r/>
+            <w:r>
+              <w:rPr>
+                <w:rFonts w:ascii="メイリオ" w:hAnsi="メイリオ" w:eastAsia="メイリオ"/>
+                <w:b w:val="0"/>
+                <w:sz w:val="19"/>
+              </w:rPr>
+              <w:t>誕生月マップや月名カード／ペアトーク／Small Talk導入</w:t>
+            </w:r>
+          </w:p>
+        </w:tc>
+      </w:tr>
     </w:tbl>
     <w:p>
       <w:pPr>
@@ -2666,7 +3029,104 @@
           <w:color w:val="1F4E79"/>
           <w:sz w:val="26"/>
         </w:rPr>
-        <w:t>■ 手だて②考え(スライド8)</w:t>
+        <w:t>■ 手だて①関心 その2(スライド8)</w:t>
+      </w:r>
+    </w:p>
+    <w:tbl>
+      <w:tblPr>
+        <w:tblStyle w:val="LightGrid-Accent1"/>
+        <w:tblW w:type="auto" w:w="0"/>
+        <w:tblLook w:firstColumn="1" w:firstRow="1" w:lastColumn="0" w:lastRow="0" w:noHBand="0" w:noVBand="1" w:val="04A0"/>
+      </w:tblPr>
+      <w:tblGrid>
+        <w:gridCol w:w="4986"/>
+        <w:gridCol w:w="4986"/>
+      </w:tblGrid>
+      <w:tr>
+        <w:tc>
+          <w:tcPr>
+            <w:tcW w:type="dxa" w:w="2835"/>
+            <w:shd w:fill="1F4E79"/>
+          </w:tcPr>
+          <w:p>
+            <w:r/>
+            <w:r>
+              <w:rPr>
+                <w:rFonts w:ascii="メイリオ" w:hAnsi="メイリオ" w:eastAsia="メイリオ"/>
+                <w:b/>
+                <w:color w:val="FFFFFF"/>
+                <w:sz w:val="20"/>
+              </w:rPr>
+              <w:t>学級・教科</w:t>
+            </w:r>
+          </w:p>
+        </w:tc>
+        <w:tc>
+          <w:tcPr>
+            <w:tcW w:type="dxa" w:w="6520"/>
+            <w:shd w:fill="1F4E79"/>
+          </w:tcPr>
+          <w:p>
+            <w:r/>
+            <w:r>
+              <w:rPr>
+                <w:rFonts w:ascii="メイリオ" w:hAnsi="メイリオ" w:eastAsia="メイリオ"/>
+                <w:b/>
+                <w:color w:val="FFFFFF"/>
+                <w:sz w:val="20"/>
+              </w:rPr>
+              <w:t>推奨ショット</w:t>
+            </w:r>
+          </w:p>
+        </w:tc>
+      </w:tr>
+      <w:tr>
+        <w:tc>
+          <w:tcPr>
+            <w:tcW w:type="dxa" w:w="2835"/>
+          </w:tcPr>
+          <w:p>
+            <w:r/>
+            <w:r>
+              <w:rPr>
+                <w:rFonts w:ascii="メイリオ" w:hAnsi="メイリオ" w:eastAsia="メイリオ"/>
+                <w:b w:val="0"/>
+                <w:sz w:val="19"/>
+              </w:rPr>
+              <w:t>★3-1/3-2/3-3/少人数 算数</w:t>
+            </w:r>
+          </w:p>
+        </w:tc>
+        <w:tc>
+          <w:tcPr>
+            <w:tcW w:type="dxa" w:w="6520"/>
+          </w:tcPr>
+          <w:p>
+            <w:r/>
+            <w:r>
+              <w:rPr>
+                <w:rFonts w:ascii="メイリオ" w:hAnsi="メイリオ" w:eastAsia="メイリオ"/>
+                <w:b w:val="0"/>
+                <w:sz w:val="19"/>
+              </w:rPr>
+              <w:t>4学級の板書を横並びで1枚に編集(1000円札の場面提示)／少人数の個別支援</w:t>
+            </w:r>
+          </w:p>
+        </w:tc>
+      </w:tr>
+    </w:tbl>
+    <w:p>
+      <w:pPr>
+        <w:spacing w:before="200" w:after="80"/>
+      </w:pPr>
+      <w:r>
+        <w:rPr>
+          <w:rFonts w:ascii="メイリオ" w:hAnsi="メイリオ" w:eastAsia="メイリオ"/>
+          <w:b/>
+          <w:color w:val="1F4E79"/>
+          <w:sz w:val="26"/>
+        </w:rPr>
+        <w:t>■ 手だて②考え(スライド9)</w:t>
       </w:r>
     </w:p>
     <w:tbl>
@@ -2865,7 +3325,7 @@
           <w:color w:val="1F4E79"/>
           <w:sz w:val="26"/>
         </w:rPr>
-        <w:t>■ 手だて③行動(スライド9・10)</w:t>
+        <w:t>■ 手だて③行動(スライド10)</w:t>
       </w:r>
     </w:p>
     <w:tbl>
@@ -3081,12 +3541,40 @@
                 <w:b w:val="0"/>
                 <w:sz w:val="19"/>
               </w:rPr>
-              <w:t>パート別練習／グループの楽器編成決定の話し合い／合奏全景</w:t>
+              <w:t>パート別練習／グループの楽器編成決定／合奏全景</w:t>
             </w:r>
           </w:p>
         </w:tc>
       </w:tr>
     </w:tbl>
+    <w:p>
+      <w:pPr>
+        <w:spacing w:before="200" w:after="80"/>
+      </w:pPr>
+      <w:r>
+        <w:rPr>
+          <w:rFonts w:ascii="メイリオ" w:hAnsi="メイリオ" w:eastAsia="メイリオ"/>
+          <w:b/>
+          <w:color w:val="1F4E79"/>
+          <w:sz w:val="26"/>
+        </w:rPr>
+        <w:t>■ ★ICT活用(スライド15)</w:t>
+      </w:r>
+    </w:p>
+    <w:p>
+      <w:pPr>
+        <w:spacing w:after="40"/>
+      </w:pPr>
+      <w:r>
+        <w:rPr>
+          <w:rFonts w:ascii="メイリオ" w:hAnsi="メイリオ" w:eastAsia="メイリオ"/>
+          <w:b w:val="0"/>
+          <w:color w:val="595959"/>
+          <w:sz w:val="21"/>
+        </w:rPr>
+        <w:t>既存：児童がタブレットで学習する写真(前回アップロードから流用済み)</w:t>
+      </w:r>
+    </w:p>
     <w:p>
       <w:pPr>
         <w:spacing w:before="200" w:after="80"/>
@@ -3154,7 +3642,7 @@
           <w:b w:val="0"/>
           <w:sz w:val="21"/>
         </w:rPr>
-        <w:t>・★複数学級合同(1年体育・3年算数)：必ず同じアングルで各クラス1枚ずつ揃える</w:t>
+        <w:t>・★複数学級合同(1年体育・3年算数)：同じアングルで各クラス1枚ずつ揃える</w:t>
       </w:r>
     </w:p>
     <w:p>
@@ -3169,20 +3657,6 @@
           <w:sz w:val="21"/>
         </w:rPr>
         <w:t>・権利：個人が特定できる正面顔は、掲載前に学校で要確認</w:t>
-      </w:r>
-    </w:p>
-    <w:p>
-      <w:pPr>
-        <w:spacing w:after="40"/>
-        <w:ind w:left="397"/>
-      </w:pPr>
-      <w:r>
-        <w:rPr>
-          <w:rFonts w:ascii="メイリオ" w:hAnsi="メイリオ" w:eastAsia="メイリオ"/>
-          <w:b w:val="0"/>
-          <w:sz w:val="21"/>
-        </w:rPr>
-        <w:t>・緊急時：撮れなかった学級は、板書・掲示物・作品の写真で代替可能</w:t>
       </w:r>
     </w:p>
     <w:p>
@@ -3210,7 +3684,7 @@
           <w:b w:val="0"/>
           <w:sz w:val="21"/>
         </w:rPr>
-        <w:t>・全16名の名前を間違えずに言えるか(岡崎／鈴木「崇」「寛」「寛明」の区別注意)</w:t>
+        <w:t>・全17名の名前を間違えずに言えるか(岡崎／鈴木「崇」「寛」「寛明」の区別)</w:t>
       </w:r>
     </w:p>
     <w:p>
@@ -3238,7 +3712,7 @@
           <w:b w:val="0"/>
           <w:sz w:val="21"/>
         </w:rPr>
-        <w:t>・手だて①の3項目で2分を超えないよう注意(特に1年体育)</w:t>
+        <w:t>・手だて①は2スライドにまたがる(スライド7→8の切り替えタイミング)</w:t>
       </w:r>
     </w:p>
     <w:p>
@@ -3253,6 +3727,20 @@
           <w:sz w:val="21"/>
         </w:rPr>
         <w:t>・手だて③の5項目で早口にならないよう注意(中盤で時計確認)</w:t>
+      </w:r>
+    </w:p>
+    <w:p>
+      <w:pPr>
+        <w:spacing w:after="40"/>
+        <w:ind w:left="397"/>
+      </w:pPr>
+      <w:r>
+        <w:rPr>
+          <w:rFonts w:ascii="メイリオ" w:hAnsi="メイリオ" w:eastAsia="メイリオ"/>
+          <w:b w:val="0"/>
+          <w:sz w:val="21"/>
+        </w:rPr>
+        <w:t>・まとめは13→14→15(ICT事例)→16(ICT今後)→17(終わりに)の5枚通し</w:t>
       </w:r>
     </w:p>
     <w:p>
